--- a/3.Операционные системы и среды.docx
+++ b/3.Операционные системы и среды.docx
@@ -7,10 +7,7 @@
         <w:pStyle w:val="1"/>
       </w:pPr>
       <w:r>
-        <w:t xml:space="preserve">#1–2 </w:t>
-      </w:r>
-      <w:r>
-        <w:t>История и назначение операционных систем</w:t>
+        <w:t>#1–2 История и назначение операционных систем</w:t>
       </w:r>
     </w:p>
     <w:p>
@@ -33,13 +30,7 @@
         <w:t>ЭВМ</w:t>
       </w:r>
       <w:r>
-        <w:t xml:space="preserve"> (электронно-вычислительная машина) </w:t>
-      </w:r>
-      <w:r>
-        <w:t>— это аппаратно-программное вычислительное устройство</w:t>
-      </w:r>
-      <w:r>
-        <w:t xml:space="preserve">, реализованное на электронных компонентах, и выполняющее заданное программой действие — </w:t>
+        <w:t xml:space="preserve"> (электронно-вычислительная машина) — это аппаратно-программное вычислительное устройство, реализованное на электронных компонентах, и выполняющее заданное программой действие — </w:t>
       </w:r>
       <w:r>
         <w:rPr>
@@ -69,10 +60,7 @@
         <w:t xml:space="preserve">Операционная система </w:t>
       </w:r>
       <w:r>
-        <w:t>— это</w:t>
-      </w:r>
-      <w:r>
-        <w:t xml:space="preserve"> набор программ, обеспечивающих работу компьютера или другого устройства и взаимодействие с ним пользователя.</w:t>
+        <w:t>— это набор программ, обеспечивающих работу компьютера или другого устройства и взаимодействие с ним пользователя.</w:t>
       </w:r>
     </w:p>
     <w:p>
@@ -550,13 +538,7 @@
         <w:ind w:left="426" w:hanging="426"/>
       </w:pPr>
       <w:r>
-        <w:t xml:space="preserve">Запуск </w:t>
-      </w:r>
-      <w:r>
-        <w:t>программ,</w:t>
-      </w:r>
-      <w:r>
-        <w:t xml:space="preserve"> созданных для работы на голом железе.</w:t>
+        <w:t>Запуск программ, созданных для работы на голом железе.</w:t>
       </w:r>
     </w:p>
     <w:p>
@@ -672,13 +654,7 @@
         <w:t>BIOS</w:t>
       </w:r>
       <w:r>
-        <w:t xml:space="preserve"> (базовая система ввода и вывода) </w:t>
-      </w:r>
-      <w:r>
-        <w:t>— это встроенное программное обеспечение</w:t>
-      </w:r>
-      <w:r>
-        <w:t xml:space="preserve"> на материнской плате компьютера. Он находится в чипе памяти, запаянной в материнской плате, и работает независимо от жёсткого диска и ОС.</w:t>
+        <w:t xml:space="preserve"> (базовая система ввода и вывода) — это встроенное программное обеспечение на материнской плате компьютера. Он находится в чипе памяти, запаянной в материнской плате, и работает независимо от жёсткого диска и ОС.</w:t>
       </w:r>
     </w:p>
     <w:p>
@@ -706,13 +682,7 @@
         <w:t>UEFI</w:t>
       </w:r>
       <w:r>
-        <w:t xml:space="preserve"> (универсальный расширяемый встроенный интерфейс) </w:t>
-      </w:r>
-      <w:r>
-        <w:t>— это</w:t>
-      </w:r>
-      <w:r>
-        <w:t xml:space="preserve"> улучшенная версия BIOS с графическим интерфейсом.</w:t>
+        <w:t xml:space="preserve"> (универсальный расширяемый встроенный интерфейс) — это улучшенная версия BIOS с графическим интерфейсом.</w:t>
       </w:r>
     </w:p>
     <w:p>
@@ -1178,14 +1148,8 @@
           <w:numId w:val="19"/>
         </w:numPr>
         <w:ind w:left="284" w:hanging="284"/>
-        <w:rPr>
-          <w:lang w:val="en-US"/>
-        </w:rPr>
-      </w:pPr>
-      <w:r>
-        <w:rPr>
-          <w:lang w:val="en-US"/>
-        </w:rPr>
+      </w:pPr>
+      <w:r>
         <w:t>GM-HAA</w:t>
       </w:r>
     </w:p>
@@ -1197,14 +1161,8 @@
           <w:numId w:val="19"/>
         </w:numPr>
         <w:ind w:left="284" w:hanging="284"/>
-        <w:rPr>
-          <w:lang w:val="en-US"/>
-        </w:rPr>
-      </w:pPr>
-      <w:r>
-        <w:rPr>
-          <w:lang w:val="en-US"/>
-        </w:rPr>
+      </w:pPr>
+      <w:r>
         <w:t>PLATO</w:t>
       </w:r>
     </w:p>
@@ -1216,14 +1174,8 @@
           <w:numId w:val="19"/>
         </w:numPr>
         <w:ind w:left="284" w:hanging="284"/>
-        <w:rPr>
-          <w:lang w:val="en-US"/>
-        </w:rPr>
-      </w:pPr>
-      <w:r>
-        <w:rPr>
-          <w:lang w:val="en-US"/>
-        </w:rPr>
+      </w:pPr>
+      <w:r>
         <w:t>UNIX</w:t>
       </w:r>
     </w:p>
@@ -1235,14 +1187,8 @@
           <w:numId w:val="19"/>
         </w:numPr>
         <w:ind w:left="284" w:hanging="284"/>
-        <w:rPr>
-          <w:lang w:val="en-US"/>
-        </w:rPr>
-      </w:pPr>
-      <w:r>
-        <w:rPr>
-          <w:lang w:val="en-US"/>
-        </w:rPr>
+      </w:pPr>
+      <w:r>
         <w:t>MS-DOS (Microsoft)</w:t>
       </w:r>
     </w:p>
@@ -1779,6 +1725,194 @@
       </w:pPr>
       <w:r>
         <w:t>Модульные (система состоит из набора независимых компонентов, которые могут быть загружены и удалены по мере необходимости)</w:t>
+      </w:r>
+    </w:p>
+    <w:p>
+      <w:pPr>
+        <w:pStyle w:val="1"/>
+      </w:pPr>
+      <w:r>
+        <w:rPr>
+          <w:lang w:val="en-US"/>
+        </w:rPr>
+        <w:t xml:space="preserve">#3 </w:t>
+      </w:r>
+      <w:r>
+        <w:t>Использование сервисных программ поддержки интерфейса</w:t>
+      </w:r>
+    </w:p>
+    <w:p>
+      <w:pPr>
+        <w:pStyle w:val="ac"/>
+      </w:pPr>
+      <w:r>
+        <w:t>04.09.25</w:t>
+      </w:r>
+    </w:p>
+    <w:p>
+      <w:pPr>
+        <w:pStyle w:val="ac"/>
+      </w:pPr>
+    </w:p>
+    <w:p>
+      <w:pPr>
+        <w:pStyle w:val="ac"/>
+      </w:pPr>
+      <w:r>
+        <w:t xml:space="preserve">Это применение программных продуктов, которые расширяют возможности ОС и предоставляют пользователю дополнительные услуги в работе с компьютером. Такие программы (утилиты) могут быть предназначены для обслуживания работы компьютера и улучшения пользовательского интерфейса, а </w:t>
+      </w:r>
+      <w:r>
+        <w:t>также</w:t>
+      </w:r>
+      <w:r>
+        <w:t xml:space="preserve"> автоматизации процессов.</w:t>
+      </w:r>
+    </w:p>
+    <w:p>
+      <w:pPr>
+        <w:pStyle w:val="ac"/>
+      </w:pPr>
+    </w:p>
+    <w:p>
+      <w:pPr>
+        <w:pStyle w:val="ac"/>
+      </w:pPr>
+      <w:r>
+        <w:t>Некоторые виды сервисных программ поддержки интерфейса:</w:t>
+      </w:r>
+    </w:p>
+    <w:p>
+      <w:pPr>
+        <w:pStyle w:val="ac"/>
+        <w:numPr>
+          <w:ilvl w:val="0"/>
+          <w:numId w:val="35"/>
+        </w:numPr>
+      </w:pPr>
+      <w:r>
+        <w:t xml:space="preserve">Программа оболочки </w:t>
+      </w:r>
+      <w:r>
+        <w:t>— это</w:t>
+      </w:r>
+      <w:r>
+        <w:t xml:space="preserve"> надстройки над ОС. Представляют новый интерфейс, делают необязательные знания ОС. ОС Windows использует оболочку FAR (Far </w:t>
+      </w:r>
+      <w:proofErr w:type="spellStart"/>
+      <w:r>
+        <w:t>manager</w:t>
+      </w:r>
+      <w:proofErr w:type="spellEnd"/>
+      <w:r>
+        <w:t>).</w:t>
+      </w:r>
+    </w:p>
+    <w:p>
+      <w:pPr>
+        <w:pStyle w:val="ac"/>
+        <w:numPr>
+          <w:ilvl w:val="0"/>
+          <w:numId w:val="35"/>
+        </w:numPr>
+      </w:pPr>
+      <w:r>
+        <w:t>Утилиты - они автоматизируют выполнение типовых, часто используемых процедур, реализация которых потребовала бы от пользователя дополнительных знаний</w:t>
+      </w:r>
+    </w:p>
+    <w:p>
+      <w:pPr>
+        <w:pStyle w:val="ac"/>
+        <w:numPr>
+          <w:ilvl w:val="0"/>
+          <w:numId w:val="35"/>
+        </w:numPr>
+      </w:pPr>
+      <w:r>
+        <w:t>Программы для работы с дисками - обеспечивают проверку работоспособности, структурирования, дефрагментацию.</w:t>
+      </w:r>
+    </w:p>
+    <w:p>
+      <w:pPr>
+        <w:pStyle w:val="ac"/>
+        <w:numPr>
+          <w:ilvl w:val="0"/>
+          <w:numId w:val="35"/>
+        </w:numPr>
+      </w:pPr>
+      <w:r>
+        <w:t xml:space="preserve">Программы для выявления неисправностей - они следят за работой системных компонентов, диагностируют и готовят отсчёты об аппаратных неисправностях, а </w:t>
+      </w:r>
+      <w:r>
+        <w:t>также</w:t>
+      </w:r>
+      <w:r>
+        <w:t xml:space="preserve"> обнаруживают системные ошибки и восстанавливают систему.</w:t>
+      </w:r>
+    </w:p>
+    <w:p>
+      <w:pPr>
+        <w:rPr>
+          <w:sz w:val="18"/>
+          <w:szCs w:val="18"/>
+          <w:lang w:val="en-US"/>
+        </w:rPr>
+      </w:pPr>
+      <w:r>
+        <w:br w:type="page"/>
+      </w:r>
+    </w:p>
+    <w:p>
+      <w:pPr>
+        <w:pStyle w:val="ac"/>
+      </w:pPr>
+      <w:r>
+        <w:lastRenderedPageBreak/>
+        <w:t>Безопасность при использовании сервисных программ поддержки интерфейсов, важно учитывать:</w:t>
+      </w:r>
+    </w:p>
+    <w:p>
+      <w:pPr>
+        <w:pStyle w:val="ac"/>
+        <w:numPr>
+          <w:ilvl w:val="0"/>
+          <w:numId w:val="37"/>
+        </w:numPr>
+      </w:pPr>
+      <w:r>
+        <w:t>Шифрование данных - конфиденциальные данные, которые обмениваются, должны быть зашифрованы.</w:t>
+      </w:r>
+    </w:p>
+    <w:p>
+      <w:pPr>
+        <w:pStyle w:val="ac"/>
+        <w:numPr>
+          <w:ilvl w:val="0"/>
+          <w:numId w:val="37"/>
+        </w:numPr>
+      </w:pPr>
+      <w:r>
+        <w:t>Строгая аутентификация - механизмы строгой аутентификация ограничивают несанкционированный доступ к пользовательским данным.</w:t>
+      </w:r>
+    </w:p>
+    <w:p>
+      <w:pPr>
+        <w:pStyle w:val="ac"/>
+        <w:numPr>
+          <w:ilvl w:val="0"/>
+          <w:numId w:val="37"/>
+        </w:numPr>
+        <w:rPr>
+          <w:lang w:val="en-US"/>
+        </w:rPr>
+      </w:pPr>
+      <w:r>
+        <w:t>Соблюдение принципа "наименьшей привилегии" - пользователем и компонентам предоставляется только минимальный доступ и разрешения, необходимый им для выполнения задач</w:t>
+      </w:r>
+      <w:r>
+        <w:rPr>
+          <w:lang w:val="en-US"/>
+        </w:rPr>
+        <w:t>.</w:t>
       </w:r>
     </w:p>
     <w:sectPr>
@@ -1929,6 +2063,92 @@
 <file path=word/numbering.xml><?xml version="1.0" encoding="utf-8"?>
 <w:numbering xmlns:wpc="http://schemas.microsoft.com/office/word/2010/wordprocessingCanvas" xmlns:cx="http://schemas.microsoft.com/office/drawing/2014/chartex" xmlns:cx1="http://schemas.microsoft.com/office/drawing/2015/9/8/chartex" xmlns:cx2="http://schemas.microsoft.com/office/drawing/2015/10/21/chartex" xmlns:cx3="http://schemas.microsoft.com/office/drawing/2016/5/9/chartex" xmlns:cx4="http://schemas.microsoft.com/office/drawing/2016/5/10/chartex" xmlns:cx5="http://schemas.microsoft.com/office/drawing/2016/5/11/chartex" xmlns:cx6="http://schemas.microsoft.com/office/drawing/2016/5/12/chartex" xmlns:cx7="http://schemas.microsoft.com/office/drawing/2016/5/13/chartex" xmlns:cx8="http://schemas.microsoft.com/office/drawing/2016/5/14/chartex" xmlns:mc="http://schemas.openxmlformats.org/markup-compatibility/2006" xmlns:aink="http://schemas.microsoft.com/office/drawing/2016/ink" xmlns:am3d="http://schemas.microsoft.com/office/drawing/2017/model3d" xmlns:o="urn:schemas-microsoft-com:office:office" xmlns:oel="http://schemas.microsoft.com/office/2019/extlst" xmlns:r="http://schemas.openxmlformats.org/officeDocument/2006/relationships" xmlns:m="http://schemas.openxmlformats.org/officeDocument/2006/math" xmlns:v="urn:schemas-microsoft-com:vml" xmlns:wp14="http://schemas.microsoft.com/office/word/2010/wordprocessingDrawing" xmlns:wp="http://schemas.openxmlformats.org/drawingml/2006/wordprocessingDrawing" xmlns:w10="urn:schemas-microsoft-com:office:word" xmlns:w="http://schemas.openxmlformats.org/wordprocessingml/2006/main" xmlns:w14="http://schemas.microsoft.com/office/word/2010/wordml" xmlns:w15="http://schemas.microsoft.com/office/word/2012/wordml" xmlns:w16cex="http://schemas.microsoft.com/office/word/2018/wordml/cex" xmlns:w16cid="http://schemas.microsoft.com/office/word/2016/wordml/cid" xmlns:w16="http://schemas.microsoft.com/office/word/2018/wordml" xmlns:w16du="http://schemas.microsoft.com/office/word/2023/wordml/word16du" xmlns:w16sdtdh="http://schemas.microsoft.com/office/word/2020/wordml/sdtdatahash" xmlns:w16sdtfl="http://schemas.microsoft.com/office/word/2024/wordml/sdtformatlock" xmlns:w16se="http://schemas.microsoft.com/office/word/2015/wordml/symex" xmlns:wpg="http://schemas.microsoft.com/office/word/2010/wordprocessingGroup" xmlns:wpi="http://schemas.microsoft.com/office/word/2010/wordprocessingInk" xmlns:wne="http://schemas.microsoft.com/office/word/2006/wordml" xmlns:wps="http://schemas.microsoft.com/office/word/2010/wordprocessingShape" mc:Ignorable="w14 w15 w16se w16cid w16 w16cex w16sdtdh w16sdtfl w16du wp14">
   <w:abstractNum w:abstractNumId="0" w15:restartNumberingAfterBreak="0">
+    <w:nsid w:val="02547ED6"/>
+    <w:multiLevelType w:val="hybridMultilevel"/>
+    <w:tmpl w:val="74B47E54"/>
+    <w:lvl w:ilvl="0" w:tplc="0419000F">
+      <w:start w:val="1"/>
+      <w:numFmt w:val="decimal"/>
+      <w:lvlText w:val="%1."/>
+      <w:lvlJc w:val="left"/>
+      <w:pPr>
+        <w:ind w:left="360" w:hanging="360"/>
+      </w:pPr>
+    </w:lvl>
+    <w:lvl w:ilvl="1" w:tplc="04090019" w:tentative="1">
+      <w:start w:val="1"/>
+      <w:numFmt w:val="lowerLetter"/>
+      <w:lvlText w:val="%2."/>
+      <w:lvlJc w:val="left"/>
+      <w:pPr>
+        <w:ind w:left="1080" w:hanging="360"/>
+      </w:pPr>
+    </w:lvl>
+    <w:lvl w:ilvl="2" w:tplc="0409001B" w:tentative="1">
+      <w:start w:val="1"/>
+      <w:numFmt w:val="lowerRoman"/>
+      <w:lvlText w:val="%3."/>
+      <w:lvlJc w:val="right"/>
+      <w:pPr>
+        <w:ind w:left="1800" w:hanging="180"/>
+      </w:pPr>
+    </w:lvl>
+    <w:lvl w:ilvl="3" w:tplc="0409000F" w:tentative="1">
+      <w:start w:val="1"/>
+      <w:numFmt w:val="decimal"/>
+      <w:lvlText w:val="%4."/>
+      <w:lvlJc w:val="left"/>
+      <w:pPr>
+        <w:ind w:left="2520" w:hanging="360"/>
+      </w:pPr>
+    </w:lvl>
+    <w:lvl w:ilvl="4" w:tplc="04090019" w:tentative="1">
+      <w:start w:val="1"/>
+      <w:numFmt w:val="lowerLetter"/>
+      <w:lvlText w:val="%5."/>
+      <w:lvlJc w:val="left"/>
+      <w:pPr>
+        <w:ind w:left="3240" w:hanging="360"/>
+      </w:pPr>
+    </w:lvl>
+    <w:lvl w:ilvl="5" w:tplc="0409001B" w:tentative="1">
+      <w:start w:val="1"/>
+      <w:numFmt w:val="lowerRoman"/>
+      <w:lvlText w:val="%6."/>
+      <w:lvlJc w:val="right"/>
+      <w:pPr>
+        <w:ind w:left="3960" w:hanging="180"/>
+      </w:pPr>
+    </w:lvl>
+    <w:lvl w:ilvl="6" w:tplc="0409000F" w:tentative="1">
+      <w:start w:val="1"/>
+      <w:numFmt w:val="decimal"/>
+      <w:lvlText w:val="%7."/>
+      <w:lvlJc w:val="left"/>
+      <w:pPr>
+        <w:ind w:left="4680" w:hanging="360"/>
+      </w:pPr>
+    </w:lvl>
+    <w:lvl w:ilvl="7" w:tplc="04090019" w:tentative="1">
+      <w:start w:val="1"/>
+      <w:numFmt w:val="lowerLetter"/>
+      <w:lvlText w:val="%8."/>
+      <w:lvlJc w:val="left"/>
+      <w:pPr>
+        <w:ind w:left="5400" w:hanging="360"/>
+      </w:pPr>
+    </w:lvl>
+    <w:lvl w:ilvl="8" w:tplc="0409001B" w:tentative="1">
+      <w:start w:val="1"/>
+      <w:numFmt w:val="lowerRoman"/>
+      <w:lvlText w:val="%9."/>
+      <w:lvlJc w:val="right"/>
+      <w:pPr>
+        <w:ind w:left="6120" w:hanging="180"/>
+      </w:pPr>
+    </w:lvl>
+  </w:abstractNum>
+  <w:abstractNum w:abstractNumId="1" w15:restartNumberingAfterBreak="0">
     <w:nsid w:val="083515C4"/>
     <w:multiLevelType w:val="hybridMultilevel"/>
     <w:tmpl w:val="6CCE8BA8"/>
@@ -2041,7 +2261,7 @@
       </w:rPr>
     </w:lvl>
   </w:abstractNum>
-  <w:abstractNum w:abstractNumId="1" w15:restartNumberingAfterBreak="0">
+  <w:abstractNum w:abstractNumId="2" w15:restartNumberingAfterBreak="0">
     <w:nsid w:val="0BAA233E"/>
     <w:multiLevelType w:val="hybridMultilevel"/>
     <w:tmpl w:val="85DE2A12"/>
@@ -2154,7 +2374,7 @@
       </w:rPr>
     </w:lvl>
   </w:abstractNum>
-  <w:abstractNum w:abstractNumId="2" w15:restartNumberingAfterBreak="0">
+  <w:abstractNum w:abstractNumId="3" w15:restartNumberingAfterBreak="0">
     <w:nsid w:val="0BD92E74"/>
     <w:multiLevelType w:val="hybridMultilevel"/>
     <w:tmpl w:val="4410AE06"/>
@@ -2240,7 +2460,7 @@
       </w:pPr>
     </w:lvl>
   </w:abstractNum>
-  <w:abstractNum w:abstractNumId="3" w15:restartNumberingAfterBreak="0">
+  <w:abstractNum w:abstractNumId="4" w15:restartNumberingAfterBreak="0">
     <w:nsid w:val="0DFB77FB"/>
     <w:multiLevelType w:val="hybridMultilevel"/>
     <w:tmpl w:val="71BCCA62"/>
@@ -2326,7 +2546,7 @@
       </w:pPr>
     </w:lvl>
   </w:abstractNum>
-  <w:abstractNum w:abstractNumId="4" w15:restartNumberingAfterBreak="0">
+  <w:abstractNum w:abstractNumId="5" w15:restartNumberingAfterBreak="0">
     <w:nsid w:val="0F903570"/>
     <w:multiLevelType w:val="hybridMultilevel"/>
     <w:tmpl w:val="AB349ECC"/>
@@ -2439,7 +2659,7 @@
       </w:rPr>
     </w:lvl>
   </w:abstractNum>
-  <w:abstractNum w:abstractNumId="5" w15:restartNumberingAfterBreak="0">
+  <w:abstractNum w:abstractNumId="6" w15:restartNumberingAfterBreak="0">
     <w:nsid w:val="11FE5F2D"/>
     <w:multiLevelType w:val="hybridMultilevel"/>
     <w:tmpl w:val="F7CAC090"/>
@@ -2525,7 +2745,7 @@
       </w:pPr>
     </w:lvl>
   </w:abstractNum>
-  <w:abstractNum w:abstractNumId="6" w15:restartNumberingAfterBreak="0">
+  <w:abstractNum w:abstractNumId="7" w15:restartNumberingAfterBreak="0">
     <w:nsid w:val="15A50383"/>
     <w:multiLevelType w:val="hybridMultilevel"/>
     <w:tmpl w:val="3CDAEE88"/>
@@ -2614,7 +2834,7 @@
       </w:pPr>
     </w:lvl>
   </w:abstractNum>
-  <w:abstractNum w:abstractNumId="7" w15:restartNumberingAfterBreak="0">
+  <w:abstractNum w:abstractNumId="8" w15:restartNumberingAfterBreak="0">
     <w:nsid w:val="16492794"/>
     <w:multiLevelType w:val="hybridMultilevel"/>
     <w:tmpl w:val="9496B114"/>
@@ -2727,7 +2947,7 @@
       </w:rPr>
     </w:lvl>
   </w:abstractNum>
-  <w:abstractNum w:abstractNumId="8" w15:restartNumberingAfterBreak="0">
+  <w:abstractNum w:abstractNumId="9" w15:restartNumberingAfterBreak="0">
     <w:nsid w:val="1C692C73"/>
     <w:multiLevelType w:val="hybridMultilevel"/>
     <w:tmpl w:val="A09866E0"/>
@@ -2816,7 +3036,7 @@
       </w:pPr>
     </w:lvl>
   </w:abstractNum>
-  <w:abstractNum w:abstractNumId="9" w15:restartNumberingAfterBreak="0">
+  <w:abstractNum w:abstractNumId="10" w15:restartNumberingAfterBreak="0">
     <w:nsid w:val="20AC11E4"/>
     <w:multiLevelType w:val="hybridMultilevel"/>
     <w:tmpl w:val="2FFEABE0"/>
@@ -2929,7 +3149,7 @@
       </w:rPr>
     </w:lvl>
   </w:abstractNum>
-  <w:abstractNum w:abstractNumId="10" w15:restartNumberingAfterBreak="0">
+  <w:abstractNum w:abstractNumId="11" w15:restartNumberingAfterBreak="0">
     <w:nsid w:val="218F253D"/>
     <w:multiLevelType w:val="hybridMultilevel"/>
     <w:tmpl w:val="BC8CD3B6"/>
@@ -3042,7 +3262,7 @@
       </w:rPr>
     </w:lvl>
   </w:abstractNum>
-  <w:abstractNum w:abstractNumId="11" w15:restartNumberingAfterBreak="0">
+  <w:abstractNum w:abstractNumId="12" w15:restartNumberingAfterBreak="0">
     <w:nsid w:val="2197488C"/>
     <w:multiLevelType w:val="hybridMultilevel"/>
     <w:tmpl w:val="F14203F6"/>
@@ -3128,7 +3348,7 @@
       </w:pPr>
     </w:lvl>
   </w:abstractNum>
-  <w:abstractNum w:abstractNumId="12" w15:restartNumberingAfterBreak="0">
+  <w:abstractNum w:abstractNumId="13" w15:restartNumberingAfterBreak="0">
     <w:nsid w:val="22584151"/>
     <w:multiLevelType w:val="hybridMultilevel"/>
     <w:tmpl w:val="AD981CA6"/>
@@ -3217,7 +3437,7 @@
       </w:pPr>
     </w:lvl>
   </w:abstractNum>
-  <w:abstractNum w:abstractNumId="13" w15:restartNumberingAfterBreak="0">
+  <w:abstractNum w:abstractNumId="14" w15:restartNumberingAfterBreak="0">
     <w:nsid w:val="2E076D1C"/>
     <w:multiLevelType w:val="hybridMultilevel"/>
     <w:tmpl w:val="76A29138"/>
@@ -3330,7 +3550,7 @@
       </w:rPr>
     </w:lvl>
   </w:abstractNum>
-  <w:abstractNum w:abstractNumId="14" w15:restartNumberingAfterBreak="0">
+  <w:abstractNum w:abstractNumId="15" w15:restartNumberingAfterBreak="0">
     <w:nsid w:val="30D22D7F"/>
     <w:multiLevelType w:val="hybridMultilevel"/>
     <w:tmpl w:val="4C48F526"/>
@@ -3443,7 +3663,7 @@
       </w:rPr>
     </w:lvl>
   </w:abstractNum>
-  <w:abstractNum w:abstractNumId="15" w15:restartNumberingAfterBreak="0">
+  <w:abstractNum w:abstractNumId="16" w15:restartNumberingAfterBreak="0">
     <w:nsid w:val="321504D1"/>
     <w:multiLevelType w:val="hybridMultilevel"/>
     <w:tmpl w:val="EBEEB53A"/>
@@ -3556,7 +3776,7 @@
       </w:rPr>
     </w:lvl>
   </w:abstractNum>
-  <w:abstractNum w:abstractNumId="16" w15:restartNumberingAfterBreak="0">
+  <w:abstractNum w:abstractNumId="17" w15:restartNumberingAfterBreak="0">
     <w:nsid w:val="36E51BCF"/>
     <w:multiLevelType w:val="hybridMultilevel"/>
     <w:tmpl w:val="DEF2A870"/>
@@ -3645,7 +3865,7 @@
       </w:pPr>
     </w:lvl>
   </w:abstractNum>
-  <w:abstractNum w:abstractNumId="17" w15:restartNumberingAfterBreak="0">
+  <w:abstractNum w:abstractNumId="18" w15:restartNumberingAfterBreak="0">
     <w:nsid w:val="3E200594"/>
     <w:multiLevelType w:val="hybridMultilevel"/>
     <w:tmpl w:val="843C6A10"/>
@@ -3734,7 +3954,7 @@
       </w:pPr>
     </w:lvl>
   </w:abstractNum>
-  <w:abstractNum w:abstractNumId="18" w15:restartNumberingAfterBreak="0">
+  <w:abstractNum w:abstractNumId="19" w15:restartNumberingAfterBreak="0">
     <w:nsid w:val="444B2F3A"/>
     <w:multiLevelType w:val="hybridMultilevel"/>
     <w:tmpl w:val="E4927358"/>
@@ -3847,7 +4067,7 @@
       </w:rPr>
     </w:lvl>
   </w:abstractNum>
-  <w:abstractNum w:abstractNumId="19" w15:restartNumberingAfterBreak="0">
+  <w:abstractNum w:abstractNumId="20" w15:restartNumberingAfterBreak="0">
     <w:nsid w:val="451F6B59"/>
     <w:multiLevelType w:val="hybridMultilevel"/>
     <w:tmpl w:val="0CF2F644"/>
@@ -3960,7 +4180,7 @@
       </w:rPr>
     </w:lvl>
   </w:abstractNum>
-  <w:abstractNum w:abstractNumId="20" w15:restartNumberingAfterBreak="0">
+  <w:abstractNum w:abstractNumId="21" w15:restartNumberingAfterBreak="0">
     <w:nsid w:val="4B20468C"/>
     <w:multiLevelType w:val="hybridMultilevel"/>
     <w:tmpl w:val="62BC4E42"/>
@@ -4073,7 +4293,7 @@
       </w:rPr>
     </w:lvl>
   </w:abstractNum>
-  <w:abstractNum w:abstractNumId="21" w15:restartNumberingAfterBreak="0">
+  <w:abstractNum w:abstractNumId="22" w15:restartNumberingAfterBreak="0">
     <w:nsid w:val="4EB36F8F"/>
     <w:multiLevelType w:val="hybridMultilevel"/>
     <w:tmpl w:val="D7EE5516"/>
@@ -4186,7 +4406,7 @@
       </w:rPr>
     </w:lvl>
   </w:abstractNum>
-  <w:abstractNum w:abstractNumId="22" w15:restartNumberingAfterBreak="0">
+  <w:abstractNum w:abstractNumId="23" w15:restartNumberingAfterBreak="0">
     <w:nsid w:val="51AC7868"/>
     <w:multiLevelType w:val="hybridMultilevel"/>
     <w:tmpl w:val="1362FCB8"/>
@@ -4299,7 +4519,7 @@
       </w:rPr>
     </w:lvl>
   </w:abstractNum>
-  <w:abstractNum w:abstractNumId="23" w15:restartNumberingAfterBreak="0">
+  <w:abstractNum w:abstractNumId="24" w15:restartNumberingAfterBreak="0">
     <w:nsid w:val="56887157"/>
     <w:multiLevelType w:val="hybridMultilevel"/>
     <w:tmpl w:val="C82CF192"/>
@@ -4385,7 +4605,7 @@
       </w:pPr>
     </w:lvl>
   </w:abstractNum>
-  <w:abstractNum w:abstractNumId="24" w15:restartNumberingAfterBreak="0">
+  <w:abstractNum w:abstractNumId="25" w15:restartNumberingAfterBreak="0">
     <w:nsid w:val="59043775"/>
     <w:multiLevelType w:val="hybridMultilevel"/>
     <w:tmpl w:val="52CA88A0"/>
@@ -4498,7 +4718,93 @@
       </w:rPr>
     </w:lvl>
   </w:abstractNum>
-  <w:abstractNum w:abstractNumId="25" w15:restartNumberingAfterBreak="0">
+  <w:abstractNum w:abstractNumId="26" w15:restartNumberingAfterBreak="0">
+    <w:nsid w:val="601E339F"/>
+    <w:multiLevelType w:val="hybridMultilevel"/>
+    <w:tmpl w:val="35429D2C"/>
+    <w:lvl w:ilvl="0" w:tplc="0419000F">
+      <w:start w:val="1"/>
+      <w:numFmt w:val="decimal"/>
+      <w:lvlText w:val="%1."/>
+      <w:lvlJc w:val="left"/>
+      <w:pPr>
+        <w:ind w:left="360" w:hanging="360"/>
+      </w:pPr>
+    </w:lvl>
+    <w:lvl w:ilvl="1" w:tplc="04090019" w:tentative="1">
+      <w:start w:val="1"/>
+      <w:numFmt w:val="lowerLetter"/>
+      <w:lvlText w:val="%2."/>
+      <w:lvlJc w:val="left"/>
+      <w:pPr>
+        <w:ind w:left="1080" w:hanging="360"/>
+      </w:pPr>
+    </w:lvl>
+    <w:lvl w:ilvl="2" w:tplc="0409001B" w:tentative="1">
+      <w:start w:val="1"/>
+      <w:numFmt w:val="lowerRoman"/>
+      <w:lvlText w:val="%3."/>
+      <w:lvlJc w:val="right"/>
+      <w:pPr>
+        <w:ind w:left="1800" w:hanging="180"/>
+      </w:pPr>
+    </w:lvl>
+    <w:lvl w:ilvl="3" w:tplc="0409000F" w:tentative="1">
+      <w:start w:val="1"/>
+      <w:numFmt w:val="decimal"/>
+      <w:lvlText w:val="%4."/>
+      <w:lvlJc w:val="left"/>
+      <w:pPr>
+        <w:ind w:left="2520" w:hanging="360"/>
+      </w:pPr>
+    </w:lvl>
+    <w:lvl w:ilvl="4" w:tplc="04090019" w:tentative="1">
+      <w:start w:val="1"/>
+      <w:numFmt w:val="lowerLetter"/>
+      <w:lvlText w:val="%5."/>
+      <w:lvlJc w:val="left"/>
+      <w:pPr>
+        <w:ind w:left="3240" w:hanging="360"/>
+      </w:pPr>
+    </w:lvl>
+    <w:lvl w:ilvl="5" w:tplc="0409001B" w:tentative="1">
+      <w:start w:val="1"/>
+      <w:numFmt w:val="lowerRoman"/>
+      <w:lvlText w:val="%6."/>
+      <w:lvlJc w:val="right"/>
+      <w:pPr>
+        <w:ind w:left="3960" w:hanging="180"/>
+      </w:pPr>
+    </w:lvl>
+    <w:lvl w:ilvl="6" w:tplc="0409000F" w:tentative="1">
+      <w:start w:val="1"/>
+      <w:numFmt w:val="decimal"/>
+      <w:lvlText w:val="%7."/>
+      <w:lvlJc w:val="left"/>
+      <w:pPr>
+        <w:ind w:left="4680" w:hanging="360"/>
+      </w:pPr>
+    </w:lvl>
+    <w:lvl w:ilvl="7" w:tplc="04090019" w:tentative="1">
+      <w:start w:val="1"/>
+      <w:numFmt w:val="lowerLetter"/>
+      <w:lvlText w:val="%8."/>
+      <w:lvlJc w:val="left"/>
+      <w:pPr>
+        <w:ind w:left="5400" w:hanging="360"/>
+      </w:pPr>
+    </w:lvl>
+    <w:lvl w:ilvl="8" w:tplc="0409001B" w:tentative="1">
+      <w:start w:val="1"/>
+      <w:numFmt w:val="lowerRoman"/>
+      <w:lvlText w:val="%9."/>
+      <w:lvlJc w:val="right"/>
+      <w:pPr>
+        <w:ind w:left="6120" w:hanging="180"/>
+      </w:pPr>
+    </w:lvl>
+  </w:abstractNum>
+  <w:abstractNum w:abstractNumId="27" w15:restartNumberingAfterBreak="0">
     <w:nsid w:val="637842FD"/>
     <w:multiLevelType w:val="hybridMultilevel"/>
     <w:tmpl w:val="46DEFE36"/>
@@ -4611,7 +4917,7 @@
       </w:rPr>
     </w:lvl>
   </w:abstractNum>
-  <w:abstractNum w:abstractNumId="26" w15:restartNumberingAfterBreak="0">
+  <w:abstractNum w:abstractNumId="28" w15:restartNumberingAfterBreak="0">
     <w:nsid w:val="63A57F80"/>
     <w:multiLevelType w:val="hybridMultilevel"/>
     <w:tmpl w:val="64F8F090"/>
@@ -4724,7 +5030,7 @@
       </w:rPr>
     </w:lvl>
   </w:abstractNum>
-  <w:abstractNum w:abstractNumId="27" w15:restartNumberingAfterBreak="0">
+  <w:abstractNum w:abstractNumId="29" w15:restartNumberingAfterBreak="0">
     <w:nsid w:val="64166A4D"/>
     <w:multiLevelType w:val="hybridMultilevel"/>
     <w:tmpl w:val="BD9EF6DE"/>
@@ -4810,7 +5116,96 @@
       </w:pPr>
     </w:lvl>
   </w:abstractNum>
-  <w:abstractNum w:abstractNumId="28" w15:restartNumberingAfterBreak="0">
+  <w:abstractNum w:abstractNumId="30" w15:restartNumberingAfterBreak="0">
+    <w:nsid w:val="69D02873"/>
+    <w:multiLevelType w:val="hybridMultilevel"/>
+    <w:tmpl w:val="8D78AAFE"/>
+    <w:lvl w:ilvl="0" w:tplc="0419000F">
+      <w:start w:val="1"/>
+      <w:numFmt w:val="decimal"/>
+      <w:lvlText w:val="%1."/>
+      <w:lvlJc w:val="left"/>
+      <w:pPr>
+        <w:ind w:left="720" w:hanging="360"/>
+      </w:pPr>
+      <w:rPr>
+        <w:rFonts w:hint="default"/>
+      </w:rPr>
+    </w:lvl>
+    <w:lvl w:ilvl="1" w:tplc="04090019" w:tentative="1">
+      <w:start w:val="1"/>
+      <w:numFmt w:val="lowerLetter"/>
+      <w:lvlText w:val="%2."/>
+      <w:lvlJc w:val="left"/>
+      <w:pPr>
+        <w:ind w:left="1440" w:hanging="360"/>
+      </w:pPr>
+    </w:lvl>
+    <w:lvl w:ilvl="2" w:tplc="0409001B" w:tentative="1">
+      <w:start w:val="1"/>
+      <w:numFmt w:val="lowerRoman"/>
+      <w:lvlText w:val="%3."/>
+      <w:lvlJc w:val="right"/>
+      <w:pPr>
+        <w:ind w:left="2160" w:hanging="180"/>
+      </w:pPr>
+    </w:lvl>
+    <w:lvl w:ilvl="3" w:tplc="0409000F" w:tentative="1">
+      <w:start w:val="1"/>
+      <w:numFmt w:val="decimal"/>
+      <w:lvlText w:val="%4."/>
+      <w:lvlJc w:val="left"/>
+      <w:pPr>
+        <w:ind w:left="2880" w:hanging="360"/>
+      </w:pPr>
+    </w:lvl>
+    <w:lvl w:ilvl="4" w:tplc="04090019" w:tentative="1">
+      <w:start w:val="1"/>
+      <w:numFmt w:val="lowerLetter"/>
+      <w:lvlText w:val="%5."/>
+      <w:lvlJc w:val="left"/>
+      <w:pPr>
+        <w:ind w:left="3600" w:hanging="360"/>
+      </w:pPr>
+    </w:lvl>
+    <w:lvl w:ilvl="5" w:tplc="0409001B" w:tentative="1">
+      <w:start w:val="1"/>
+      <w:numFmt w:val="lowerRoman"/>
+      <w:lvlText w:val="%6."/>
+      <w:lvlJc w:val="right"/>
+      <w:pPr>
+        <w:ind w:left="4320" w:hanging="180"/>
+      </w:pPr>
+    </w:lvl>
+    <w:lvl w:ilvl="6" w:tplc="0409000F" w:tentative="1">
+      <w:start w:val="1"/>
+      <w:numFmt w:val="decimal"/>
+      <w:lvlText w:val="%7."/>
+      <w:lvlJc w:val="left"/>
+      <w:pPr>
+        <w:ind w:left="5040" w:hanging="360"/>
+      </w:pPr>
+    </w:lvl>
+    <w:lvl w:ilvl="7" w:tplc="04090019" w:tentative="1">
+      <w:start w:val="1"/>
+      <w:numFmt w:val="lowerLetter"/>
+      <w:lvlText w:val="%8."/>
+      <w:lvlJc w:val="left"/>
+      <w:pPr>
+        <w:ind w:left="5760" w:hanging="360"/>
+      </w:pPr>
+    </w:lvl>
+    <w:lvl w:ilvl="8" w:tplc="0409001B" w:tentative="1">
+      <w:start w:val="1"/>
+      <w:numFmt w:val="lowerRoman"/>
+      <w:lvlText w:val="%9."/>
+      <w:lvlJc w:val="right"/>
+      <w:pPr>
+        <w:ind w:left="6480" w:hanging="180"/>
+      </w:pPr>
+    </w:lvl>
+  </w:abstractNum>
+  <w:abstractNum w:abstractNumId="31" w15:restartNumberingAfterBreak="0">
     <w:nsid w:val="706F211C"/>
     <w:multiLevelType w:val="hybridMultilevel"/>
     <w:tmpl w:val="E304AB1E"/>
@@ -4923,7 +5318,7 @@
       </w:rPr>
     </w:lvl>
   </w:abstractNum>
-  <w:abstractNum w:abstractNumId="29" w15:restartNumberingAfterBreak="0">
+  <w:abstractNum w:abstractNumId="32" w15:restartNumberingAfterBreak="0">
     <w:nsid w:val="70F11623"/>
     <w:multiLevelType w:val="hybridMultilevel"/>
     <w:tmpl w:val="4232E888"/>
@@ -5036,7 +5431,7 @@
       </w:rPr>
     </w:lvl>
   </w:abstractNum>
-  <w:abstractNum w:abstractNumId="30" w15:restartNumberingAfterBreak="0">
+  <w:abstractNum w:abstractNumId="33" w15:restartNumberingAfterBreak="0">
     <w:nsid w:val="72C52F91"/>
     <w:multiLevelType w:val="hybridMultilevel"/>
     <w:tmpl w:val="126029C0"/>
@@ -5149,7 +5544,7 @@
       </w:rPr>
     </w:lvl>
   </w:abstractNum>
-  <w:abstractNum w:abstractNumId="31" w15:restartNumberingAfterBreak="0">
+  <w:abstractNum w:abstractNumId="34" w15:restartNumberingAfterBreak="0">
     <w:nsid w:val="77B10FF6"/>
     <w:multiLevelType w:val="hybridMultilevel"/>
     <w:tmpl w:val="0512CABC"/>
@@ -5262,7 +5657,7 @@
       </w:rPr>
     </w:lvl>
   </w:abstractNum>
-  <w:abstractNum w:abstractNumId="32" w15:restartNumberingAfterBreak="0">
+  <w:abstractNum w:abstractNumId="35" w15:restartNumberingAfterBreak="0">
     <w:nsid w:val="78FD4193"/>
     <w:multiLevelType w:val="hybridMultilevel"/>
     <w:tmpl w:val="BB3099DE"/>
@@ -5348,7 +5743,96 @@
       </w:pPr>
     </w:lvl>
   </w:abstractNum>
-  <w:abstractNum w:abstractNumId="33" w15:restartNumberingAfterBreak="0">
+  <w:abstractNum w:abstractNumId="36" w15:restartNumberingAfterBreak="0">
+    <w:nsid w:val="7C191EFD"/>
+    <w:multiLevelType w:val="hybridMultilevel"/>
+    <w:tmpl w:val="1432126A"/>
+    <w:lvl w:ilvl="0" w:tplc="0419000F">
+      <w:start w:val="1"/>
+      <w:numFmt w:val="decimal"/>
+      <w:lvlText w:val="%1."/>
+      <w:lvlJc w:val="left"/>
+      <w:pPr>
+        <w:ind w:left="720" w:hanging="360"/>
+      </w:pPr>
+      <w:rPr>
+        <w:rFonts w:hint="default"/>
+      </w:rPr>
+    </w:lvl>
+    <w:lvl w:ilvl="1" w:tplc="04090019" w:tentative="1">
+      <w:start w:val="1"/>
+      <w:numFmt w:val="lowerLetter"/>
+      <w:lvlText w:val="%2."/>
+      <w:lvlJc w:val="left"/>
+      <w:pPr>
+        <w:ind w:left="1440" w:hanging="360"/>
+      </w:pPr>
+    </w:lvl>
+    <w:lvl w:ilvl="2" w:tplc="0409001B" w:tentative="1">
+      <w:start w:val="1"/>
+      <w:numFmt w:val="lowerRoman"/>
+      <w:lvlText w:val="%3."/>
+      <w:lvlJc w:val="right"/>
+      <w:pPr>
+        <w:ind w:left="2160" w:hanging="180"/>
+      </w:pPr>
+    </w:lvl>
+    <w:lvl w:ilvl="3" w:tplc="0409000F" w:tentative="1">
+      <w:start w:val="1"/>
+      <w:numFmt w:val="decimal"/>
+      <w:lvlText w:val="%4."/>
+      <w:lvlJc w:val="left"/>
+      <w:pPr>
+        <w:ind w:left="2880" w:hanging="360"/>
+      </w:pPr>
+    </w:lvl>
+    <w:lvl w:ilvl="4" w:tplc="04090019" w:tentative="1">
+      <w:start w:val="1"/>
+      <w:numFmt w:val="lowerLetter"/>
+      <w:lvlText w:val="%5."/>
+      <w:lvlJc w:val="left"/>
+      <w:pPr>
+        <w:ind w:left="3600" w:hanging="360"/>
+      </w:pPr>
+    </w:lvl>
+    <w:lvl w:ilvl="5" w:tplc="0409001B" w:tentative="1">
+      <w:start w:val="1"/>
+      <w:numFmt w:val="lowerRoman"/>
+      <w:lvlText w:val="%6."/>
+      <w:lvlJc w:val="right"/>
+      <w:pPr>
+        <w:ind w:left="4320" w:hanging="180"/>
+      </w:pPr>
+    </w:lvl>
+    <w:lvl w:ilvl="6" w:tplc="0409000F" w:tentative="1">
+      <w:start w:val="1"/>
+      <w:numFmt w:val="decimal"/>
+      <w:lvlText w:val="%7."/>
+      <w:lvlJc w:val="left"/>
+      <w:pPr>
+        <w:ind w:left="5040" w:hanging="360"/>
+      </w:pPr>
+    </w:lvl>
+    <w:lvl w:ilvl="7" w:tplc="04090019" w:tentative="1">
+      <w:start w:val="1"/>
+      <w:numFmt w:val="lowerLetter"/>
+      <w:lvlText w:val="%8."/>
+      <w:lvlJc w:val="left"/>
+      <w:pPr>
+        <w:ind w:left="5760" w:hanging="360"/>
+      </w:pPr>
+    </w:lvl>
+    <w:lvl w:ilvl="8" w:tplc="0409001B" w:tentative="1">
+      <w:start w:val="1"/>
+      <w:numFmt w:val="lowerRoman"/>
+      <w:lvlText w:val="%9."/>
+      <w:lvlJc w:val="right"/>
+      <w:pPr>
+        <w:ind w:left="6480" w:hanging="180"/>
+      </w:pPr>
+    </w:lvl>
+  </w:abstractNum>
+  <w:abstractNum w:abstractNumId="37" w15:restartNumberingAfterBreak="0">
     <w:nsid w:val="7FFC41FD"/>
     <w:multiLevelType w:val="hybridMultilevel"/>
     <w:tmpl w:val="9C8AF4F0"/>
@@ -5462,106 +5946,118 @@
     </w:lvl>
   </w:abstractNum>
   <w:num w:numId="1" w16cid:durableId="1694964843">
+    <w:abstractNumId w:val="33"/>
+  </w:num>
+  <w:num w:numId="2" w16cid:durableId="368606771">
+    <w:abstractNumId w:val="16"/>
+  </w:num>
+  <w:num w:numId="3" w16cid:durableId="933438129">
+    <w:abstractNumId w:val="10"/>
+  </w:num>
+  <w:num w:numId="4" w16cid:durableId="1578712521">
+    <w:abstractNumId w:val="2"/>
+  </w:num>
+  <w:num w:numId="5" w16cid:durableId="2036617979">
+    <w:abstractNumId w:val="11"/>
+  </w:num>
+  <w:num w:numId="6" w16cid:durableId="2131389973">
+    <w:abstractNumId w:val="27"/>
+  </w:num>
+  <w:num w:numId="7" w16cid:durableId="928738859">
+    <w:abstractNumId w:val="20"/>
+  </w:num>
+  <w:num w:numId="8" w16cid:durableId="956788988">
+    <w:abstractNumId w:val="24"/>
+  </w:num>
+  <w:num w:numId="9" w16cid:durableId="1670062955">
+    <w:abstractNumId w:val="32"/>
+  </w:num>
+  <w:num w:numId="10" w16cid:durableId="1356928992">
+    <w:abstractNumId w:val="15"/>
+  </w:num>
+  <w:num w:numId="11" w16cid:durableId="1973636751">
+    <w:abstractNumId w:val="5"/>
+  </w:num>
+  <w:num w:numId="12" w16cid:durableId="2079208632">
+    <w:abstractNumId w:val="19"/>
+  </w:num>
+  <w:num w:numId="13" w16cid:durableId="1018048507">
+    <w:abstractNumId w:val="29"/>
+  </w:num>
+  <w:num w:numId="14" w16cid:durableId="219682536">
+    <w:abstractNumId w:val="1"/>
+  </w:num>
+  <w:num w:numId="15" w16cid:durableId="1139153447">
+    <w:abstractNumId w:val="6"/>
+  </w:num>
+  <w:num w:numId="16" w16cid:durableId="890002837">
+    <w:abstractNumId w:val="9"/>
+  </w:num>
+  <w:num w:numId="17" w16cid:durableId="1370299031">
+    <w:abstractNumId w:val="22"/>
+  </w:num>
+  <w:num w:numId="18" w16cid:durableId="184101460">
+    <w:abstractNumId w:val="8"/>
+  </w:num>
+  <w:num w:numId="19" w16cid:durableId="783814205">
+    <w:abstractNumId w:val="31"/>
+  </w:num>
+  <w:num w:numId="20" w16cid:durableId="1393623549">
+    <w:abstractNumId w:val="17"/>
+  </w:num>
+  <w:num w:numId="21" w16cid:durableId="1697972432">
+    <w:abstractNumId w:val="28"/>
+  </w:num>
+  <w:num w:numId="22" w16cid:durableId="2066761128">
+    <w:abstractNumId w:val="35"/>
+  </w:num>
+  <w:num w:numId="23" w16cid:durableId="1086003329">
+    <w:abstractNumId w:val="18"/>
+  </w:num>
+  <w:num w:numId="24" w16cid:durableId="119882169">
+    <w:abstractNumId w:val="3"/>
+  </w:num>
+  <w:num w:numId="25" w16cid:durableId="1581256368">
+    <w:abstractNumId w:val="7"/>
+  </w:num>
+  <w:num w:numId="26" w16cid:durableId="141434033">
+    <w:abstractNumId w:val="34"/>
+  </w:num>
+  <w:num w:numId="27" w16cid:durableId="1005204898">
+    <w:abstractNumId w:val="21"/>
+  </w:num>
+  <w:num w:numId="28" w16cid:durableId="228224547">
+    <w:abstractNumId w:val="37"/>
+  </w:num>
+  <w:num w:numId="29" w16cid:durableId="711732855">
+    <w:abstractNumId w:val="14"/>
+  </w:num>
+  <w:num w:numId="30" w16cid:durableId="697462851">
+    <w:abstractNumId w:val="4"/>
+  </w:num>
+  <w:num w:numId="31" w16cid:durableId="1787889385">
+    <w:abstractNumId w:val="23"/>
+  </w:num>
+  <w:num w:numId="32" w16cid:durableId="44767781">
+    <w:abstractNumId w:val="12"/>
+  </w:num>
+  <w:num w:numId="33" w16cid:durableId="1706833965">
+    <w:abstractNumId w:val="13"/>
+  </w:num>
+  <w:num w:numId="34" w16cid:durableId="1568766002">
+    <w:abstractNumId w:val="25"/>
+  </w:num>
+  <w:num w:numId="35" w16cid:durableId="2052882326">
+    <w:abstractNumId w:val="26"/>
+  </w:num>
+  <w:num w:numId="36" w16cid:durableId="1200825924">
     <w:abstractNumId w:val="30"/>
   </w:num>
-  <w:num w:numId="2" w16cid:durableId="368606771">
-    <w:abstractNumId w:val="15"/>
-  </w:num>
-  <w:num w:numId="3" w16cid:durableId="933438129">
-    <w:abstractNumId w:val="9"/>
-  </w:num>
-  <w:num w:numId="4" w16cid:durableId="1578712521">
-    <w:abstractNumId w:val="1"/>
-  </w:num>
-  <w:num w:numId="5" w16cid:durableId="2036617979">
-    <w:abstractNumId w:val="10"/>
-  </w:num>
-  <w:num w:numId="6" w16cid:durableId="2131389973">
-    <w:abstractNumId w:val="25"/>
-  </w:num>
-  <w:num w:numId="7" w16cid:durableId="928738859">
-    <w:abstractNumId w:val="19"/>
-  </w:num>
-  <w:num w:numId="8" w16cid:durableId="956788988">
-    <w:abstractNumId w:val="23"/>
-  </w:num>
-  <w:num w:numId="9" w16cid:durableId="1670062955">
-    <w:abstractNumId w:val="29"/>
-  </w:num>
-  <w:num w:numId="10" w16cid:durableId="1356928992">
-    <w:abstractNumId w:val="14"/>
-  </w:num>
-  <w:num w:numId="11" w16cid:durableId="1973636751">
-    <w:abstractNumId w:val="4"/>
-  </w:num>
-  <w:num w:numId="12" w16cid:durableId="2079208632">
-    <w:abstractNumId w:val="18"/>
-  </w:num>
-  <w:num w:numId="13" w16cid:durableId="1018048507">
-    <w:abstractNumId w:val="27"/>
-  </w:num>
-  <w:num w:numId="14" w16cid:durableId="219682536">
+  <w:num w:numId="37" w16cid:durableId="17659554">
     <w:abstractNumId w:val="0"/>
   </w:num>
-  <w:num w:numId="15" w16cid:durableId="1139153447">
-    <w:abstractNumId w:val="5"/>
-  </w:num>
-  <w:num w:numId="16" w16cid:durableId="890002837">
-    <w:abstractNumId w:val="8"/>
-  </w:num>
-  <w:num w:numId="17" w16cid:durableId="1370299031">
-    <w:abstractNumId w:val="21"/>
-  </w:num>
-  <w:num w:numId="18" w16cid:durableId="184101460">
-    <w:abstractNumId w:val="7"/>
-  </w:num>
-  <w:num w:numId="19" w16cid:durableId="783814205">
-    <w:abstractNumId w:val="28"/>
-  </w:num>
-  <w:num w:numId="20" w16cid:durableId="1393623549">
-    <w:abstractNumId w:val="16"/>
-  </w:num>
-  <w:num w:numId="21" w16cid:durableId="1697972432">
-    <w:abstractNumId w:val="26"/>
-  </w:num>
-  <w:num w:numId="22" w16cid:durableId="2066761128">
-    <w:abstractNumId w:val="32"/>
-  </w:num>
-  <w:num w:numId="23" w16cid:durableId="1086003329">
-    <w:abstractNumId w:val="17"/>
-  </w:num>
-  <w:num w:numId="24" w16cid:durableId="119882169">
-    <w:abstractNumId w:val="2"/>
-  </w:num>
-  <w:num w:numId="25" w16cid:durableId="1581256368">
-    <w:abstractNumId w:val="6"/>
-  </w:num>
-  <w:num w:numId="26" w16cid:durableId="141434033">
-    <w:abstractNumId w:val="31"/>
-  </w:num>
-  <w:num w:numId="27" w16cid:durableId="1005204898">
-    <w:abstractNumId w:val="20"/>
-  </w:num>
-  <w:num w:numId="28" w16cid:durableId="228224547">
-    <w:abstractNumId w:val="33"/>
-  </w:num>
-  <w:num w:numId="29" w16cid:durableId="711732855">
-    <w:abstractNumId w:val="13"/>
-  </w:num>
-  <w:num w:numId="30" w16cid:durableId="697462851">
-    <w:abstractNumId w:val="3"/>
-  </w:num>
-  <w:num w:numId="31" w16cid:durableId="1787889385">
-    <w:abstractNumId w:val="22"/>
-  </w:num>
-  <w:num w:numId="32" w16cid:durableId="44767781">
-    <w:abstractNumId w:val="11"/>
-  </w:num>
-  <w:num w:numId="33" w16cid:durableId="1706833965">
-    <w:abstractNumId w:val="12"/>
-  </w:num>
-  <w:num w:numId="34" w16cid:durableId="1568766002">
-    <w:abstractNumId w:val="24"/>
+  <w:num w:numId="38" w16cid:durableId="260726289">
+    <w:abstractNumId w:val="36"/>
   </w:num>
 </w:numbering>
 </file>
@@ -6170,6 +6666,7 @@
   <w:style w:type="character" w:default="1" w:styleId="a0">
     <w:name w:val="Default Paragraph Font"/>
     <w:uiPriority w:val="1"/>
+    <w:semiHidden/>
     <w:unhideWhenUsed/>
   </w:style>
   <w:style w:type="table" w:default="1" w:styleId="a1">

--- a/3.Операционные системы и среды.docx
+++ b/3.Операционные системы и среды.docx
@@ -1732,121 +1732,1029 @@
         <w:pStyle w:val="1"/>
       </w:pPr>
       <w:r>
+        <w:t>#3 Использование сервисных программ поддержки интерфейса</w:t>
+      </w:r>
+    </w:p>
+    <w:p>
+      <w:pPr>
+        <w:pStyle w:val="ac"/>
+      </w:pPr>
+      <w:r>
+        <w:t>04.09.25</w:t>
+      </w:r>
+    </w:p>
+    <w:p>
+      <w:pPr>
+        <w:pStyle w:val="ac"/>
+      </w:pPr>
+    </w:p>
+    <w:p>
+      <w:pPr>
+        <w:pStyle w:val="ac"/>
+      </w:pPr>
+      <w:r>
+        <w:t>Это применение программных продуктов, которые расширяют возможности ОС и предоставляют пользователю дополнительные услуги в работе с компьютером. Такие программы (утилиты) могут быть предназначены для обслуживания работы компьютера и улучшения пользовательского интерфейса, а также автоматизации процессов.</w:t>
+      </w:r>
+    </w:p>
+    <w:p>
+      <w:pPr>
+        <w:pStyle w:val="ac"/>
+      </w:pPr>
+    </w:p>
+    <w:p>
+      <w:pPr>
+        <w:pStyle w:val="ac"/>
+      </w:pPr>
+      <w:r>
+        <w:t>Некоторые виды сервисных программ поддержки интерфейса:</w:t>
+      </w:r>
+    </w:p>
+    <w:p>
+      <w:pPr>
+        <w:pStyle w:val="ac"/>
+        <w:numPr>
+          <w:ilvl w:val="0"/>
+          <w:numId w:val="35"/>
+        </w:numPr>
+      </w:pPr>
+      <w:r>
+        <w:t xml:space="preserve">Программа оболочки — это надстройки над ОС. Представляют новый интерфейс, делают необязательные знания ОС. ОС Windows использует оболочку FAR (Far </w:t>
+      </w:r>
+      <w:proofErr w:type="spellStart"/>
+      <w:r>
+        <w:t>manager</w:t>
+      </w:r>
+      <w:proofErr w:type="spellEnd"/>
+      <w:r>
+        <w:t>).</w:t>
+      </w:r>
+    </w:p>
+    <w:p>
+      <w:pPr>
+        <w:pStyle w:val="ac"/>
+        <w:numPr>
+          <w:ilvl w:val="0"/>
+          <w:numId w:val="35"/>
+        </w:numPr>
+      </w:pPr>
+      <w:r>
+        <w:t>Утилиты - они автоматизируют выполнение типовых, часто используемых процедур, реализация которых потребовала бы от пользователя дополнительных знаний</w:t>
+      </w:r>
+    </w:p>
+    <w:p>
+      <w:pPr>
+        <w:pStyle w:val="ac"/>
+        <w:numPr>
+          <w:ilvl w:val="0"/>
+          <w:numId w:val="35"/>
+        </w:numPr>
+      </w:pPr>
+      <w:r>
+        <w:t>Программы для работы с дисками - обеспечивают проверку работоспособности, структурирования, дефрагментацию.</w:t>
+      </w:r>
+    </w:p>
+    <w:p>
+      <w:pPr>
+        <w:pStyle w:val="ac"/>
+        <w:numPr>
+          <w:ilvl w:val="0"/>
+          <w:numId w:val="35"/>
+        </w:numPr>
+      </w:pPr>
+      <w:r>
+        <w:t>Программы для выявления неисправностей - они следят за работой системных компонентов, диагностируют и готовят отсчёты об аппаратных неисправностях, а также обнаруживают системные ошибки и восстанавливают систему.</w:t>
+      </w:r>
+    </w:p>
+    <w:p>
+      <w:pPr>
         <w:rPr>
+          <w:sz w:val="18"/>
+          <w:szCs w:val="18"/>
+        </w:rPr>
+      </w:pPr>
+      <w:r>
+        <w:br w:type="page"/>
+      </w:r>
+    </w:p>
+    <w:p>
+      <w:pPr>
+        <w:pStyle w:val="ac"/>
+      </w:pPr>
+      <w:r>
+        <w:lastRenderedPageBreak/>
+        <w:t>Безопасность при использовании сервисных программ поддержки интерфейсов, важно учитывать:</w:t>
+      </w:r>
+    </w:p>
+    <w:p>
+      <w:pPr>
+        <w:pStyle w:val="ac"/>
+        <w:numPr>
+          <w:ilvl w:val="0"/>
+          <w:numId w:val="37"/>
+        </w:numPr>
+      </w:pPr>
+      <w:r>
+        <w:t>Шифрование данных - конфиденциальные данные, которые обмениваются, должны быть зашифрованы.</w:t>
+      </w:r>
+    </w:p>
+    <w:p>
+      <w:pPr>
+        <w:pStyle w:val="ac"/>
+        <w:numPr>
+          <w:ilvl w:val="0"/>
+          <w:numId w:val="37"/>
+        </w:numPr>
+      </w:pPr>
+      <w:r>
+        <w:t>Строгая аутентификация - механизмы строгой аутентификация ограничивают несанкционированный доступ к пользовательским данным.</w:t>
+      </w:r>
+    </w:p>
+    <w:p>
+      <w:pPr>
+        <w:pStyle w:val="ac"/>
+        <w:numPr>
+          <w:ilvl w:val="0"/>
+          <w:numId w:val="37"/>
+        </w:numPr>
+      </w:pPr>
+      <w:r>
+        <w:t>Соблюдение принципа "наименьшей привилегии" - пользователем и компонентам предоставляется только минимальный доступ и разрешения, необходимый им для выполнения задач.</w:t>
+      </w:r>
+    </w:p>
+    <w:p>
+      <w:pPr>
+        <w:pStyle w:val="1"/>
+      </w:pPr>
+      <w:r>
+        <w:t>#4 Работа со встроенными приложениями</w:t>
+      </w:r>
+    </w:p>
+    <w:p>
+      <w:pPr>
+        <w:pStyle w:val="ac"/>
+      </w:pPr>
+      <w:r>
+        <w:t>10.09.25</w:t>
+      </w:r>
+    </w:p>
+    <w:p>
+      <w:pPr>
+        <w:pStyle w:val="ac"/>
+      </w:pPr>
+    </w:p>
+    <w:p>
+      <w:pPr>
+        <w:pStyle w:val="ac"/>
+      </w:pPr>
+      <w:r>
+        <w:rPr>
+          <w:b/>
+          <w:bCs/>
+        </w:rPr>
+        <w:t>Встроенные приложения</w:t>
+      </w:r>
+      <w:r>
+        <w:t xml:space="preserve"> </w:t>
+      </w:r>
+      <w:r>
+        <w:t>— это</w:t>
+      </w:r>
+      <w:r>
+        <w:t xml:space="preserve"> специализированные программные обеспечения, интегрированные в ОС.</w:t>
+      </w:r>
+    </w:p>
+    <w:p>
+      <w:pPr>
+        <w:pStyle w:val="ac"/>
+      </w:pPr>
+    </w:p>
+    <w:p>
+      <w:pPr>
+        <w:pStyle w:val="ac"/>
+      </w:pPr>
+      <w:r>
+        <w:t>Виды встроенных приложений:</w:t>
+      </w:r>
+    </w:p>
+    <w:p>
+      <w:pPr>
+        <w:pStyle w:val="ac"/>
+        <w:numPr>
+          <w:ilvl w:val="0"/>
+          <w:numId w:val="40"/>
+        </w:numPr>
+      </w:pPr>
+      <w:r>
+        <w:t xml:space="preserve">Встроенные системные программы </w:t>
+      </w:r>
+      <w:r>
+        <w:t>— это</w:t>
+      </w:r>
+      <w:r>
+        <w:t xml:space="preserve"> набор программ, которые управляют аппаратными ресурсами компьютера, и представляют основные функциональные возможности для других программ;</w:t>
+      </w:r>
+    </w:p>
+    <w:p>
+      <w:pPr>
+        <w:pStyle w:val="ac"/>
+        <w:numPr>
+          <w:ilvl w:val="0"/>
+          <w:numId w:val="40"/>
+        </w:numPr>
+      </w:pPr>
+      <w:r>
+        <w:t xml:space="preserve">Встроенные прикладные программы </w:t>
+      </w:r>
+      <w:r>
+        <w:t>— это</w:t>
+      </w:r>
+      <w:r>
+        <w:t xml:space="preserve"> </w:t>
+      </w:r>
+      <w:r>
+        <w:t>программы,</w:t>
+      </w:r>
+      <w:r>
+        <w:t xml:space="preserve"> которые выполняют конкретные задачи для пользователя, и помогают ему решать повседневные проблемы;</w:t>
+      </w:r>
+    </w:p>
+    <w:p>
+      <w:pPr>
+        <w:pStyle w:val="ac"/>
+      </w:pPr>
+    </w:p>
+    <w:p>
+      <w:pPr>
+        <w:pStyle w:val="ac"/>
+      </w:pPr>
+      <w:r>
+        <mc:AlternateContent>
+          <mc:Choice Requires="wps">
+            <w:drawing>
+              <wp:anchor distT="0" distB="0" distL="114300" distR="114300" simplePos="0" relativeHeight="251659264" behindDoc="0" locked="0" layoutInCell="1" allowOverlap="1" wp14:anchorId="38CBA42B" wp14:editId="3A6C065A">
+                <wp:simplePos x="0" y="0"/>
+                <wp:positionH relativeFrom="margin">
+                  <wp:align>right</wp:align>
+                </wp:positionH>
+                <wp:positionV relativeFrom="paragraph">
+                  <wp:posOffset>113284</wp:posOffset>
+                </wp:positionV>
+                <wp:extent cx="914400" cy="1594713"/>
+                <wp:effectExtent l="0" t="0" r="0" b="5715"/>
+                <wp:wrapNone/>
+                <wp:docPr id="927128905" name="Надпись 1"/>
+                <wp:cNvGraphicFramePr/>
+                <a:graphic xmlns:a="http://schemas.openxmlformats.org/drawingml/2006/main">
+                  <a:graphicData uri="http://schemas.microsoft.com/office/word/2010/wordprocessingShape">
+                    <wps:wsp>
+                      <wps:cNvSpPr txBox="1"/>
+                      <wps:spPr>
+                        <a:xfrm>
+                          <a:off x="0" y="0"/>
+                          <a:ext cx="914400" cy="1594713"/>
+                        </a:xfrm>
+                        <a:prstGeom prst="rect">
+                          <a:avLst/>
+                        </a:prstGeom>
+                        <a:noFill/>
+                        <a:ln w="6350">
+                          <a:noFill/>
+                        </a:ln>
+                      </wps:spPr>
+                      <wps:txbx>
+                        <w:txbxContent>
+                          <w:p>
+                            <w:pPr>
+                              <w:pStyle w:val="ac"/>
+                              <w:numPr>
+                                <w:ilvl w:val="0"/>
+                                <w:numId w:val="42"/>
+                              </w:numPr>
+                            </w:pPr>
+                            <w:r>
+                              <w:t>Microsoft Store;</w:t>
+                            </w:r>
+                          </w:p>
+                          <w:p>
+                            <w:pPr>
+                              <w:pStyle w:val="ac"/>
+                              <w:numPr>
+                                <w:ilvl w:val="0"/>
+                                <w:numId w:val="42"/>
+                              </w:numPr>
+                            </w:pPr>
+                            <w:r>
+                              <w:t>Плееры;</w:t>
+                            </w:r>
+                          </w:p>
+                          <w:p>
+                            <w:pPr>
+                              <w:pStyle w:val="ac"/>
+                              <w:numPr>
+                                <w:ilvl w:val="0"/>
+                                <w:numId w:val="42"/>
+                              </w:numPr>
+                            </w:pPr>
+                            <w:r>
+                              <w:t>Прослушивание музыки;</w:t>
+                            </w:r>
+                          </w:p>
+                          <w:p>
+                            <w:pPr>
+                              <w:pStyle w:val="ac"/>
+                              <w:numPr>
+                                <w:ilvl w:val="0"/>
+                                <w:numId w:val="42"/>
+                              </w:numPr>
+                            </w:pPr>
+                            <w:r>
+                              <w:t>Центр безопасности защиты Windows;</w:t>
+                            </w:r>
+                          </w:p>
+                          <w:p>
+                            <w:pPr>
+                              <w:pStyle w:val="ac"/>
+                              <w:numPr>
+                                <w:ilvl w:val="0"/>
+                                <w:numId w:val="42"/>
+                              </w:numPr>
+                            </w:pPr>
+                            <w:r>
+                              <w:t>Диск восстановления и резервное копирование;</w:t>
+                            </w:r>
+                          </w:p>
+                          <w:p>
+                            <w:pPr>
+                              <w:pStyle w:val="ac"/>
+                              <w:numPr>
+                                <w:ilvl w:val="0"/>
+                                <w:numId w:val="42"/>
+                              </w:numPr>
+                            </w:pPr>
+                            <w:r>
+                              <w:t>Дефрагментация диска;</w:t>
+                            </w:r>
+                          </w:p>
+                          <w:p>
+                            <w:pPr>
+                              <w:pStyle w:val="ac"/>
+                              <w:numPr>
+                                <w:ilvl w:val="0"/>
+                                <w:numId w:val="42"/>
+                              </w:numPr>
+                            </w:pPr>
+                            <w:r>
+                              <w:t>Средство проверки памяти Windows;</w:t>
+                            </w:r>
+                          </w:p>
+                          <w:p>
+                            <w:pPr>
+                              <w:pStyle w:val="ac"/>
+                              <w:numPr>
+                                <w:ilvl w:val="0"/>
+                                <w:numId w:val="42"/>
+                              </w:numPr>
+                            </w:pPr>
+                            <w:r>
+                              <w:t>Командная строчка;</w:t>
+                            </w:r>
+                          </w:p>
+                          <w:p>
+                            <w:pPr>
+                              <w:pStyle w:val="ac"/>
+                              <w:numPr>
+                                <w:ilvl w:val="0"/>
+                                <w:numId w:val="42"/>
+                              </w:numPr>
+                            </w:pPr>
+                            <w:r>
+                              <w:t>Средство записи звука;</w:t>
+                            </w:r>
+                          </w:p>
+                          <w:p>
+                            <w:pPr>
+                              <w:pStyle w:val="ac"/>
+                              <w:numPr>
+                                <w:ilvl w:val="0"/>
+                                <w:numId w:val="42"/>
+                              </w:numPr>
+                            </w:pPr>
+                            <w:r>
+                              <w:t>Ножницы;</w:t>
+                            </w:r>
+                          </w:p>
+                          <w:p>
+                            <w:pPr>
+                              <w:pStyle w:val="ac"/>
+                              <w:ind w:left="360"/>
+                            </w:pPr>
+                          </w:p>
+                        </w:txbxContent>
+                      </wps:txbx>
+                      <wps:bodyPr rot="0" spcFirstLastPara="0" vertOverflow="overflow" horzOverflow="overflow" vert="horz" wrap="none" lIns="91440" tIns="45720" rIns="91440" bIns="45720" numCol="1" spcCol="0" rtlCol="0" fromWordArt="0" anchor="t" anchorCtr="0" forceAA="0" compatLnSpc="1">
+                        <a:prstTxWarp prst="textNoShape">
+                          <a:avLst/>
+                        </a:prstTxWarp>
+                        <a:noAutofit/>
+                      </wps:bodyPr>
+                    </wps:wsp>
+                  </a:graphicData>
+                </a:graphic>
+                <wp14:sizeRelV relativeFrom="margin">
+                  <wp14:pctHeight>0</wp14:pctHeight>
+                </wp14:sizeRelV>
+              </wp:anchor>
+            </w:drawing>
+          </mc:Choice>
+          <mc:Fallback>
+            <w:pict>
+              <v:shapetype w14:anchorId="38CBA42B" id="_x0000_t202" coordsize="21600,21600" o:spt="202" path="m,l,21600r21600,l21600,xe">
+                <v:stroke joinstyle="miter"/>
+                <v:path gradientshapeok="t" o:connecttype="rect"/>
+              </v:shapetype>
+              <v:shape id="Надпись 1" o:spid="_x0000_s1026" type="#_x0000_t202" style="position:absolute;left:0;text-align:left;margin-left:20.8pt;margin-top:8.9pt;width:1in;height:125.55pt;z-index:251659264;visibility:visible;mso-wrap-style:none;mso-height-percent:0;mso-wrap-distance-left:9pt;mso-wrap-distance-top:0;mso-wrap-distance-right:9pt;mso-wrap-distance-bottom:0;mso-position-horizontal:right;mso-position-horizontal-relative:margin;mso-position-vertical:absolute;mso-position-vertical-relative:text;mso-height-percent:0;mso-height-relative:margin;v-text-anchor:top" o:gfxdata="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" filled="f" stroked="f" strokeweight=".5pt">
+                <v:textbox>
+                  <w:txbxContent>
+                    <w:p>
+                      <w:pPr>
+                        <w:pStyle w:val="ac"/>
+                        <w:numPr>
+                          <w:ilvl w:val="0"/>
+                          <w:numId w:val="42"/>
+                        </w:numPr>
+                      </w:pPr>
+                      <w:r>
+                        <w:t>Microsoft Store;</w:t>
+                      </w:r>
+                    </w:p>
+                    <w:p>
+                      <w:pPr>
+                        <w:pStyle w:val="ac"/>
+                        <w:numPr>
+                          <w:ilvl w:val="0"/>
+                          <w:numId w:val="42"/>
+                        </w:numPr>
+                      </w:pPr>
+                      <w:r>
+                        <w:t>Плееры;</w:t>
+                      </w:r>
+                    </w:p>
+                    <w:p>
+                      <w:pPr>
+                        <w:pStyle w:val="ac"/>
+                        <w:numPr>
+                          <w:ilvl w:val="0"/>
+                          <w:numId w:val="42"/>
+                        </w:numPr>
+                      </w:pPr>
+                      <w:r>
+                        <w:t>Прослушивание музыки;</w:t>
+                      </w:r>
+                    </w:p>
+                    <w:p>
+                      <w:pPr>
+                        <w:pStyle w:val="ac"/>
+                        <w:numPr>
+                          <w:ilvl w:val="0"/>
+                          <w:numId w:val="42"/>
+                        </w:numPr>
+                      </w:pPr>
+                      <w:r>
+                        <w:t>Центр безопасности защиты Windows;</w:t>
+                      </w:r>
+                    </w:p>
+                    <w:p>
+                      <w:pPr>
+                        <w:pStyle w:val="ac"/>
+                        <w:numPr>
+                          <w:ilvl w:val="0"/>
+                          <w:numId w:val="42"/>
+                        </w:numPr>
+                      </w:pPr>
+                      <w:r>
+                        <w:t>Диск восстановления и резервное копирование;</w:t>
+                      </w:r>
+                    </w:p>
+                    <w:p>
+                      <w:pPr>
+                        <w:pStyle w:val="ac"/>
+                        <w:numPr>
+                          <w:ilvl w:val="0"/>
+                          <w:numId w:val="42"/>
+                        </w:numPr>
+                      </w:pPr>
+                      <w:r>
+                        <w:t>Дефрагментация диска;</w:t>
+                      </w:r>
+                    </w:p>
+                    <w:p>
+                      <w:pPr>
+                        <w:pStyle w:val="ac"/>
+                        <w:numPr>
+                          <w:ilvl w:val="0"/>
+                          <w:numId w:val="42"/>
+                        </w:numPr>
+                      </w:pPr>
+                      <w:r>
+                        <w:t>Средство проверки памяти Windows;</w:t>
+                      </w:r>
+                    </w:p>
+                    <w:p>
+                      <w:pPr>
+                        <w:pStyle w:val="ac"/>
+                        <w:numPr>
+                          <w:ilvl w:val="0"/>
+                          <w:numId w:val="42"/>
+                        </w:numPr>
+                      </w:pPr>
+                      <w:r>
+                        <w:t>Командная строчка;</w:t>
+                      </w:r>
+                    </w:p>
+                    <w:p>
+                      <w:pPr>
+                        <w:pStyle w:val="ac"/>
+                        <w:numPr>
+                          <w:ilvl w:val="0"/>
+                          <w:numId w:val="42"/>
+                        </w:numPr>
+                      </w:pPr>
+                      <w:r>
+                        <w:t>Средство записи звука;</w:t>
+                      </w:r>
+                    </w:p>
+                    <w:p>
+                      <w:pPr>
+                        <w:pStyle w:val="ac"/>
+                        <w:numPr>
+                          <w:ilvl w:val="0"/>
+                          <w:numId w:val="42"/>
+                        </w:numPr>
+                      </w:pPr>
+                      <w:r>
+                        <w:t>Ножницы;</w:t>
+                      </w:r>
+                    </w:p>
+                    <w:p>
+                      <w:pPr>
+                        <w:pStyle w:val="ac"/>
+                        <w:ind w:left="360"/>
+                      </w:pPr>
+                    </w:p>
+                  </w:txbxContent>
+                </v:textbox>
+                <w10:wrap anchorx="margin"/>
+              </v:shape>
+            </w:pict>
+          </mc:Fallback>
+        </mc:AlternateContent>
+      </w:r>
+      <w:r>
+        <w:t>Список встроенных приложений и утилит для Windows 10 и Windows 11:</w:t>
+      </w:r>
+    </w:p>
+    <w:p>
+      <w:pPr>
+        <w:pStyle w:val="ac"/>
+        <w:numPr>
+          <w:ilvl w:val="0"/>
+          <w:numId w:val="34"/>
+        </w:numPr>
+        <w:ind w:left="357" w:hanging="357"/>
+      </w:pPr>
+      <w:r>
+        <w:t>Проводник;</w:t>
+      </w:r>
+    </w:p>
+    <w:p>
+      <w:pPr>
+        <w:pStyle w:val="ac"/>
+        <w:numPr>
+          <w:ilvl w:val="0"/>
+          <w:numId w:val="34"/>
+        </w:numPr>
+        <w:ind w:left="357" w:hanging="357"/>
+      </w:pPr>
+      <w:r>
+        <w:t>Панель управления;</w:t>
+      </w:r>
+    </w:p>
+    <w:p>
+      <w:pPr>
+        <w:pStyle w:val="ac"/>
+        <w:numPr>
+          <w:ilvl w:val="0"/>
+          <w:numId w:val="34"/>
+        </w:numPr>
+        <w:ind w:left="357" w:hanging="357"/>
+      </w:pPr>
+      <w:r>
+        <w:t>Параметры;</w:t>
+      </w:r>
+    </w:p>
+    <w:p>
+      <w:pPr>
+        <w:pStyle w:val="ac"/>
+        <w:numPr>
+          <w:ilvl w:val="0"/>
+          <w:numId w:val="34"/>
+        </w:numPr>
+        <w:ind w:left="357" w:hanging="357"/>
+      </w:pPr>
+      <w:r>
+        <w:t>Блокнот;</w:t>
+      </w:r>
+    </w:p>
+    <w:p>
+      <w:pPr>
+        <w:pStyle w:val="ac"/>
+        <w:numPr>
+          <w:ilvl w:val="0"/>
+          <w:numId w:val="34"/>
+        </w:numPr>
+        <w:ind w:left="357" w:hanging="357"/>
+      </w:pPr>
+      <w:r>
+        <w:t>Календарь;</w:t>
+      </w:r>
+    </w:p>
+    <w:p>
+      <w:pPr>
+        <w:pStyle w:val="ac"/>
+        <w:numPr>
+          <w:ilvl w:val="0"/>
+          <w:numId w:val="34"/>
+        </w:numPr>
+        <w:ind w:left="357" w:hanging="357"/>
+      </w:pPr>
+      <w:r>
+        <w:t>Калькулятор;</w:t>
+      </w:r>
+    </w:p>
+    <w:p>
+      <w:pPr>
+        <w:pStyle w:val="ac"/>
+        <w:numPr>
+          <w:ilvl w:val="0"/>
+          <w:numId w:val="34"/>
+        </w:numPr>
+        <w:ind w:left="357" w:hanging="357"/>
+      </w:pPr>
+      <w:r>
+        <w:t>Почта;</w:t>
+      </w:r>
+    </w:p>
+    <w:p>
+      <w:pPr>
+        <w:pStyle w:val="ac"/>
+        <w:numPr>
+          <w:ilvl w:val="0"/>
+          <w:numId w:val="34"/>
+        </w:numPr>
+        <w:ind w:left="357" w:hanging="357"/>
+      </w:pPr>
+      <w:r>
+        <w:t>Камера;</w:t>
+      </w:r>
+    </w:p>
+    <w:p>
+      <w:pPr>
+        <w:pStyle w:val="ac"/>
+        <w:numPr>
+          <w:ilvl w:val="0"/>
+          <w:numId w:val="34"/>
+        </w:numPr>
+        <w:ind w:left="357" w:hanging="357"/>
+      </w:pPr>
+      <w:r>
+        <w:t>Фотографии;</w:t>
+      </w:r>
+    </w:p>
+    <w:p>
+      <w:pPr>
+        <w:pStyle w:val="ac"/>
+        <w:numPr>
+          <w:ilvl w:val="0"/>
+          <w:numId w:val="34"/>
+        </w:numPr>
+        <w:ind w:left="357" w:hanging="357"/>
+      </w:pPr>
+      <w:r>
+        <w:t>Диспетчер задач;</w:t>
+      </w:r>
+    </w:p>
+    <w:p>
+      <w:pPr>
+        <w:pStyle w:val="ac"/>
+        <w:numPr>
+          <w:ilvl w:val="0"/>
+          <w:numId w:val="34"/>
+        </w:numPr>
+        <w:ind w:left="357" w:hanging="357"/>
+      </w:pPr>
+      <w:r>
+        <w:t>Браузер Microsoft Edge;</w:t>
+      </w:r>
+    </w:p>
+    <w:p>
+      <w:pPr>
+        <w:rPr>
+          <w:sz w:val="18"/>
+          <w:szCs w:val="18"/>
+        </w:rPr>
+      </w:pPr>
+      <w:r>
+        <w:br w:type="page"/>
+      </w:r>
+    </w:p>
+    <w:p>
+      <w:pPr>
+        <w:pStyle w:val="1"/>
+      </w:pPr>
+      <w:r>
+        <w:lastRenderedPageBreak/>
+        <w:t>#</w:t>
+      </w:r>
+      <w:r>
+        <w:t>5</w:t>
+      </w:r>
+      <w:r>
+        <w:t xml:space="preserve"> </w:t>
+      </w:r>
+      <w:r>
+        <w:t>Структура операционки. Виды ядер операционной системы</w:t>
+      </w:r>
+    </w:p>
+    <w:p>
+      <w:pPr>
+        <w:pStyle w:val="ac"/>
+      </w:pPr>
+    </w:p>
+    <w:p>
+      <w:pPr>
+        <w:pStyle w:val="ac"/>
+      </w:pPr>
+      <w:r>
+        <w:t>11.09.25</w:t>
+      </w:r>
+    </w:p>
+    <w:p>
+      <w:pPr>
+        <w:pStyle w:val="ac"/>
+      </w:pPr>
+    </w:p>
+    <w:p>
+      <w:pPr>
+        <w:pStyle w:val="ac"/>
+      </w:pPr>
+      <w:r>
+        <w:t>Единой архитектуры ОС не существует, но существуют универсальные подходы к структурированию.</w:t>
+      </w:r>
+    </w:p>
+    <w:p>
+      <w:pPr>
+        <w:pStyle w:val="ac"/>
+      </w:pPr>
+    </w:p>
+    <w:p>
+      <w:pPr>
+        <w:pStyle w:val="ac"/>
+        <w:jc w:val="center"/>
+      </w:pPr>
+      <w:r>
+        <w:rPr>
+          <w:noProof/>
           <w:lang w:val="en-US"/>
         </w:rPr>
-        <w:t xml:space="preserve">#3 </w:t>
-      </w:r>
-      <w:r>
-        <w:t>Использование сервисных программ поддержки интерфейса</w:t>
-      </w:r>
-    </w:p>
-    <w:p>
-      <w:pPr>
-        <w:pStyle w:val="ac"/>
-      </w:pPr>
-      <w:r>
-        <w:t>04.09.25</w:t>
-      </w:r>
-    </w:p>
-    <w:p>
-      <w:pPr>
-        <w:pStyle w:val="ac"/>
-      </w:pPr>
-    </w:p>
-    <w:p>
-      <w:pPr>
-        <w:pStyle w:val="ac"/>
-      </w:pPr>
-      <w:r>
-        <w:t xml:space="preserve">Это применение программных продуктов, которые расширяют возможности ОС и предоставляют пользователю дополнительные услуги в работе с компьютером. Такие программы (утилиты) могут быть предназначены для обслуживания работы компьютера и улучшения пользовательского интерфейса, а </w:t>
-      </w:r>
-      <w:r>
-        <w:t>также</w:t>
-      </w:r>
-      <w:r>
-        <w:t xml:space="preserve"> автоматизации процессов.</w:t>
-      </w:r>
-    </w:p>
-    <w:p>
-      <w:pPr>
-        <w:pStyle w:val="ac"/>
-      </w:pPr>
-    </w:p>
-    <w:p>
-      <w:pPr>
-        <w:pStyle w:val="ac"/>
-      </w:pPr>
-      <w:r>
-        <w:t>Некоторые виды сервисных программ поддержки интерфейса:</w:t>
-      </w:r>
-    </w:p>
-    <w:p>
-      <w:pPr>
-        <w:pStyle w:val="ac"/>
-        <w:numPr>
-          <w:ilvl w:val="0"/>
-          <w:numId w:val="35"/>
-        </w:numPr>
-      </w:pPr>
-      <w:r>
-        <w:t xml:space="preserve">Программа оболочки </w:t>
+        <w:drawing>
+          <wp:inline distT="0" distB="0" distL="0" distR="0" wp14:anchorId="42EF2C98" wp14:editId="1020F18E">
+            <wp:extent cx="2946152" cy="1932167"/>
+            <wp:effectExtent l="0" t="0" r="6985" b="0"/>
+            <wp:docPr id="1106186371" name="Рисунок 2"/>
+            <wp:cNvGraphicFramePr>
+              <a:graphicFrameLocks xmlns:a="http://schemas.openxmlformats.org/drawingml/2006/main" noChangeAspect="1"/>
+            </wp:cNvGraphicFramePr>
+            <a:graphic xmlns:a="http://schemas.openxmlformats.org/drawingml/2006/main">
+              <a:graphicData uri="http://schemas.openxmlformats.org/drawingml/2006/picture">
+                <pic:pic xmlns:pic="http://schemas.openxmlformats.org/drawingml/2006/picture">
+                  <pic:nvPicPr>
+                    <pic:cNvPr id="0" name="Picture 1"/>
+                    <pic:cNvPicPr>
+                      <a:picLocks noChangeAspect="1" noChangeArrowheads="1"/>
+                    </pic:cNvPicPr>
+                  </pic:nvPicPr>
+                  <pic:blipFill>
+                    <a:blip r:embed="rId8">
+                      <a:extLst>
+                        <a:ext uri="{28A0092B-C50C-407E-A947-70E740481C1C}">
+                          <a14:useLocalDpi xmlns:a14="http://schemas.microsoft.com/office/drawing/2010/main" val="0"/>
+                        </a:ext>
+                      </a:extLst>
+                    </a:blip>
+                    <a:srcRect/>
+                    <a:stretch>
+                      <a:fillRect/>
+                    </a:stretch>
+                  </pic:blipFill>
+                  <pic:spPr bwMode="auto">
+                    <a:xfrm>
+                      <a:off x="0" y="0"/>
+                      <a:ext cx="2946152" cy="1932167"/>
+                    </a:xfrm>
+                    <a:prstGeom prst="rect">
+                      <a:avLst/>
+                    </a:prstGeom>
+                    <a:noFill/>
+                    <a:ln>
+                      <a:noFill/>
+                    </a:ln>
+                  </pic:spPr>
+                </pic:pic>
+              </a:graphicData>
+            </a:graphic>
+          </wp:inline>
+        </w:drawing>
+      </w:r>
+    </w:p>
+    <w:p>
+      <w:pPr>
+        <w:pStyle w:val="ac"/>
+        <w:jc w:val="center"/>
+      </w:pPr>
+    </w:p>
+    <w:p>
+      <w:pPr>
+        <w:pStyle w:val="ac"/>
+      </w:pPr>
+      <w:r>
+        <w:rPr>
+          <w:b/>
+          <w:bCs/>
+        </w:rPr>
+        <w:t>Интерфейс системных вызовов</w:t>
+      </w:r>
+      <w:r>
+        <w:t xml:space="preserve"> </w:t>
       </w:r>
       <w:r>
         <w:t>— это</w:t>
       </w:r>
       <w:r>
-        <w:t xml:space="preserve"> надстройки над ОС. Представляют новый интерфейс, делают необязательные знания ОС. ОС Windows использует оболочку FAR (Far </w:t>
-      </w:r>
-      <w:proofErr w:type="spellStart"/>
-      <w:r>
-        <w:t>manager</w:t>
-      </w:r>
-      <w:proofErr w:type="spellEnd"/>
-      <w:r>
-        <w:t>).</w:t>
-      </w:r>
-    </w:p>
-    <w:p>
-      <w:pPr>
-        <w:pStyle w:val="ac"/>
-        <w:numPr>
-          <w:ilvl w:val="0"/>
-          <w:numId w:val="35"/>
-        </w:numPr>
-      </w:pPr>
-      <w:r>
-        <w:t>Утилиты - они автоматизируют выполнение типовых, часто используемых процедур, реализация которых потребовала бы от пользователя дополнительных знаний</w:t>
-      </w:r>
-    </w:p>
-    <w:p>
-      <w:pPr>
-        <w:pStyle w:val="ac"/>
-        <w:numPr>
-          <w:ilvl w:val="0"/>
-          <w:numId w:val="35"/>
-        </w:numPr>
-      </w:pPr>
-      <w:r>
-        <w:t>Программы для работы с дисками - обеспечивают проверку работоспособности, структурирования, дефрагментацию.</w:t>
-      </w:r>
-    </w:p>
-    <w:p>
-      <w:pPr>
-        <w:pStyle w:val="ac"/>
-        <w:numPr>
-          <w:ilvl w:val="0"/>
-          <w:numId w:val="35"/>
-        </w:numPr>
-      </w:pPr>
-      <w:r>
-        <w:t xml:space="preserve">Программы для выявления неисправностей - они следят за работой системных компонентов, диагностируют и готовят отсчёты об аппаратных неисправностях, а </w:t>
-      </w:r>
-      <w:r>
-        <w:t>также</w:t>
-      </w:r>
-      <w:r>
-        <w:t xml:space="preserve"> обнаруживают системные ошибки и восстанавливают систему.</w:t>
+        <w:t xml:space="preserve"> </w:t>
+      </w:r>
+      <w:r>
+        <w:t>механизм,</w:t>
+      </w:r>
+      <w:r>
+        <w:t xml:space="preserve"> с помощью которого программа запрашивает услуги у ядра ОС.</w:t>
+      </w:r>
+    </w:p>
+    <w:p>
+      <w:pPr>
+        <w:pStyle w:val="ac"/>
+      </w:pPr>
+    </w:p>
+    <w:p>
+      <w:pPr>
+        <w:pStyle w:val="ac"/>
+      </w:pPr>
+      <w:r>
+        <w:rPr>
+          <w:b/>
+          <w:bCs/>
+        </w:rPr>
+        <w:t>Аппаратное обеспечение</w:t>
+      </w:r>
+      <w:r>
+        <w:t xml:space="preserve"> </w:t>
+      </w:r>
+      <w:r>
+        <w:t>— это</w:t>
+      </w:r>
+      <w:r>
+        <w:t xml:space="preserve"> совокупность физических объектов компьютера.</w:t>
+      </w:r>
+    </w:p>
+    <w:p>
+      <w:pPr>
+        <w:pStyle w:val="ac"/>
+      </w:pPr>
+    </w:p>
+    <w:p>
+      <w:pPr>
+        <w:pStyle w:val="ac"/>
+      </w:pPr>
+      <w:r>
+        <w:t>Виды ядер ОС:</w:t>
+      </w:r>
+    </w:p>
+    <w:p>
+      <w:pPr>
+        <w:pStyle w:val="ac"/>
+        <w:numPr>
+          <w:ilvl w:val="0"/>
+          <w:numId w:val="43"/>
+        </w:numPr>
+      </w:pPr>
+      <w:r>
+        <w:rPr>
+          <w:noProof/>
+        </w:rPr>
+        <w:drawing>
+          <wp:anchor distT="0" distB="0" distL="114300" distR="114300" simplePos="0" relativeHeight="251660288" behindDoc="0" locked="0" layoutInCell="1" allowOverlap="1" wp14:anchorId="747C5573" wp14:editId="502DF48C">
+            <wp:simplePos x="0" y="0"/>
+            <wp:positionH relativeFrom="margin">
+              <wp:posOffset>2668905</wp:posOffset>
+            </wp:positionH>
+            <wp:positionV relativeFrom="paragraph">
+              <wp:posOffset>36830</wp:posOffset>
+            </wp:positionV>
+            <wp:extent cx="1739900" cy="1717040"/>
+            <wp:effectExtent l="0" t="0" r="0" b="0"/>
+            <wp:wrapSquare wrapText="bothSides"/>
+            <wp:docPr id="1624114575" name="Рисунок 4"/>
+            <wp:cNvGraphicFramePr>
+              <a:graphicFrameLocks xmlns:a="http://schemas.openxmlformats.org/drawingml/2006/main" noChangeAspect="1"/>
+            </wp:cNvGraphicFramePr>
+            <a:graphic xmlns:a="http://schemas.openxmlformats.org/drawingml/2006/main">
+              <a:graphicData uri="http://schemas.openxmlformats.org/drawingml/2006/picture">
+                <pic:pic xmlns:pic="http://schemas.openxmlformats.org/drawingml/2006/picture">
+                  <pic:nvPicPr>
+                    <pic:cNvPr id="0" name="Picture 3"/>
+                    <pic:cNvPicPr>
+                      <a:picLocks noChangeAspect="1" noChangeArrowheads="1"/>
+                    </pic:cNvPicPr>
+                  </pic:nvPicPr>
+                  <pic:blipFill>
+                    <a:blip r:embed="rId9" cstate="print">
+                      <a:extLst>
+                        <a:ext uri="{28A0092B-C50C-407E-A947-70E740481C1C}">
+                          <a14:useLocalDpi xmlns:a14="http://schemas.microsoft.com/office/drawing/2010/main" val="0"/>
+                        </a:ext>
+                      </a:extLst>
+                    </a:blip>
+                    <a:srcRect/>
+                    <a:stretch>
+                      <a:fillRect/>
+                    </a:stretch>
+                  </pic:blipFill>
+                  <pic:spPr bwMode="auto">
+                    <a:xfrm>
+                      <a:off x="0" y="0"/>
+                      <a:ext cx="1739900" cy="1717040"/>
+                    </a:xfrm>
+                    <a:prstGeom prst="rect">
+                      <a:avLst/>
+                    </a:prstGeom>
+                    <a:noFill/>
+                    <a:ln>
+                      <a:noFill/>
+                    </a:ln>
+                  </pic:spPr>
+                </pic:pic>
+              </a:graphicData>
+            </a:graphic>
+            <wp14:sizeRelH relativeFrom="margin">
+              <wp14:pctWidth>0</wp14:pctWidth>
+            </wp14:sizeRelH>
+            <wp14:sizeRelV relativeFrom="margin">
+              <wp14:pctHeight>0</wp14:pctHeight>
+            </wp14:sizeRelV>
+          </wp:anchor>
+        </w:drawing>
+      </w:r>
+      <w:r>
+        <w:t xml:space="preserve">Монолитное ядро (работает в одном адресном пространстве) </w:t>
+      </w:r>
+      <w:r>
+        <w:t>— это</w:t>
+      </w:r>
+      <w:r>
+        <w:t xml:space="preserve"> такая схема ОС при котором все компоненты являются частью одной программы. Используются общие структуры данных и взаимодействуют с друг-другом путём непосредственного вызова процедур. Является одной из старейших способов организации ОС.</w:t>
+      </w:r>
+    </w:p>
+    <w:p>
+      <w:pPr>
+        <w:pStyle w:val="ac"/>
+        <w:numPr>
+          <w:ilvl w:val="1"/>
+          <w:numId w:val="43"/>
+        </w:numPr>
+      </w:pPr>
+      <w:r>
+        <w:t xml:space="preserve">плюсы: </w:t>
+      </w:r>
+    </w:p>
+    <w:p>
+      <w:pPr>
+        <w:pStyle w:val="ac"/>
+        <w:numPr>
+          <w:ilvl w:val="2"/>
+          <w:numId w:val="43"/>
+        </w:numPr>
+      </w:pPr>
+      <w:r>
+        <w:t>лучшая скорость работы по сравнению с другими видами.</w:t>
       </w:r>
     </w:p>
     <w:p>
@@ -1864,60 +2772,130 @@
     <w:p>
       <w:pPr>
         <w:pStyle w:val="ac"/>
+        <w:numPr>
+          <w:ilvl w:val="1"/>
+          <w:numId w:val="43"/>
+        </w:numPr>
       </w:pPr>
       <w:r>
         <w:lastRenderedPageBreak/>
-        <w:t>Безопасность при использовании сервисных программ поддержки интерфейсов, важно учитывать:</w:t>
-      </w:r>
-    </w:p>
-    <w:p>
-      <w:pPr>
-        <w:pStyle w:val="ac"/>
-        <w:numPr>
-          <w:ilvl w:val="0"/>
-          <w:numId w:val="37"/>
-        </w:numPr>
-      </w:pPr>
-      <w:r>
-        <w:t>Шифрование данных - конфиденциальные данные, которые обмениваются, должны быть зашифрованы.</w:t>
-      </w:r>
-    </w:p>
-    <w:p>
-      <w:pPr>
-        <w:pStyle w:val="ac"/>
-        <w:numPr>
-          <w:ilvl w:val="0"/>
-          <w:numId w:val="37"/>
-        </w:numPr>
-      </w:pPr>
-      <w:r>
-        <w:t>Строгая аутентификация - механизмы строгой аутентификация ограничивают несанкционированный доступ к пользовательским данным.</w:t>
-      </w:r>
-    </w:p>
-    <w:p>
-      <w:pPr>
-        <w:pStyle w:val="ac"/>
-        <w:numPr>
-          <w:ilvl w:val="0"/>
-          <w:numId w:val="37"/>
-        </w:numPr>
+        <w:t>минусы:</w:t>
+      </w:r>
+    </w:p>
+    <w:p>
+      <w:pPr>
+        <w:pStyle w:val="ac"/>
+        <w:numPr>
+          <w:ilvl w:val="2"/>
+          <w:numId w:val="43"/>
+        </w:numPr>
+      </w:pPr>
+      <w:r>
+        <w:t>поскольку всё ядро работает в одном адресном пространстве, сбои в одном компоненте приведёт к сбою всей системы (Linux, FreeBSD, традиционные UNIX системы).</w:t>
+      </w:r>
+    </w:p>
+    <w:p>
+      <w:pPr>
+        <w:pStyle w:val="ac"/>
         <w:rPr>
           <w:lang w:val="en-US"/>
         </w:rPr>
       </w:pPr>
-      <w:r>
-        <w:t>Соблюдение принципа "наименьшей привилегии" - пользователем и компонентам предоставляется только минимальный доступ и разрешения, необходимый им для выполнения задач</w:t>
-      </w:r>
+    </w:p>
+    <w:p>
+      <w:pPr>
+        <w:pStyle w:val="ac"/>
+        <w:numPr>
+          <w:ilvl w:val="0"/>
+          <w:numId w:val="43"/>
+        </w:numPr>
+      </w:pPr>
       <w:r>
         <w:rPr>
-          <w:lang w:val="en-US"/>
+          <w:noProof/>
         </w:rPr>
-        <w:t>.</w:t>
+        <w:drawing>
+          <wp:anchor distT="0" distB="0" distL="114300" distR="114300" simplePos="0" relativeHeight="251661312" behindDoc="0" locked="0" layoutInCell="1" allowOverlap="1" wp14:anchorId="39E08D7D" wp14:editId="5ADFA0F0">
+            <wp:simplePos x="0" y="0"/>
+            <wp:positionH relativeFrom="margin">
+              <wp:align>left</wp:align>
+            </wp:positionH>
+            <wp:positionV relativeFrom="paragraph">
+              <wp:posOffset>5964</wp:posOffset>
+            </wp:positionV>
+            <wp:extent cx="1836420" cy="3162300"/>
+            <wp:effectExtent l="0" t="0" r="0" b="0"/>
+            <wp:wrapSquare wrapText="bothSides"/>
+            <wp:docPr id="1459473307" name="Рисунок 5"/>
+            <wp:cNvGraphicFramePr>
+              <a:graphicFrameLocks xmlns:a="http://schemas.openxmlformats.org/drawingml/2006/main" noChangeAspect="1"/>
+            </wp:cNvGraphicFramePr>
+            <a:graphic xmlns:a="http://schemas.openxmlformats.org/drawingml/2006/main">
+              <a:graphicData uri="http://schemas.openxmlformats.org/drawingml/2006/picture">
+                <pic:pic xmlns:pic="http://schemas.openxmlformats.org/drawingml/2006/picture">
+                  <pic:nvPicPr>
+                    <pic:cNvPr id="0" name="Picture 4"/>
+                    <pic:cNvPicPr>
+                      <a:picLocks noChangeAspect="1" noChangeArrowheads="1"/>
+                    </pic:cNvPicPr>
+                  </pic:nvPicPr>
+                  <pic:blipFill>
+                    <a:blip r:embed="rId10" cstate="print">
+                      <a:extLst>
+                        <a:ext uri="{28A0092B-C50C-407E-A947-70E740481C1C}">
+                          <a14:useLocalDpi xmlns:a14="http://schemas.microsoft.com/office/drawing/2010/main" val="0"/>
+                        </a:ext>
+                      </a:extLst>
+                    </a:blip>
+                    <a:srcRect/>
+                    <a:stretch>
+                      <a:fillRect/>
+                    </a:stretch>
+                  </pic:blipFill>
+                  <pic:spPr bwMode="auto">
+                    <a:xfrm>
+                      <a:off x="0" y="0"/>
+                      <a:ext cx="1862286" cy="3206792"/>
+                    </a:xfrm>
+                    <a:prstGeom prst="rect">
+                      <a:avLst/>
+                    </a:prstGeom>
+                    <a:noFill/>
+                    <a:ln>
+                      <a:noFill/>
+                    </a:ln>
+                  </pic:spPr>
+                </pic:pic>
+              </a:graphicData>
+            </a:graphic>
+            <wp14:sizeRelH relativeFrom="margin">
+              <wp14:pctWidth>0</wp14:pctWidth>
+            </wp14:sizeRelH>
+            <wp14:sizeRelV relativeFrom="margin">
+              <wp14:pctHeight>0</wp14:pctHeight>
+            </wp14:sizeRelV>
+          </wp:anchor>
+        </w:drawing>
+      </w:r>
+      <w:r>
+        <w:t xml:space="preserve">Модульное ядро </w:t>
+      </w:r>
+      <w:r>
+        <w:t>— это современное усовершенствованное</w:t>
+      </w:r>
+      <w:r>
+        <w:t xml:space="preserve"> модификация архитектуры монолитных ядер ОС. В отличии от монолитного, модульные ядра как </w:t>
+      </w:r>
+      <w:r>
+        <w:t>правило,</w:t>
+      </w:r>
+      <w:r>
+        <w:t xml:space="preserve"> как правило не требуют полной перекомпиляции ядра при изменении состава аппаратного обеспечения ПК. Модульное ядро состоит из частей (модулей) </w:t>
       </w:r>
     </w:p>
     <w:sectPr>
-      <w:footerReference w:type="even" r:id="rId8"/>
-      <w:footerReference w:type="default" r:id="rId9"/>
+      <w:footerReference w:type="even" r:id="rId11"/>
+      <w:footerReference w:type="default" r:id="rId12"/>
       <w:pgSz w:w="8391" w:h="11906" w:code="11"/>
       <w:pgMar w:top="720" w:right="720" w:bottom="720" w:left="720" w:header="708" w:footer="708" w:gutter="0"/>
       <w:cols w:space="708"/>
@@ -2149,6 +3127,121 @@
     </w:lvl>
   </w:abstractNum>
   <w:abstractNum w:abstractNumId="1" w15:restartNumberingAfterBreak="0">
+    <w:nsid w:val="04224586"/>
+    <w:multiLevelType w:val="multilevel"/>
+    <w:tmpl w:val="E6247D3A"/>
+    <w:lvl w:ilvl="0">
+      <w:start w:val="1"/>
+      <w:numFmt w:val="decimal"/>
+      <w:lvlText w:val="%1."/>
+      <w:lvlJc w:val="left"/>
+      <w:pPr>
+        <w:ind w:left="360" w:hanging="360"/>
+      </w:pPr>
+      <w:rPr>
+        <w:rFonts w:hint="default"/>
+      </w:rPr>
+    </w:lvl>
+    <w:lvl w:ilvl="1">
+      <w:start w:val="1"/>
+      <w:numFmt w:val="bullet"/>
+      <w:lvlText w:val=""/>
+      <w:lvlJc w:val="left"/>
+      <w:pPr>
+        <w:ind w:left="720" w:hanging="360"/>
+      </w:pPr>
+      <w:rPr>
+        <w:rFonts w:ascii="Symbol" w:hAnsi="Symbol" w:hint="default"/>
+        <w:color w:val="auto"/>
+      </w:rPr>
+    </w:lvl>
+    <w:lvl w:ilvl="2">
+      <w:start w:val="1"/>
+      <w:numFmt w:val="bullet"/>
+      <w:lvlText w:val=""/>
+      <w:lvlJc w:val="left"/>
+      <w:pPr>
+        <w:ind w:left="1080" w:hanging="360"/>
+      </w:pPr>
+      <w:rPr>
+        <w:rFonts w:ascii="Symbol" w:hAnsi="Symbol" w:hint="default"/>
+        <w:color w:val="auto"/>
+      </w:rPr>
+    </w:lvl>
+    <w:lvl w:ilvl="3">
+      <w:start w:val="1"/>
+      <w:numFmt w:val="decimal"/>
+      <w:lvlText w:val="(%4)"/>
+      <w:lvlJc w:val="left"/>
+      <w:pPr>
+        <w:ind w:left="1440" w:hanging="360"/>
+      </w:pPr>
+      <w:rPr>
+        <w:rFonts w:hint="default"/>
+      </w:rPr>
+    </w:lvl>
+    <w:lvl w:ilvl="4">
+      <w:start w:val="1"/>
+      <w:numFmt w:val="lowerLetter"/>
+      <w:lvlText w:val="(%5)"/>
+      <w:lvlJc w:val="left"/>
+      <w:pPr>
+        <w:ind w:left="1800" w:hanging="360"/>
+      </w:pPr>
+      <w:rPr>
+        <w:rFonts w:hint="default"/>
+      </w:rPr>
+    </w:lvl>
+    <w:lvl w:ilvl="5">
+      <w:start w:val="1"/>
+      <w:numFmt w:val="lowerRoman"/>
+      <w:lvlText w:val="(%6)"/>
+      <w:lvlJc w:val="left"/>
+      <w:pPr>
+        <w:ind w:left="2160" w:hanging="360"/>
+      </w:pPr>
+      <w:rPr>
+        <w:rFonts w:hint="default"/>
+      </w:rPr>
+    </w:lvl>
+    <w:lvl w:ilvl="6">
+      <w:start w:val="1"/>
+      <w:numFmt w:val="decimal"/>
+      <w:lvlText w:val="%7."/>
+      <w:lvlJc w:val="left"/>
+      <w:pPr>
+        <w:ind w:left="2520" w:hanging="360"/>
+      </w:pPr>
+      <w:rPr>
+        <w:rFonts w:hint="default"/>
+      </w:rPr>
+    </w:lvl>
+    <w:lvl w:ilvl="7">
+      <w:start w:val="1"/>
+      <w:numFmt w:val="lowerLetter"/>
+      <w:lvlText w:val="%8."/>
+      <w:lvlJc w:val="left"/>
+      <w:pPr>
+        <w:ind w:left="2880" w:hanging="360"/>
+      </w:pPr>
+      <w:rPr>
+        <w:rFonts w:hint="default"/>
+      </w:rPr>
+    </w:lvl>
+    <w:lvl w:ilvl="8">
+      <w:start w:val="1"/>
+      <w:numFmt w:val="lowerRoman"/>
+      <w:lvlText w:val="%9."/>
+      <w:lvlJc w:val="left"/>
+      <w:pPr>
+        <w:ind w:left="3240" w:hanging="360"/>
+      </w:pPr>
+      <w:rPr>
+        <w:rFonts w:hint="default"/>
+      </w:rPr>
+    </w:lvl>
+  </w:abstractNum>
+  <w:abstractNum w:abstractNumId="2" w15:restartNumberingAfterBreak="0">
     <w:nsid w:val="083515C4"/>
     <w:multiLevelType w:val="hybridMultilevel"/>
     <w:tmpl w:val="6CCE8BA8"/>
@@ -2261,7 +3354,7 @@
       </w:rPr>
     </w:lvl>
   </w:abstractNum>
-  <w:abstractNum w:abstractNumId="2" w15:restartNumberingAfterBreak="0">
+  <w:abstractNum w:abstractNumId="3" w15:restartNumberingAfterBreak="0">
     <w:nsid w:val="0BAA233E"/>
     <w:multiLevelType w:val="hybridMultilevel"/>
     <w:tmpl w:val="85DE2A12"/>
@@ -2374,7 +3467,7 @@
       </w:rPr>
     </w:lvl>
   </w:abstractNum>
-  <w:abstractNum w:abstractNumId="3" w15:restartNumberingAfterBreak="0">
+  <w:abstractNum w:abstractNumId="4" w15:restartNumberingAfterBreak="0">
     <w:nsid w:val="0BD92E74"/>
     <w:multiLevelType w:val="hybridMultilevel"/>
     <w:tmpl w:val="4410AE06"/>
@@ -2460,7 +3553,96 @@
       </w:pPr>
     </w:lvl>
   </w:abstractNum>
-  <w:abstractNum w:abstractNumId="4" w15:restartNumberingAfterBreak="0">
+  <w:abstractNum w:abstractNumId="5" w15:restartNumberingAfterBreak="0">
+    <w:nsid w:val="0C9F7013"/>
+    <w:multiLevelType w:val="hybridMultilevel"/>
+    <w:tmpl w:val="7B887C10"/>
+    <w:lvl w:ilvl="0" w:tplc="0419000F">
+      <w:start w:val="1"/>
+      <w:numFmt w:val="decimal"/>
+      <w:lvlText w:val="%1."/>
+      <w:lvlJc w:val="left"/>
+      <w:pPr>
+        <w:ind w:left="360" w:hanging="360"/>
+      </w:pPr>
+      <w:rPr>
+        <w:rFonts w:hint="default"/>
+      </w:rPr>
+    </w:lvl>
+    <w:lvl w:ilvl="1" w:tplc="04190019" w:tentative="1">
+      <w:start w:val="1"/>
+      <w:numFmt w:val="lowerLetter"/>
+      <w:lvlText w:val="%2."/>
+      <w:lvlJc w:val="left"/>
+      <w:pPr>
+        <w:ind w:left="1080" w:hanging="360"/>
+      </w:pPr>
+    </w:lvl>
+    <w:lvl w:ilvl="2" w:tplc="0419001B" w:tentative="1">
+      <w:start w:val="1"/>
+      <w:numFmt w:val="lowerRoman"/>
+      <w:lvlText w:val="%3."/>
+      <w:lvlJc w:val="right"/>
+      <w:pPr>
+        <w:ind w:left="1800" w:hanging="180"/>
+      </w:pPr>
+    </w:lvl>
+    <w:lvl w:ilvl="3" w:tplc="0419000F" w:tentative="1">
+      <w:start w:val="1"/>
+      <w:numFmt w:val="decimal"/>
+      <w:lvlText w:val="%4."/>
+      <w:lvlJc w:val="left"/>
+      <w:pPr>
+        <w:ind w:left="2520" w:hanging="360"/>
+      </w:pPr>
+    </w:lvl>
+    <w:lvl w:ilvl="4" w:tplc="04190019" w:tentative="1">
+      <w:start w:val="1"/>
+      <w:numFmt w:val="lowerLetter"/>
+      <w:lvlText w:val="%5."/>
+      <w:lvlJc w:val="left"/>
+      <w:pPr>
+        <w:ind w:left="3240" w:hanging="360"/>
+      </w:pPr>
+    </w:lvl>
+    <w:lvl w:ilvl="5" w:tplc="0419001B" w:tentative="1">
+      <w:start w:val="1"/>
+      <w:numFmt w:val="lowerRoman"/>
+      <w:lvlText w:val="%6."/>
+      <w:lvlJc w:val="right"/>
+      <w:pPr>
+        <w:ind w:left="3960" w:hanging="180"/>
+      </w:pPr>
+    </w:lvl>
+    <w:lvl w:ilvl="6" w:tplc="0419000F" w:tentative="1">
+      <w:start w:val="1"/>
+      <w:numFmt w:val="decimal"/>
+      <w:lvlText w:val="%7."/>
+      <w:lvlJc w:val="left"/>
+      <w:pPr>
+        <w:ind w:left="4680" w:hanging="360"/>
+      </w:pPr>
+    </w:lvl>
+    <w:lvl w:ilvl="7" w:tplc="04190019" w:tentative="1">
+      <w:start w:val="1"/>
+      <w:numFmt w:val="lowerLetter"/>
+      <w:lvlText w:val="%8."/>
+      <w:lvlJc w:val="left"/>
+      <w:pPr>
+        <w:ind w:left="5400" w:hanging="360"/>
+      </w:pPr>
+    </w:lvl>
+    <w:lvl w:ilvl="8" w:tplc="0419001B" w:tentative="1">
+      <w:start w:val="1"/>
+      <w:numFmt w:val="lowerRoman"/>
+      <w:lvlText w:val="%9."/>
+      <w:lvlJc w:val="right"/>
+      <w:pPr>
+        <w:ind w:left="6120" w:hanging="180"/>
+      </w:pPr>
+    </w:lvl>
+  </w:abstractNum>
+  <w:abstractNum w:abstractNumId="6" w15:restartNumberingAfterBreak="0">
     <w:nsid w:val="0DFB77FB"/>
     <w:multiLevelType w:val="hybridMultilevel"/>
     <w:tmpl w:val="71BCCA62"/>
@@ -2546,7 +3728,7 @@
       </w:pPr>
     </w:lvl>
   </w:abstractNum>
-  <w:abstractNum w:abstractNumId="5" w15:restartNumberingAfterBreak="0">
+  <w:abstractNum w:abstractNumId="7" w15:restartNumberingAfterBreak="0">
     <w:nsid w:val="0F903570"/>
     <w:multiLevelType w:val="hybridMultilevel"/>
     <w:tmpl w:val="AB349ECC"/>
@@ -2659,7 +3841,96 @@
       </w:rPr>
     </w:lvl>
   </w:abstractNum>
-  <w:abstractNum w:abstractNumId="6" w15:restartNumberingAfterBreak="0">
+  <w:abstractNum w:abstractNumId="8" w15:restartNumberingAfterBreak="0">
+    <w:nsid w:val="10D55E80"/>
+    <w:multiLevelType w:val="hybridMultilevel"/>
+    <w:tmpl w:val="FDF075B4"/>
+    <w:lvl w:ilvl="0" w:tplc="0419000F">
+      <w:start w:val="1"/>
+      <w:numFmt w:val="decimal"/>
+      <w:lvlText w:val="%1."/>
+      <w:lvlJc w:val="left"/>
+      <w:pPr>
+        <w:ind w:left="720" w:hanging="360"/>
+      </w:pPr>
+      <w:rPr>
+        <w:rFonts w:hint="default"/>
+      </w:rPr>
+    </w:lvl>
+    <w:lvl w:ilvl="1" w:tplc="04190019" w:tentative="1">
+      <w:start w:val="1"/>
+      <w:numFmt w:val="lowerLetter"/>
+      <w:lvlText w:val="%2."/>
+      <w:lvlJc w:val="left"/>
+      <w:pPr>
+        <w:ind w:left="1440" w:hanging="360"/>
+      </w:pPr>
+    </w:lvl>
+    <w:lvl w:ilvl="2" w:tplc="0419001B" w:tentative="1">
+      <w:start w:val="1"/>
+      <w:numFmt w:val="lowerRoman"/>
+      <w:lvlText w:val="%3."/>
+      <w:lvlJc w:val="right"/>
+      <w:pPr>
+        <w:ind w:left="2160" w:hanging="180"/>
+      </w:pPr>
+    </w:lvl>
+    <w:lvl w:ilvl="3" w:tplc="0419000F" w:tentative="1">
+      <w:start w:val="1"/>
+      <w:numFmt w:val="decimal"/>
+      <w:lvlText w:val="%4."/>
+      <w:lvlJc w:val="left"/>
+      <w:pPr>
+        <w:ind w:left="2880" w:hanging="360"/>
+      </w:pPr>
+    </w:lvl>
+    <w:lvl w:ilvl="4" w:tplc="04190019" w:tentative="1">
+      <w:start w:val="1"/>
+      <w:numFmt w:val="lowerLetter"/>
+      <w:lvlText w:val="%5."/>
+      <w:lvlJc w:val="left"/>
+      <w:pPr>
+        <w:ind w:left="3600" w:hanging="360"/>
+      </w:pPr>
+    </w:lvl>
+    <w:lvl w:ilvl="5" w:tplc="0419001B" w:tentative="1">
+      <w:start w:val="1"/>
+      <w:numFmt w:val="lowerRoman"/>
+      <w:lvlText w:val="%6."/>
+      <w:lvlJc w:val="right"/>
+      <w:pPr>
+        <w:ind w:left="4320" w:hanging="180"/>
+      </w:pPr>
+    </w:lvl>
+    <w:lvl w:ilvl="6" w:tplc="0419000F" w:tentative="1">
+      <w:start w:val="1"/>
+      <w:numFmt w:val="decimal"/>
+      <w:lvlText w:val="%7."/>
+      <w:lvlJc w:val="left"/>
+      <w:pPr>
+        <w:ind w:left="5040" w:hanging="360"/>
+      </w:pPr>
+    </w:lvl>
+    <w:lvl w:ilvl="7" w:tplc="04190019" w:tentative="1">
+      <w:start w:val="1"/>
+      <w:numFmt w:val="lowerLetter"/>
+      <w:lvlText w:val="%8."/>
+      <w:lvlJc w:val="left"/>
+      <w:pPr>
+        <w:ind w:left="5760" w:hanging="360"/>
+      </w:pPr>
+    </w:lvl>
+    <w:lvl w:ilvl="8" w:tplc="0419001B" w:tentative="1">
+      <w:start w:val="1"/>
+      <w:numFmt w:val="lowerRoman"/>
+      <w:lvlText w:val="%9."/>
+      <w:lvlJc w:val="right"/>
+      <w:pPr>
+        <w:ind w:left="6480" w:hanging="180"/>
+      </w:pPr>
+    </w:lvl>
+  </w:abstractNum>
+  <w:abstractNum w:abstractNumId="9" w15:restartNumberingAfterBreak="0">
     <w:nsid w:val="11FE5F2D"/>
     <w:multiLevelType w:val="hybridMultilevel"/>
     <w:tmpl w:val="F7CAC090"/>
@@ -2745,7 +4016,7 @@
       </w:pPr>
     </w:lvl>
   </w:abstractNum>
-  <w:abstractNum w:abstractNumId="7" w15:restartNumberingAfterBreak="0">
+  <w:abstractNum w:abstractNumId="10" w15:restartNumberingAfterBreak="0">
     <w:nsid w:val="15A50383"/>
     <w:multiLevelType w:val="hybridMultilevel"/>
     <w:tmpl w:val="3CDAEE88"/>
@@ -2834,7 +4105,7 @@
       </w:pPr>
     </w:lvl>
   </w:abstractNum>
-  <w:abstractNum w:abstractNumId="8" w15:restartNumberingAfterBreak="0">
+  <w:abstractNum w:abstractNumId="11" w15:restartNumberingAfterBreak="0">
     <w:nsid w:val="16492794"/>
     <w:multiLevelType w:val="hybridMultilevel"/>
     <w:tmpl w:val="9496B114"/>
@@ -2947,7 +4218,7 @@
       </w:rPr>
     </w:lvl>
   </w:abstractNum>
-  <w:abstractNum w:abstractNumId="9" w15:restartNumberingAfterBreak="0">
+  <w:abstractNum w:abstractNumId="12" w15:restartNumberingAfterBreak="0">
     <w:nsid w:val="1C692C73"/>
     <w:multiLevelType w:val="hybridMultilevel"/>
     <w:tmpl w:val="A09866E0"/>
@@ -3036,7 +4307,7 @@
       </w:pPr>
     </w:lvl>
   </w:abstractNum>
-  <w:abstractNum w:abstractNumId="10" w15:restartNumberingAfterBreak="0">
+  <w:abstractNum w:abstractNumId="13" w15:restartNumberingAfterBreak="0">
     <w:nsid w:val="20AC11E4"/>
     <w:multiLevelType w:val="hybridMultilevel"/>
     <w:tmpl w:val="2FFEABE0"/>
@@ -3149,7 +4420,7 @@
       </w:rPr>
     </w:lvl>
   </w:abstractNum>
-  <w:abstractNum w:abstractNumId="11" w15:restartNumberingAfterBreak="0">
+  <w:abstractNum w:abstractNumId="14" w15:restartNumberingAfterBreak="0">
     <w:nsid w:val="218F253D"/>
     <w:multiLevelType w:val="hybridMultilevel"/>
     <w:tmpl w:val="BC8CD3B6"/>
@@ -3262,7 +4533,7 @@
       </w:rPr>
     </w:lvl>
   </w:abstractNum>
-  <w:abstractNum w:abstractNumId="12" w15:restartNumberingAfterBreak="0">
+  <w:abstractNum w:abstractNumId="15" w15:restartNumberingAfterBreak="0">
     <w:nsid w:val="2197488C"/>
     <w:multiLevelType w:val="hybridMultilevel"/>
     <w:tmpl w:val="F14203F6"/>
@@ -3348,7 +4619,7 @@
       </w:pPr>
     </w:lvl>
   </w:abstractNum>
-  <w:abstractNum w:abstractNumId="13" w15:restartNumberingAfterBreak="0">
+  <w:abstractNum w:abstractNumId="16" w15:restartNumberingAfterBreak="0">
     <w:nsid w:val="22584151"/>
     <w:multiLevelType w:val="hybridMultilevel"/>
     <w:tmpl w:val="AD981CA6"/>
@@ -3437,7 +4708,7 @@
       </w:pPr>
     </w:lvl>
   </w:abstractNum>
-  <w:abstractNum w:abstractNumId="14" w15:restartNumberingAfterBreak="0">
+  <w:abstractNum w:abstractNumId="17" w15:restartNumberingAfterBreak="0">
     <w:nsid w:val="2E076D1C"/>
     <w:multiLevelType w:val="hybridMultilevel"/>
     <w:tmpl w:val="76A29138"/>
@@ -3550,7 +4821,7 @@
       </w:rPr>
     </w:lvl>
   </w:abstractNum>
-  <w:abstractNum w:abstractNumId="15" w15:restartNumberingAfterBreak="0">
+  <w:abstractNum w:abstractNumId="18" w15:restartNumberingAfterBreak="0">
     <w:nsid w:val="30D22D7F"/>
     <w:multiLevelType w:val="hybridMultilevel"/>
     <w:tmpl w:val="4C48F526"/>
@@ -3663,7 +4934,7 @@
       </w:rPr>
     </w:lvl>
   </w:abstractNum>
-  <w:abstractNum w:abstractNumId="16" w15:restartNumberingAfterBreak="0">
+  <w:abstractNum w:abstractNumId="19" w15:restartNumberingAfterBreak="0">
     <w:nsid w:val="321504D1"/>
     <w:multiLevelType w:val="hybridMultilevel"/>
     <w:tmpl w:val="EBEEB53A"/>
@@ -3776,7 +5047,122 @@
       </w:rPr>
     </w:lvl>
   </w:abstractNum>
-  <w:abstractNum w:abstractNumId="17" w15:restartNumberingAfterBreak="0">
+  <w:abstractNum w:abstractNumId="20" w15:restartNumberingAfterBreak="0">
+    <w:nsid w:val="34196378"/>
+    <w:multiLevelType w:val="multilevel"/>
+    <w:tmpl w:val="E6247D3A"/>
+    <w:lvl w:ilvl="0">
+      <w:start w:val="1"/>
+      <w:numFmt w:val="decimal"/>
+      <w:lvlText w:val="%1."/>
+      <w:lvlJc w:val="left"/>
+      <w:pPr>
+        <w:ind w:left="360" w:hanging="360"/>
+      </w:pPr>
+      <w:rPr>
+        <w:rFonts w:hint="default"/>
+      </w:rPr>
+    </w:lvl>
+    <w:lvl w:ilvl="1">
+      <w:start w:val="1"/>
+      <w:numFmt w:val="bullet"/>
+      <w:lvlText w:val=""/>
+      <w:lvlJc w:val="left"/>
+      <w:pPr>
+        <w:ind w:left="720" w:hanging="360"/>
+      </w:pPr>
+      <w:rPr>
+        <w:rFonts w:ascii="Symbol" w:hAnsi="Symbol" w:hint="default"/>
+        <w:color w:val="auto"/>
+      </w:rPr>
+    </w:lvl>
+    <w:lvl w:ilvl="2">
+      <w:start w:val="1"/>
+      <w:numFmt w:val="bullet"/>
+      <w:lvlText w:val=""/>
+      <w:lvlJc w:val="left"/>
+      <w:pPr>
+        <w:ind w:left="1080" w:hanging="360"/>
+      </w:pPr>
+      <w:rPr>
+        <w:rFonts w:ascii="Symbol" w:hAnsi="Symbol" w:hint="default"/>
+        <w:color w:val="auto"/>
+      </w:rPr>
+    </w:lvl>
+    <w:lvl w:ilvl="3">
+      <w:start w:val="1"/>
+      <w:numFmt w:val="decimal"/>
+      <w:lvlText w:val="(%4)"/>
+      <w:lvlJc w:val="left"/>
+      <w:pPr>
+        <w:ind w:left="1440" w:hanging="360"/>
+      </w:pPr>
+      <w:rPr>
+        <w:rFonts w:hint="default"/>
+      </w:rPr>
+    </w:lvl>
+    <w:lvl w:ilvl="4">
+      <w:start w:val="1"/>
+      <w:numFmt w:val="lowerLetter"/>
+      <w:lvlText w:val="(%5)"/>
+      <w:lvlJc w:val="left"/>
+      <w:pPr>
+        <w:ind w:left="1800" w:hanging="360"/>
+      </w:pPr>
+      <w:rPr>
+        <w:rFonts w:hint="default"/>
+      </w:rPr>
+    </w:lvl>
+    <w:lvl w:ilvl="5">
+      <w:start w:val="1"/>
+      <w:numFmt w:val="lowerRoman"/>
+      <w:lvlText w:val="(%6)"/>
+      <w:lvlJc w:val="left"/>
+      <w:pPr>
+        <w:ind w:left="2160" w:hanging="360"/>
+      </w:pPr>
+      <w:rPr>
+        <w:rFonts w:hint="default"/>
+      </w:rPr>
+    </w:lvl>
+    <w:lvl w:ilvl="6">
+      <w:start w:val="1"/>
+      <w:numFmt w:val="decimal"/>
+      <w:lvlText w:val="%7."/>
+      <w:lvlJc w:val="left"/>
+      <w:pPr>
+        <w:ind w:left="2520" w:hanging="360"/>
+      </w:pPr>
+      <w:rPr>
+        <w:rFonts w:hint="default"/>
+      </w:rPr>
+    </w:lvl>
+    <w:lvl w:ilvl="7">
+      <w:start w:val="1"/>
+      <w:numFmt w:val="lowerLetter"/>
+      <w:lvlText w:val="%8."/>
+      <w:lvlJc w:val="left"/>
+      <w:pPr>
+        <w:ind w:left="2880" w:hanging="360"/>
+      </w:pPr>
+      <w:rPr>
+        <w:rFonts w:hint="default"/>
+      </w:rPr>
+    </w:lvl>
+    <w:lvl w:ilvl="8">
+      <w:start w:val="1"/>
+      <w:numFmt w:val="lowerRoman"/>
+      <w:lvlText w:val="%9."/>
+      <w:lvlJc w:val="left"/>
+      <w:pPr>
+        <w:ind w:left="3240" w:hanging="360"/>
+      </w:pPr>
+      <w:rPr>
+        <w:rFonts w:hint="default"/>
+      </w:rPr>
+    </w:lvl>
+  </w:abstractNum>
+  <w:abstractNum w:abstractNumId="21" w15:restartNumberingAfterBreak="0">
     <w:nsid w:val="36E51BCF"/>
     <w:multiLevelType w:val="hybridMultilevel"/>
     <w:tmpl w:val="DEF2A870"/>
@@ -3865,7 +5251,7 @@
       </w:pPr>
     </w:lvl>
   </w:abstractNum>
-  <w:abstractNum w:abstractNumId="18" w15:restartNumberingAfterBreak="0">
+  <w:abstractNum w:abstractNumId="22" w15:restartNumberingAfterBreak="0">
     <w:nsid w:val="3E200594"/>
     <w:multiLevelType w:val="hybridMultilevel"/>
     <w:tmpl w:val="843C6A10"/>
@@ -3954,7 +5340,7 @@
       </w:pPr>
     </w:lvl>
   </w:abstractNum>
-  <w:abstractNum w:abstractNumId="19" w15:restartNumberingAfterBreak="0">
+  <w:abstractNum w:abstractNumId="23" w15:restartNumberingAfterBreak="0">
     <w:nsid w:val="444B2F3A"/>
     <w:multiLevelType w:val="hybridMultilevel"/>
     <w:tmpl w:val="E4927358"/>
@@ -4067,7 +5453,7 @@
       </w:rPr>
     </w:lvl>
   </w:abstractNum>
-  <w:abstractNum w:abstractNumId="20" w15:restartNumberingAfterBreak="0">
+  <w:abstractNum w:abstractNumId="24" w15:restartNumberingAfterBreak="0">
     <w:nsid w:val="451F6B59"/>
     <w:multiLevelType w:val="hybridMultilevel"/>
     <w:tmpl w:val="0CF2F644"/>
@@ -4180,7 +5566,7 @@
       </w:rPr>
     </w:lvl>
   </w:abstractNum>
-  <w:abstractNum w:abstractNumId="21" w15:restartNumberingAfterBreak="0">
+  <w:abstractNum w:abstractNumId="25" w15:restartNumberingAfterBreak="0">
     <w:nsid w:val="4B20468C"/>
     <w:multiLevelType w:val="hybridMultilevel"/>
     <w:tmpl w:val="62BC4E42"/>
@@ -4293,7 +5679,7 @@
       </w:rPr>
     </w:lvl>
   </w:abstractNum>
-  <w:abstractNum w:abstractNumId="22" w15:restartNumberingAfterBreak="0">
+  <w:abstractNum w:abstractNumId="26" w15:restartNumberingAfterBreak="0">
     <w:nsid w:val="4EB36F8F"/>
     <w:multiLevelType w:val="hybridMultilevel"/>
     <w:tmpl w:val="D7EE5516"/>
@@ -4406,7 +5792,120 @@
       </w:rPr>
     </w:lvl>
   </w:abstractNum>
-  <w:abstractNum w:abstractNumId="23" w15:restartNumberingAfterBreak="0">
+  <w:abstractNum w:abstractNumId="27" w15:restartNumberingAfterBreak="0">
+    <w:nsid w:val="507738A1"/>
+    <w:multiLevelType w:val="hybridMultilevel"/>
+    <w:tmpl w:val="76285D8A"/>
+    <w:lvl w:ilvl="0" w:tplc="04190001">
+      <w:start w:val="1"/>
+      <w:numFmt w:val="bullet"/>
+      <w:lvlText w:val=""/>
+      <w:lvlJc w:val="left"/>
+      <w:pPr>
+        <w:ind w:left="720" w:hanging="360"/>
+      </w:pPr>
+      <w:rPr>
+        <w:rFonts w:ascii="Symbol" w:hAnsi="Symbol" w:hint="default"/>
+      </w:rPr>
+    </w:lvl>
+    <w:lvl w:ilvl="1" w:tplc="04190003" w:tentative="1">
+      <w:start w:val="1"/>
+      <w:numFmt w:val="bullet"/>
+      <w:lvlText w:val="o"/>
+      <w:lvlJc w:val="left"/>
+      <w:pPr>
+        <w:ind w:left="1440" w:hanging="360"/>
+      </w:pPr>
+      <w:rPr>
+        <w:rFonts w:ascii="Courier New" w:hAnsi="Courier New" w:cs="Courier New" w:hint="default"/>
+      </w:rPr>
+    </w:lvl>
+    <w:lvl w:ilvl="2" w:tplc="04190005" w:tentative="1">
+      <w:start w:val="1"/>
+      <w:numFmt w:val="bullet"/>
+      <w:lvlText w:val=""/>
+      <w:lvlJc w:val="left"/>
+      <w:pPr>
+        <w:ind w:left="2160" w:hanging="360"/>
+      </w:pPr>
+      <w:rPr>
+        <w:rFonts w:ascii="Wingdings" w:hAnsi="Wingdings" w:hint="default"/>
+      </w:rPr>
+    </w:lvl>
+    <w:lvl w:ilvl="3" w:tplc="04190001" w:tentative="1">
+      <w:start w:val="1"/>
+      <w:numFmt w:val="bullet"/>
+      <w:lvlText w:val=""/>
+      <w:lvlJc w:val="left"/>
+      <w:pPr>
+        <w:ind w:left="2880" w:hanging="360"/>
+      </w:pPr>
+      <w:rPr>
+        <w:rFonts w:ascii="Symbol" w:hAnsi="Symbol" w:hint="default"/>
+      </w:rPr>
+    </w:lvl>
+    <w:lvl w:ilvl="4" w:tplc="04190003" w:tentative="1">
+      <w:start w:val="1"/>
+      <w:numFmt w:val="bullet"/>
+      <w:lvlText w:val="o"/>
+      <w:lvlJc w:val="left"/>
+      <w:pPr>
+        <w:ind w:left="3600" w:hanging="360"/>
+      </w:pPr>
+      <w:rPr>
+        <w:rFonts w:ascii="Courier New" w:hAnsi="Courier New" w:cs="Courier New" w:hint="default"/>
+      </w:rPr>
+    </w:lvl>
+    <w:lvl w:ilvl="5" w:tplc="04190005" w:tentative="1">
+      <w:start w:val="1"/>
+      <w:numFmt w:val="bullet"/>
+      <w:lvlText w:val=""/>
+      <w:lvlJc w:val="left"/>
+      <w:pPr>
+        <w:ind w:left="4320" w:hanging="360"/>
+      </w:pPr>
+      <w:rPr>
+        <w:rFonts w:ascii="Wingdings" w:hAnsi="Wingdings" w:hint="default"/>
+      </w:rPr>
+    </w:lvl>
+    <w:lvl w:ilvl="6" w:tplc="04190001" w:tentative="1">
+      <w:start w:val="1"/>
+      <w:numFmt w:val="bullet"/>
+      <w:lvlText w:val=""/>
+      <w:lvlJc w:val="left"/>
+      <w:pPr>
+        <w:ind w:left="5040" w:hanging="360"/>
+      </w:pPr>
+      <w:rPr>
+        <w:rFonts w:ascii="Symbol" w:hAnsi="Symbol" w:hint="default"/>
+      </w:rPr>
+    </w:lvl>
+    <w:lvl w:ilvl="7" w:tplc="04190003" w:tentative="1">
+      <w:start w:val="1"/>
+      <w:numFmt w:val="bullet"/>
+      <w:lvlText w:val="o"/>
+      <w:lvlJc w:val="left"/>
+      <w:pPr>
+        <w:ind w:left="5760" w:hanging="360"/>
+      </w:pPr>
+      <w:rPr>
+        <w:rFonts w:ascii="Courier New" w:hAnsi="Courier New" w:cs="Courier New" w:hint="default"/>
+      </w:rPr>
+    </w:lvl>
+    <w:lvl w:ilvl="8" w:tplc="04190005" w:tentative="1">
+      <w:start w:val="1"/>
+      <w:numFmt w:val="bullet"/>
+      <w:lvlText w:val=""/>
+      <w:lvlJc w:val="left"/>
+      <w:pPr>
+        <w:ind w:left="6480" w:hanging="360"/>
+      </w:pPr>
+      <w:rPr>
+        <w:rFonts w:ascii="Wingdings" w:hAnsi="Wingdings" w:hint="default"/>
+      </w:rPr>
+    </w:lvl>
+  </w:abstractNum>
+  <w:abstractNum w:abstractNumId="28" w15:restartNumberingAfterBreak="0">
     <w:nsid w:val="51AC7868"/>
     <w:multiLevelType w:val="hybridMultilevel"/>
     <w:tmpl w:val="1362FCB8"/>
@@ -4519,7 +6018,93 @@
       </w:rPr>
     </w:lvl>
   </w:abstractNum>
-  <w:abstractNum w:abstractNumId="24" w15:restartNumberingAfterBreak="0">
+  <w:abstractNum w:abstractNumId="29" w15:restartNumberingAfterBreak="0">
+    <w:nsid w:val="53411AD4"/>
+    <w:multiLevelType w:val="hybridMultilevel"/>
+    <w:tmpl w:val="C3063438"/>
+    <w:lvl w:ilvl="0" w:tplc="0419000F">
+      <w:start w:val="1"/>
+      <w:numFmt w:val="decimal"/>
+      <w:lvlText w:val="%1."/>
+      <w:lvlJc w:val="left"/>
+      <w:pPr>
+        <w:ind w:left="720" w:hanging="360"/>
+      </w:pPr>
+    </w:lvl>
+    <w:lvl w:ilvl="1" w:tplc="04190019" w:tentative="1">
+      <w:start w:val="1"/>
+      <w:numFmt w:val="lowerLetter"/>
+      <w:lvlText w:val="%2."/>
+      <w:lvlJc w:val="left"/>
+      <w:pPr>
+        <w:ind w:left="1440" w:hanging="360"/>
+      </w:pPr>
+    </w:lvl>
+    <w:lvl w:ilvl="2" w:tplc="0419001B" w:tentative="1">
+      <w:start w:val="1"/>
+      <w:numFmt w:val="lowerRoman"/>
+      <w:lvlText w:val="%3."/>
+      <w:lvlJc w:val="right"/>
+      <w:pPr>
+        <w:ind w:left="2160" w:hanging="180"/>
+      </w:pPr>
+    </w:lvl>
+    <w:lvl w:ilvl="3" w:tplc="0419000F" w:tentative="1">
+      <w:start w:val="1"/>
+      <w:numFmt w:val="decimal"/>
+      <w:lvlText w:val="%4."/>
+      <w:lvlJc w:val="left"/>
+      <w:pPr>
+        <w:ind w:left="2880" w:hanging="360"/>
+      </w:pPr>
+    </w:lvl>
+    <w:lvl w:ilvl="4" w:tplc="04190019" w:tentative="1">
+      <w:start w:val="1"/>
+      <w:numFmt w:val="lowerLetter"/>
+      <w:lvlText w:val="%5."/>
+      <w:lvlJc w:val="left"/>
+      <w:pPr>
+        <w:ind w:left="3600" w:hanging="360"/>
+      </w:pPr>
+    </w:lvl>
+    <w:lvl w:ilvl="5" w:tplc="0419001B" w:tentative="1">
+      <w:start w:val="1"/>
+      <w:numFmt w:val="lowerRoman"/>
+      <w:lvlText w:val="%6."/>
+      <w:lvlJc w:val="right"/>
+      <w:pPr>
+        <w:ind w:left="4320" w:hanging="180"/>
+      </w:pPr>
+    </w:lvl>
+    <w:lvl w:ilvl="6" w:tplc="0419000F" w:tentative="1">
+      <w:start w:val="1"/>
+      <w:numFmt w:val="decimal"/>
+      <w:lvlText w:val="%7."/>
+      <w:lvlJc w:val="left"/>
+      <w:pPr>
+        <w:ind w:left="5040" w:hanging="360"/>
+      </w:pPr>
+    </w:lvl>
+    <w:lvl w:ilvl="7" w:tplc="04190019" w:tentative="1">
+      <w:start w:val="1"/>
+      <w:numFmt w:val="lowerLetter"/>
+      <w:lvlText w:val="%8."/>
+      <w:lvlJc w:val="left"/>
+      <w:pPr>
+        <w:ind w:left="5760" w:hanging="360"/>
+      </w:pPr>
+    </w:lvl>
+    <w:lvl w:ilvl="8" w:tplc="0419001B" w:tentative="1">
+      <w:start w:val="1"/>
+      <w:numFmt w:val="lowerRoman"/>
+      <w:lvlText w:val="%9."/>
+      <w:lvlJc w:val="right"/>
+      <w:pPr>
+        <w:ind w:left="6480" w:hanging="180"/>
+      </w:pPr>
+    </w:lvl>
+  </w:abstractNum>
+  <w:abstractNum w:abstractNumId="30" w15:restartNumberingAfterBreak="0">
     <w:nsid w:val="56887157"/>
     <w:multiLevelType w:val="hybridMultilevel"/>
     <w:tmpl w:val="C82CF192"/>
@@ -4605,7 +6190,7 @@
       </w:pPr>
     </w:lvl>
   </w:abstractNum>
-  <w:abstractNum w:abstractNumId="25" w15:restartNumberingAfterBreak="0">
+  <w:abstractNum w:abstractNumId="31" w15:restartNumberingAfterBreak="0">
     <w:nsid w:val="59043775"/>
     <w:multiLevelType w:val="hybridMultilevel"/>
     <w:tmpl w:val="52CA88A0"/>
@@ -4718,7 +6303,7 @@
       </w:rPr>
     </w:lvl>
   </w:abstractNum>
-  <w:abstractNum w:abstractNumId="26" w15:restartNumberingAfterBreak="0">
+  <w:abstractNum w:abstractNumId="32" w15:restartNumberingAfterBreak="0">
     <w:nsid w:val="601E339F"/>
     <w:multiLevelType w:val="hybridMultilevel"/>
     <w:tmpl w:val="35429D2C"/>
@@ -4804,7 +6389,7 @@
       </w:pPr>
     </w:lvl>
   </w:abstractNum>
-  <w:abstractNum w:abstractNumId="27" w15:restartNumberingAfterBreak="0">
+  <w:abstractNum w:abstractNumId="33" w15:restartNumberingAfterBreak="0">
     <w:nsid w:val="637842FD"/>
     <w:multiLevelType w:val="hybridMultilevel"/>
     <w:tmpl w:val="46DEFE36"/>
@@ -4917,7 +6502,7 @@
       </w:rPr>
     </w:lvl>
   </w:abstractNum>
-  <w:abstractNum w:abstractNumId="28" w15:restartNumberingAfterBreak="0">
+  <w:abstractNum w:abstractNumId="34" w15:restartNumberingAfterBreak="0">
     <w:nsid w:val="63A57F80"/>
     <w:multiLevelType w:val="hybridMultilevel"/>
     <w:tmpl w:val="64F8F090"/>
@@ -5030,7 +6615,7 @@
       </w:rPr>
     </w:lvl>
   </w:abstractNum>
-  <w:abstractNum w:abstractNumId="29" w15:restartNumberingAfterBreak="0">
+  <w:abstractNum w:abstractNumId="35" w15:restartNumberingAfterBreak="0">
     <w:nsid w:val="64166A4D"/>
     <w:multiLevelType w:val="hybridMultilevel"/>
     <w:tmpl w:val="BD9EF6DE"/>
@@ -5116,7 +6701,7 @@
       </w:pPr>
     </w:lvl>
   </w:abstractNum>
-  <w:abstractNum w:abstractNumId="30" w15:restartNumberingAfterBreak="0">
+  <w:abstractNum w:abstractNumId="36" w15:restartNumberingAfterBreak="0">
     <w:nsid w:val="69D02873"/>
     <w:multiLevelType w:val="hybridMultilevel"/>
     <w:tmpl w:val="8D78AAFE"/>
@@ -5205,7 +6790,120 @@
       </w:pPr>
     </w:lvl>
   </w:abstractNum>
-  <w:abstractNum w:abstractNumId="31" w15:restartNumberingAfterBreak="0">
+  <w:abstractNum w:abstractNumId="37" w15:restartNumberingAfterBreak="0">
+    <w:nsid w:val="6FB01351"/>
+    <w:multiLevelType w:val="hybridMultilevel"/>
+    <w:tmpl w:val="8B64FA34"/>
+    <w:lvl w:ilvl="0" w:tplc="04190001">
+      <w:start w:val="1"/>
+      <w:numFmt w:val="bullet"/>
+      <w:lvlText w:val=""/>
+      <w:lvlJc w:val="left"/>
+      <w:pPr>
+        <w:ind w:left="360" w:hanging="360"/>
+      </w:pPr>
+      <w:rPr>
+        <w:rFonts w:ascii="Symbol" w:hAnsi="Symbol" w:hint="default"/>
+      </w:rPr>
+    </w:lvl>
+    <w:lvl w:ilvl="1" w:tplc="04190003" w:tentative="1">
+      <w:start w:val="1"/>
+      <w:numFmt w:val="bullet"/>
+      <w:lvlText w:val="o"/>
+      <w:lvlJc w:val="left"/>
+      <w:pPr>
+        <w:ind w:left="1080" w:hanging="360"/>
+      </w:pPr>
+      <w:rPr>
+        <w:rFonts w:ascii="Courier New" w:hAnsi="Courier New" w:cs="Courier New" w:hint="default"/>
+      </w:rPr>
+    </w:lvl>
+    <w:lvl w:ilvl="2" w:tplc="04190005" w:tentative="1">
+      <w:start w:val="1"/>
+      <w:numFmt w:val="bullet"/>
+      <w:lvlText w:val=""/>
+      <w:lvlJc w:val="left"/>
+      <w:pPr>
+        <w:ind w:left="1800" w:hanging="360"/>
+      </w:pPr>
+      <w:rPr>
+        <w:rFonts w:ascii="Wingdings" w:hAnsi="Wingdings" w:hint="default"/>
+      </w:rPr>
+    </w:lvl>
+    <w:lvl w:ilvl="3" w:tplc="04190001" w:tentative="1">
+      <w:start w:val="1"/>
+      <w:numFmt w:val="bullet"/>
+      <w:lvlText w:val=""/>
+      <w:lvlJc w:val="left"/>
+      <w:pPr>
+        <w:ind w:left="2520" w:hanging="360"/>
+      </w:pPr>
+      <w:rPr>
+        <w:rFonts w:ascii="Symbol" w:hAnsi="Symbol" w:hint="default"/>
+      </w:rPr>
+    </w:lvl>
+    <w:lvl w:ilvl="4" w:tplc="04190003" w:tentative="1">
+      <w:start w:val="1"/>
+      <w:numFmt w:val="bullet"/>
+      <w:lvlText w:val="o"/>
+      <w:lvlJc w:val="left"/>
+      <w:pPr>
+        <w:ind w:left="3240" w:hanging="360"/>
+      </w:pPr>
+      <w:rPr>
+        <w:rFonts w:ascii="Courier New" w:hAnsi="Courier New" w:cs="Courier New" w:hint="default"/>
+      </w:rPr>
+    </w:lvl>
+    <w:lvl w:ilvl="5" w:tplc="04190005" w:tentative="1">
+      <w:start w:val="1"/>
+      <w:numFmt w:val="bullet"/>
+      <w:lvlText w:val=""/>
+      <w:lvlJc w:val="left"/>
+      <w:pPr>
+        <w:ind w:left="3960" w:hanging="360"/>
+      </w:pPr>
+      <w:rPr>
+        <w:rFonts w:ascii="Wingdings" w:hAnsi="Wingdings" w:hint="default"/>
+      </w:rPr>
+    </w:lvl>
+    <w:lvl w:ilvl="6" w:tplc="04190001" w:tentative="1">
+      <w:start w:val="1"/>
+      <w:numFmt w:val="bullet"/>
+      <w:lvlText w:val=""/>
+      <w:lvlJc w:val="left"/>
+      <w:pPr>
+        <w:ind w:left="4680" w:hanging="360"/>
+      </w:pPr>
+      <w:rPr>
+        <w:rFonts w:ascii="Symbol" w:hAnsi="Symbol" w:hint="default"/>
+      </w:rPr>
+    </w:lvl>
+    <w:lvl w:ilvl="7" w:tplc="04190003" w:tentative="1">
+      <w:start w:val="1"/>
+      <w:numFmt w:val="bullet"/>
+      <w:lvlText w:val="o"/>
+      <w:lvlJc w:val="left"/>
+      <w:pPr>
+        <w:ind w:left="5400" w:hanging="360"/>
+      </w:pPr>
+      <w:rPr>
+        <w:rFonts w:ascii="Courier New" w:hAnsi="Courier New" w:cs="Courier New" w:hint="default"/>
+      </w:rPr>
+    </w:lvl>
+    <w:lvl w:ilvl="8" w:tplc="04190005" w:tentative="1">
+      <w:start w:val="1"/>
+      <w:numFmt w:val="bullet"/>
+      <w:lvlText w:val=""/>
+      <w:lvlJc w:val="left"/>
+      <w:pPr>
+        <w:ind w:left="6120" w:hanging="360"/>
+      </w:pPr>
+      <w:rPr>
+        <w:rFonts w:ascii="Wingdings" w:hAnsi="Wingdings" w:hint="default"/>
+      </w:rPr>
+    </w:lvl>
+  </w:abstractNum>
+  <w:abstractNum w:abstractNumId="38" w15:restartNumberingAfterBreak="0">
     <w:nsid w:val="706F211C"/>
     <w:multiLevelType w:val="hybridMultilevel"/>
     <w:tmpl w:val="E304AB1E"/>
@@ -5318,7 +7016,7 @@
       </w:rPr>
     </w:lvl>
   </w:abstractNum>
-  <w:abstractNum w:abstractNumId="32" w15:restartNumberingAfterBreak="0">
+  <w:abstractNum w:abstractNumId="39" w15:restartNumberingAfterBreak="0">
     <w:nsid w:val="70F11623"/>
     <w:multiLevelType w:val="hybridMultilevel"/>
     <w:tmpl w:val="4232E888"/>
@@ -5431,7 +7129,7 @@
       </w:rPr>
     </w:lvl>
   </w:abstractNum>
-  <w:abstractNum w:abstractNumId="33" w15:restartNumberingAfterBreak="0">
+  <w:abstractNum w:abstractNumId="40" w15:restartNumberingAfterBreak="0">
     <w:nsid w:val="72C52F91"/>
     <w:multiLevelType w:val="hybridMultilevel"/>
     <w:tmpl w:val="126029C0"/>
@@ -5544,7 +7242,7 @@
       </w:rPr>
     </w:lvl>
   </w:abstractNum>
-  <w:abstractNum w:abstractNumId="34" w15:restartNumberingAfterBreak="0">
+  <w:abstractNum w:abstractNumId="41" w15:restartNumberingAfterBreak="0">
     <w:nsid w:val="77B10FF6"/>
     <w:multiLevelType w:val="hybridMultilevel"/>
     <w:tmpl w:val="0512CABC"/>
@@ -5657,7 +7355,7 @@
       </w:rPr>
     </w:lvl>
   </w:abstractNum>
-  <w:abstractNum w:abstractNumId="35" w15:restartNumberingAfterBreak="0">
+  <w:abstractNum w:abstractNumId="42" w15:restartNumberingAfterBreak="0">
     <w:nsid w:val="78FD4193"/>
     <w:multiLevelType w:val="hybridMultilevel"/>
     <w:tmpl w:val="BB3099DE"/>
@@ -5743,7 +7441,7 @@
       </w:pPr>
     </w:lvl>
   </w:abstractNum>
-  <w:abstractNum w:abstractNumId="36" w15:restartNumberingAfterBreak="0">
+  <w:abstractNum w:abstractNumId="43" w15:restartNumberingAfterBreak="0">
     <w:nsid w:val="7C191EFD"/>
     <w:multiLevelType w:val="hybridMultilevel"/>
     <w:tmpl w:val="1432126A"/>
@@ -5832,7 +7530,7 @@
       </w:pPr>
     </w:lvl>
   </w:abstractNum>
-  <w:abstractNum w:abstractNumId="37" w15:restartNumberingAfterBreak="0">
+  <w:abstractNum w:abstractNumId="44" w15:restartNumberingAfterBreak="0">
     <w:nsid w:val="7FFC41FD"/>
     <w:multiLevelType w:val="hybridMultilevel"/>
     <w:tmpl w:val="9C8AF4F0"/>
@@ -5946,118 +7644,139 @@
     </w:lvl>
   </w:abstractNum>
   <w:num w:numId="1" w16cid:durableId="1694964843">
+    <w:abstractNumId w:val="40"/>
+  </w:num>
+  <w:num w:numId="2" w16cid:durableId="368606771">
+    <w:abstractNumId w:val="19"/>
+  </w:num>
+  <w:num w:numId="3" w16cid:durableId="933438129">
+    <w:abstractNumId w:val="13"/>
+  </w:num>
+  <w:num w:numId="4" w16cid:durableId="1578712521">
+    <w:abstractNumId w:val="3"/>
+  </w:num>
+  <w:num w:numId="5" w16cid:durableId="2036617979">
+    <w:abstractNumId w:val="14"/>
+  </w:num>
+  <w:num w:numId="6" w16cid:durableId="2131389973">
     <w:abstractNumId w:val="33"/>
   </w:num>
-  <w:num w:numId="2" w16cid:durableId="368606771">
+  <w:num w:numId="7" w16cid:durableId="928738859">
+    <w:abstractNumId w:val="24"/>
+  </w:num>
+  <w:num w:numId="8" w16cid:durableId="956788988">
+    <w:abstractNumId w:val="30"/>
+  </w:num>
+  <w:num w:numId="9" w16cid:durableId="1670062955">
+    <w:abstractNumId w:val="39"/>
+  </w:num>
+  <w:num w:numId="10" w16cid:durableId="1356928992">
+    <w:abstractNumId w:val="18"/>
+  </w:num>
+  <w:num w:numId="11" w16cid:durableId="1973636751">
+    <w:abstractNumId w:val="7"/>
+  </w:num>
+  <w:num w:numId="12" w16cid:durableId="2079208632">
+    <w:abstractNumId w:val="23"/>
+  </w:num>
+  <w:num w:numId="13" w16cid:durableId="1018048507">
+    <w:abstractNumId w:val="35"/>
+  </w:num>
+  <w:num w:numId="14" w16cid:durableId="219682536">
+    <w:abstractNumId w:val="2"/>
+  </w:num>
+  <w:num w:numId="15" w16cid:durableId="1139153447">
+    <w:abstractNumId w:val="9"/>
+  </w:num>
+  <w:num w:numId="16" w16cid:durableId="890002837">
+    <w:abstractNumId w:val="12"/>
+  </w:num>
+  <w:num w:numId="17" w16cid:durableId="1370299031">
+    <w:abstractNumId w:val="26"/>
+  </w:num>
+  <w:num w:numId="18" w16cid:durableId="184101460">
+    <w:abstractNumId w:val="11"/>
+  </w:num>
+  <w:num w:numId="19" w16cid:durableId="783814205">
+    <w:abstractNumId w:val="38"/>
+  </w:num>
+  <w:num w:numId="20" w16cid:durableId="1393623549">
+    <w:abstractNumId w:val="21"/>
+  </w:num>
+  <w:num w:numId="21" w16cid:durableId="1697972432">
+    <w:abstractNumId w:val="34"/>
+  </w:num>
+  <w:num w:numId="22" w16cid:durableId="2066761128">
+    <w:abstractNumId w:val="42"/>
+  </w:num>
+  <w:num w:numId="23" w16cid:durableId="1086003329">
+    <w:abstractNumId w:val="22"/>
+  </w:num>
+  <w:num w:numId="24" w16cid:durableId="119882169">
+    <w:abstractNumId w:val="4"/>
+  </w:num>
+  <w:num w:numId="25" w16cid:durableId="1581256368">
+    <w:abstractNumId w:val="10"/>
+  </w:num>
+  <w:num w:numId="26" w16cid:durableId="141434033">
+    <w:abstractNumId w:val="41"/>
+  </w:num>
+  <w:num w:numId="27" w16cid:durableId="1005204898">
+    <w:abstractNumId w:val="25"/>
+  </w:num>
+  <w:num w:numId="28" w16cid:durableId="228224547">
+    <w:abstractNumId w:val="44"/>
+  </w:num>
+  <w:num w:numId="29" w16cid:durableId="711732855">
+    <w:abstractNumId w:val="17"/>
+  </w:num>
+  <w:num w:numId="30" w16cid:durableId="697462851">
+    <w:abstractNumId w:val="6"/>
+  </w:num>
+  <w:num w:numId="31" w16cid:durableId="1787889385">
+    <w:abstractNumId w:val="28"/>
+  </w:num>
+  <w:num w:numId="32" w16cid:durableId="44767781">
+    <w:abstractNumId w:val="15"/>
+  </w:num>
+  <w:num w:numId="33" w16cid:durableId="1706833965">
     <w:abstractNumId w:val="16"/>
   </w:num>
-  <w:num w:numId="3" w16cid:durableId="933438129">
-    <w:abstractNumId w:val="10"/>
+  <w:num w:numId="34" w16cid:durableId="1568766002">
+    <w:abstractNumId w:val="31"/>
   </w:num>
-  <w:num w:numId="4" w16cid:durableId="1578712521">
-    <w:abstractNumId w:val="2"/>
-  </w:num>
-  <w:num w:numId="5" w16cid:durableId="2036617979">
-    <w:abstractNumId w:val="11"/>
-  </w:num>
-  <w:num w:numId="6" w16cid:durableId="2131389973">
-    <w:abstractNumId w:val="27"/>
-  </w:num>
-  <w:num w:numId="7" w16cid:durableId="928738859">
-    <w:abstractNumId w:val="20"/>
-  </w:num>
-  <w:num w:numId="8" w16cid:durableId="956788988">
-    <w:abstractNumId w:val="24"/>
-  </w:num>
-  <w:num w:numId="9" w16cid:durableId="1670062955">
+  <w:num w:numId="35" w16cid:durableId="2052882326">
     <w:abstractNumId w:val="32"/>
   </w:num>
-  <w:num w:numId="10" w16cid:durableId="1356928992">
-    <w:abstractNumId w:val="15"/>
-  </w:num>
-  <w:num w:numId="11" w16cid:durableId="1973636751">
-    <w:abstractNumId w:val="5"/>
-  </w:num>
-  <w:num w:numId="12" w16cid:durableId="2079208632">
-    <w:abstractNumId w:val="19"/>
-  </w:num>
-  <w:num w:numId="13" w16cid:durableId="1018048507">
-    <w:abstractNumId w:val="29"/>
-  </w:num>
-  <w:num w:numId="14" w16cid:durableId="219682536">
-    <w:abstractNumId w:val="1"/>
-  </w:num>
-  <w:num w:numId="15" w16cid:durableId="1139153447">
-    <w:abstractNumId w:val="6"/>
-  </w:num>
-  <w:num w:numId="16" w16cid:durableId="890002837">
-    <w:abstractNumId w:val="9"/>
-  </w:num>
-  <w:num w:numId="17" w16cid:durableId="1370299031">
-    <w:abstractNumId w:val="22"/>
-  </w:num>
-  <w:num w:numId="18" w16cid:durableId="184101460">
-    <w:abstractNumId w:val="8"/>
-  </w:num>
-  <w:num w:numId="19" w16cid:durableId="783814205">
-    <w:abstractNumId w:val="31"/>
-  </w:num>
-  <w:num w:numId="20" w16cid:durableId="1393623549">
-    <w:abstractNumId w:val="17"/>
-  </w:num>
-  <w:num w:numId="21" w16cid:durableId="1697972432">
-    <w:abstractNumId w:val="28"/>
-  </w:num>
-  <w:num w:numId="22" w16cid:durableId="2066761128">
-    <w:abstractNumId w:val="35"/>
-  </w:num>
-  <w:num w:numId="23" w16cid:durableId="1086003329">
-    <w:abstractNumId w:val="18"/>
-  </w:num>
-  <w:num w:numId="24" w16cid:durableId="119882169">
-    <w:abstractNumId w:val="3"/>
-  </w:num>
-  <w:num w:numId="25" w16cid:durableId="1581256368">
-    <w:abstractNumId w:val="7"/>
-  </w:num>
-  <w:num w:numId="26" w16cid:durableId="141434033">
-    <w:abstractNumId w:val="34"/>
-  </w:num>
-  <w:num w:numId="27" w16cid:durableId="1005204898">
-    <w:abstractNumId w:val="21"/>
-  </w:num>
-  <w:num w:numId="28" w16cid:durableId="228224547">
-    <w:abstractNumId w:val="37"/>
-  </w:num>
-  <w:num w:numId="29" w16cid:durableId="711732855">
-    <w:abstractNumId w:val="14"/>
-  </w:num>
-  <w:num w:numId="30" w16cid:durableId="697462851">
-    <w:abstractNumId w:val="4"/>
-  </w:num>
-  <w:num w:numId="31" w16cid:durableId="1787889385">
-    <w:abstractNumId w:val="23"/>
-  </w:num>
-  <w:num w:numId="32" w16cid:durableId="44767781">
-    <w:abstractNumId w:val="12"/>
-  </w:num>
-  <w:num w:numId="33" w16cid:durableId="1706833965">
-    <w:abstractNumId w:val="13"/>
-  </w:num>
-  <w:num w:numId="34" w16cid:durableId="1568766002">
-    <w:abstractNumId w:val="25"/>
-  </w:num>
-  <w:num w:numId="35" w16cid:durableId="2052882326">
-    <w:abstractNumId w:val="26"/>
-  </w:num>
   <w:num w:numId="36" w16cid:durableId="1200825924">
-    <w:abstractNumId w:val="30"/>
+    <w:abstractNumId w:val="36"/>
   </w:num>
   <w:num w:numId="37" w16cid:durableId="17659554">
     <w:abstractNumId w:val="0"/>
   </w:num>
   <w:num w:numId="38" w16cid:durableId="260726289">
-    <w:abstractNumId w:val="36"/>
+    <w:abstractNumId w:val="43"/>
+  </w:num>
+  <w:num w:numId="39" w16cid:durableId="449476724">
+    <w:abstractNumId w:val="29"/>
+  </w:num>
+  <w:num w:numId="40" w16cid:durableId="1945183789">
+    <w:abstractNumId w:val="5"/>
+  </w:num>
+  <w:num w:numId="41" w16cid:durableId="1561667131">
+    <w:abstractNumId w:val="27"/>
+  </w:num>
+  <w:num w:numId="42" w16cid:durableId="1928034001">
+    <w:abstractNumId w:val="37"/>
+  </w:num>
+  <w:num w:numId="43" w16cid:durableId="1376468618">
+    <w:abstractNumId w:val="1"/>
+  </w:num>
+  <w:num w:numId="44" w16cid:durableId="1471168105">
+    <w:abstractNumId w:val="8"/>
+  </w:num>
+  <w:num w:numId="45" w16cid:durableId="1078943948">
+    <w:abstractNumId w:val="20"/>
   </w:num>
 </w:numbering>
 </file>

--- a/3.Операционные системы и среды.docx
+++ b/3.Операционные системы и среды.docx
@@ -1988,6 +1988,9 @@
         <w:pStyle w:val="ac"/>
       </w:pPr>
       <w:r>
+        <w:rPr>
+          <w:noProof/>
+        </w:rPr>
         <mc:AlternateContent>
           <mc:Choice Requires="wps">
             <w:drawing>
@@ -2473,16 +2476,13 @@
       </w:pPr>
       <w:r>
         <w:lastRenderedPageBreak/>
-        <w:t>#</w:t>
-      </w:r>
-      <w:r>
-        <w:t>5</w:t>
-      </w:r>
-      <w:r>
-        <w:t xml:space="preserve"> </w:t>
-      </w:r>
-      <w:r>
-        <w:t>Структура операционки. Виды ядер операционной системы</w:t>
+        <w:t>#5</w:t>
+      </w:r>
+      <w:r>
+        <w:t>–7</w:t>
+      </w:r>
+      <w:r>
+        <w:t xml:space="preserve"> Структура операционки. Виды ядер операционной системы</w:t>
       </w:r>
     </w:p>
     <w:p>
@@ -2762,7 +2762,6 @@
         <w:rPr>
           <w:sz w:val="18"/>
           <w:szCs w:val="18"/>
-          <w:lang w:val="en-US"/>
         </w:rPr>
       </w:pPr>
       <w:r>
@@ -2797,9 +2796,6 @@
     <w:p>
       <w:pPr>
         <w:pStyle w:val="ac"/>
-        <w:rPr>
-          <w:lang w:val="en-US"/>
-        </w:rPr>
       </w:pPr>
     </w:p>
     <w:p>
@@ -2815,7 +2811,7 @@
           <w:noProof/>
         </w:rPr>
         <w:drawing>
-          <wp:anchor distT="0" distB="0" distL="114300" distR="114300" simplePos="0" relativeHeight="251661312" behindDoc="0" locked="0" layoutInCell="1" allowOverlap="1" wp14:anchorId="39E08D7D" wp14:editId="5ADFA0F0">
+          <wp:anchor distT="0" distB="0" distL="114300" distR="114300" simplePos="0" relativeHeight="251661312" behindDoc="0" locked="0" layoutInCell="1" allowOverlap="1" wp14:anchorId="39E08D7D" wp14:editId="78409706">
             <wp:simplePos x="0" y="0"/>
             <wp:positionH relativeFrom="margin">
               <wp:align>left</wp:align>
@@ -2878,24 +2874,586 @@
         </w:drawing>
       </w:r>
       <w:r>
-        <w:t xml:space="preserve">Модульное ядро </w:t>
-      </w:r>
-      <w:r>
-        <w:t>— это современное усовершенствованное</w:t>
-      </w:r>
-      <w:r>
-        <w:t xml:space="preserve"> модификация архитектуры монолитных ядер ОС. В отличии от монолитного, модульные ядра как </w:t>
-      </w:r>
-      <w:r>
-        <w:t>правило,</w:t>
-      </w:r>
-      <w:r>
-        <w:t xml:space="preserve"> как правило не требуют полной перекомпиляции ядра при изменении состава аппаратного обеспечения ПК. Модульное ядро состоит из частей (модулей) </w:t>
+        <w:t xml:space="preserve">Модульное ядро — это современное усовершенствованное модификация архитектуры монолитных ядер ОС. В отличии от монолитного, модульные ядра как правило, как правило не требуют полной перекомпиляции ядра при изменении состава аппаратного обеспечения ПК. Модульное ядро состоит из частей (модулей) </w:t>
+      </w:r>
+    </w:p>
+    <w:p>
+      <w:pPr>
+        <w:pStyle w:val="ac"/>
+        <w:numPr>
+          <w:ilvl w:val="1"/>
+          <w:numId w:val="43"/>
+        </w:numPr>
+        <w:ind w:left="3402" w:hanging="425"/>
+      </w:pPr>
+      <w:r>
+        <w:t>Плюсы:</w:t>
+      </w:r>
+    </w:p>
+    <w:p>
+      <w:pPr>
+        <w:pStyle w:val="ac"/>
+        <w:numPr>
+          <w:ilvl w:val="2"/>
+          <w:numId w:val="43"/>
+        </w:numPr>
+        <w:ind w:left="3686" w:hanging="283"/>
+      </w:pPr>
+      <w:r>
+        <w:t>гибкость и адаптивность;</w:t>
+      </w:r>
+    </w:p>
+    <w:p>
+      <w:pPr>
+        <w:pStyle w:val="ac"/>
+        <w:numPr>
+          <w:ilvl w:val="2"/>
+          <w:numId w:val="43"/>
+        </w:numPr>
+        <w:ind w:left="3686" w:hanging="283"/>
+      </w:pPr>
+      <w:r>
+        <w:t>повышение производительности (удаление ненужных модулей освобождает системные ресурсы);</w:t>
+      </w:r>
+    </w:p>
+    <w:p>
+      <w:pPr>
+        <w:pStyle w:val="ac"/>
+        <w:numPr>
+          <w:ilvl w:val="2"/>
+          <w:numId w:val="43"/>
+        </w:numPr>
+        <w:ind w:left="3686" w:hanging="283"/>
+      </w:pPr>
+      <w:r>
+        <w:t>упрощение обнаружения и исправление ошибок;</w:t>
+      </w:r>
+    </w:p>
+    <w:p>
+      <w:pPr>
+        <w:pStyle w:val="ac"/>
+        <w:numPr>
+          <w:ilvl w:val="1"/>
+          <w:numId w:val="43"/>
+        </w:numPr>
+        <w:ind w:left="3402" w:hanging="425"/>
+      </w:pPr>
+      <w:r>
+        <w:t>Минусы:</w:t>
+      </w:r>
+    </w:p>
+    <w:p>
+      <w:pPr>
+        <w:pStyle w:val="ac"/>
+        <w:numPr>
+          <w:ilvl w:val="2"/>
+          <w:numId w:val="43"/>
+        </w:numPr>
+        <w:ind w:left="3686" w:hanging="283"/>
+      </w:pPr>
+      <w:r>
+        <w:t>не все части ядра (вспомогательные модули) могут быть отдельно. Некоторые части ядра всегда обязаны присутствовать в ОС и должны быть жёстко внедрены в ядро.</w:t>
+      </w:r>
+    </w:p>
+    <w:p>
+      <w:pPr>
+        <w:pStyle w:val="ac"/>
+        <w:numPr>
+          <w:ilvl w:val="2"/>
+          <w:numId w:val="43"/>
+        </w:numPr>
+        <w:ind w:left="3686" w:hanging="283"/>
+      </w:pPr>
+      <w:r>
+        <w:t>не любая программа может стать модулем ядра;</w:t>
+      </w:r>
+    </w:p>
+    <w:p>
+      <w:pPr>
+        <w:pStyle w:val="ac"/>
+        <w:rPr>
+          <w:lang w:val="en-US"/>
+        </w:rPr>
+      </w:pPr>
+    </w:p>
+    <w:p>
+      <w:pPr>
+        <w:pStyle w:val="ac"/>
+        <w:numPr>
+          <w:ilvl w:val="0"/>
+          <w:numId w:val="43"/>
+        </w:numPr>
+      </w:pPr>
+      <w:r>
+        <w:t>Микроядро</w:t>
+      </w:r>
+      <w:r>
+        <w:t xml:space="preserve"> </w:t>
+      </w:r>
+      <w:r>
+        <w:t>— это</w:t>
+      </w:r>
+      <w:r>
+        <w:t xml:space="preserve"> ядро выполняет только минимально необходимый набор функций, а основная функциональность выносится в пользовательские процессы. В ядре остаются только базовые функции (управление памятью, межпроцессорные взаимодействия, диспетчеризация процессов).</w:t>
+      </w:r>
+    </w:p>
+    <w:p>
+      <w:pPr>
+        <w:pStyle w:val="ac"/>
+        <w:numPr>
+          <w:ilvl w:val="1"/>
+          <w:numId w:val="43"/>
+        </w:numPr>
+      </w:pPr>
+      <w:r>
+        <w:t>Плюсы:</w:t>
+      </w:r>
+    </w:p>
+    <w:p>
+      <w:pPr>
+        <w:pStyle w:val="ac"/>
+        <w:numPr>
+          <w:ilvl w:val="2"/>
+          <w:numId w:val="43"/>
+        </w:numPr>
+      </w:pPr>
+      <w:r>
+        <w:t>модульность (легко добавлять сервисы без изменения ядра);</w:t>
+      </w:r>
+    </w:p>
+    <w:p>
+      <w:pPr>
+        <w:pStyle w:val="ac"/>
+        <w:numPr>
+          <w:ilvl w:val="2"/>
+          <w:numId w:val="43"/>
+        </w:numPr>
+      </w:pPr>
+      <w:r>
+        <w:t>надёжность (сбой одного компонента не приводит к отказу всей системы);</w:t>
+      </w:r>
+    </w:p>
+    <w:p>
+      <w:pPr>
+        <w:pStyle w:val="ac"/>
+        <w:numPr>
+          <w:ilvl w:val="2"/>
+          <w:numId w:val="43"/>
+        </w:numPr>
+      </w:pPr>
+      <w:r>
+        <w:t>переносимость (</w:t>
+      </w:r>
+      <w:r>
+        <w:t>микроядро</w:t>
+      </w:r>
+      <w:r>
+        <w:t xml:space="preserve"> можно использовать на различных аппаратных платформах);</w:t>
+      </w:r>
+    </w:p>
+    <w:p>
+      <w:pPr>
+        <w:pStyle w:val="ac"/>
+        <w:numPr>
+          <w:ilvl w:val="1"/>
+          <w:numId w:val="43"/>
+        </w:numPr>
+      </w:pPr>
+      <w:r>
+        <w:t>Минусы:</w:t>
+      </w:r>
+    </w:p>
+    <w:p>
+      <w:pPr>
+        <w:pStyle w:val="ac"/>
+        <w:numPr>
+          <w:ilvl w:val="2"/>
+          <w:numId w:val="43"/>
+        </w:numPr>
+      </w:pPr>
+      <w:r>
+        <w:t>Риск снижения производительности;</w:t>
+      </w:r>
+    </w:p>
+    <w:p>
+      <w:pPr>
+        <w:pStyle w:val="ac"/>
+        <w:numPr>
+          <w:ilvl w:val="2"/>
+          <w:numId w:val="43"/>
+        </w:numPr>
+      </w:pPr>
+      <w:r>
+        <w:t>Сложность проектирования систем;</w:t>
+      </w:r>
+    </w:p>
+    <w:p>
+      <w:pPr>
+        <w:pStyle w:val="ac"/>
+        <w:numPr>
+          <w:ilvl w:val="2"/>
+          <w:numId w:val="43"/>
+        </w:numPr>
+      </w:pPr>
+      <w:r>
+        <w:t>Сложность обеспечения аппаратной совместимости;</w:t>
+      </w:r>
+    </w:p>
+    <w:p>
+      <w:pPr>
+        <w:pStyle w:val="ac"/>
+      </w:pPr>
+    </w:p>
+    <w:p>
+      <w:pPr>
+        <w:pStyle w:val="ac"/>
+        <w:jc w:val="center"/>
+      </w:pPr>
+      <w:r>
+        <w:rPr>
+          <w:noProof/>
+        </w:rPr>
+        <w:lastRenderedPageBreak/>
+        <w:drawing>
+          <wp:inline distT="0" distB="0" distL="0" distR="0" wp14:anchorId="72B9B699" wp14:editId="511A4341">
+            <wp:extent cx="4179313" cy="2216676"/>
+            <wp:effectExtent l="0" t="0" r="0" b="0"/>
+            <wp:docPr id="1416989470" name="Рисунок 2"/>
+            <wp:cNvGraphicFramePr>
+              <a:graphicFrameLocks xmlns:a="http://schemas.openxmlformats.org/drawingml/2006/main" noChangeAspect="1"/>
+            </wp:cNvGraphicFramePr>
+            <a:graphic xmlns:a="http://schemas.openxmlformats.org/drawingml/2006/main">
+              <a:graphicData uri="http://schemas.openxmlformats.org/drawingml/2006/picture">
+                <pic:pic xmlns:pic="http://schemas.openxmlformats.org/drawingml/2006/picture">
+                  <pic:nvPicPr>
+                    <pic:cNvPr id="0" name="Picture 1"/>
+                    <pic:cNvPicPr>
+                      <a:picLocks noChangeAspect="1" noChangeArrowheads="1"/>
+                    </pic:cNvPicPr>
+                  </pic:nvPicPr>
+                  <pic:blipFill>
+                    <a:blip r:embed="rId11" cstate="print">
+                      <a:extLst>
+                        <a:ext uri="{28A0092B-C50C-407E-A947-70E740481C1C}">
+                          <a14:useLocalDpi xmlns:a14="http://schemas.microsoft.com/office/drawing/2010/main" val="0"/>
+                        </a:ext>
+                      </a:extLst>
+                    </a:blip>
+                    <a:srcRect/>
+                    <a:stretch>
+                      <a:fillRect/>
+                    </a:stretch>
+                  </pic:blipFill>
+                  <pic:spPr bwMode="auto">
+                    <a:xfrm>
+                      <a:off x="0" y="0"/>
+                      <a:ext cx="4249802" cy="2254063"/>
+                    </a:xfrm>
+                    <a:prstGeom prst="rect">
+                      <a:avLst/>
+                    </a:prstGeom>
+                    <a:noFill/>
+                    <a:ln>
+                      <a:noFill/>
+                    </a:ln>
+                  </pic:spPr>
+                </pic:pic>
+              </a:graphicData>
+            </a:graphic>
+          </wp:inline>
+        </w:drawing>
+      </w:r>
+    </w:p>
+    <w:p>
+      <w:pPr>
+        <w:pStyle w:val="ac"/>
+        <w:rPr>
+          <w:lang w:val="en-US"/>
+        </w:rPr>
+      </w:pPr>
+    </w:p>
+    <w:p>
+      <w:pPr>
+        <w:pStyle w:val="ac"/>
+        <w:numPr>
+          <w:ilvl w:val="0"/>
+          <w:numId w:val="43"/>
+        </w:numPr>
+      </w:pPr>
+      <w:r>
+        <w:t xml:space="preserve">Экзо ядро </w:t>
+      </w:r>
+      <w:r>
+        <w:t>— это</w:t>
+      </w:r>
+      <w:r>
+        <w:t xml:space="preserve"> ядро </w:t>
+      </w:r>
+      <w:r>
+        <w:t>ОС,</w:t>
+      </w:r>
+      <w:r>
+        <w:t xml:space="preserve"> предоставляющее лишь функции для взаимодействия между процессами, безлопастного выделения и освобождения ресурсов. Основная идея такой ОС в том, что ядро должно выполнять лишь функции координатора для процессов. Экзо </w:t>
+      </w:r>
+      <w:r>
+        <w:t>ядро — это</w:t>
+      </w:r>
+      <w:r>
+        <w:t xml:space="preserve"> скорее исследовательская архитектура, чем широко используемая на практике.</w:t>
+      </w:r>
+    </w:p>
+    <w:p>
+      <w:pPr>
+        <w:pStyle w:val="ac"/>
+        <w:numPr>
+          <w:ilvl w:val="1"/>
+          <w:numId w:val="43"/>
+        </w:numPr>
+      </w:pPr>
+      <w:r>
+        <w:t>Плюсы:</w:t>
+      </w:r>
+    </w:p>
+    <w:p>
+      <w:pPr>
+        <w:pStyle w:val="ac"/>
+        <w:numPr>
+          <w:ilvl w:val="2"/>
+          <w:numId w:val="43"/>
+        </w:numPr>
+      </w:pPr>
+      <w:r>
+        <w:t>максимальная гибкость;</w:t>
+      </w:r>
+    </w:p>
+    <w:p>
+      <w:pPr>
+        <w:pStyle w:val="ac"/>
+        <w:numPr>
+          <w:ilvl w:val="2"/>
+          <w:numId w:val="43"/>
+        </w:numPr>
+      </w:pPr>
+      <w:r>
+        <w:t>высокая производительность;</w:t>
+      </w:r>
+    </w:p>
+    <w:p>
+      <w:pPr>
+        <w:pStyle w:val="ac"/>
+        <w:numPr>
+          <w:ilvl w:val="2"/>
+          <w:numId w:val="43"/>
+        </w:numPr>
+      </w:pPr>
+      <w:r>
+        <w:t>простота ядра;</w:t>
+      </w:r>
+    </w:p>
+    <w:p>
+      <w:pPr>
+        <w:pStyle w:val="ac"/>
+        <w:numPr>
+          <w:ilvl w:val="1"/>
+          <w:numId w:val="43"/>
+        </w:numPr>
+      </w:pPr>
+      <w:r>
+        <w:t>Минусы:</w:t>
+      </w:r>
+    </w:p>
+    <w:p>
+      <w:pPr>
+        <w:pStyle w:val="ac"/>
+        <w:numPr>
+          <w:ilvl w:val="2"/>
+          <w:numId w:val="43"/>
+        </w:numPr>
+      </w:pPr>
+      <w:r>
+        <w:t>требуются значительные усилия при разработке и настройке окружения;</w:t>
+      </w:r>
+    </w:p>
+    <w:p>
+      <w:pPr>
+        <w:pStyle w:val="ac"/>
+        <w:numPr>
+          <w:ilvl w:val="2"/>
+          <w:numId w:val="43"/>
+        </w:numPr>
+      </w:pPr>
+      <w:r>
+        <w:t>пока не получила широкое распространение в коммерческих продуктах;</w:t>
+      </w:r>
+    </w:p>
+    <w:p>
+      <w:pPr>
+        <w:pStyle w:val="ac"/>
+      </w:pPr>
+    </w:p>
+    <w:p>
+      <w:pPr>
+        <w:pStyle w:val="ac"/>
+        <w:numPr>
+          <w:ilvl w:val="0"/>
+          <w:numId w:val="43"/>
+        </w:numPr>
+      </w:pPr>
+      <w:r>
+        <w:t xml:space="preserve">Нано ядро </w:t>
+      </w:r>
+      <w:r>
+        <w:t>— это</w:t>
+      </w:r>
+      <w:r>
+        <w:t xml:space="preserve"> архитектура </w:t>
+      </w:r>
+      <w:r>
+        <w:t>ядра,</w:t>
+      </w:r>
+      <w:r>
+        <w:t xml:space="preserve"> в рамках которой крайне упрощённое ядро выполняет лишь одну задачу (обработку </w:t>
+      </w:r>
+      <w:r>
+        <w:t>аппаратных прерываний,</w:t>
+      </w:r>
+      <w:r>
+        <w:t xml:space="preserve"> генерируемых устройствами компьютера). После обработки прерываний от аппаратуры </w:t>
+      </w:r>
+      <w:r>
+        <w:t>Н</w:t>
+      </w:r>
+      <w:r>
+        <w:t>ано</w:t>
+      </w:r>
+      <w:r>
+        <w:t xml:space="preserve"> </w:t>
+      </w:r>
+      <w:r>
+        <w:t>ядра посылает информацию о результатах обработки.</w:t>
+      </w:r>
+    </w:p>
+    <w:p>
+      <w:pPr>
+        <w:pStyle w:val="ac"/>
+        <w:numPr>
+          <w:ilvl w:val="1"/>
+          <w:numId w:val="43"/>
+        </w:numPr>
+      </w:pPr>
+      <w:r>
+        <w:t>Плюсы:</w:t>
+      </w:r>
+    </w:p>
+    <w:p>
+      <w:pPr>
+        <w:pStyle w:val="ac"/>
+        <w:numPr>
+          <w:ilvl w:val="2"/>
+          <w:numId w:val="43"/>
+        </w:numPr>
+      </w:pPr>
+      <w:r>
+        <w:t>простата реализации, что позволяет сделать само ядро очень надёжным и защищённым от сбоев.</w:t>
+      </w:r>
+    </w:p>
+    <w:p>
+      <w:pPr>
+        <w:pStyle w:val="ac"/>
+        <w:numPr>
+          <w:ilvl w:val="1"/>
+          <w:numId w:val="43"/>
+        </w:numPr>
+      </w:pPr>
+      <w:r>
+        <w:t>Минусы:</w:t>
+      </w:r>
+    </w:p>
+    <w:p>
+      <w:pPr>
+        <w:pStyle w:val="ac"/>
+        <w:numPr>
+          <w:ilvl w:val="2"/>
+          <w:numId w:val="43"/>
+        </w:numPr>
+      </w:pPr>
+      <w:r>
+        <w:t>большую часть работы приходится возлагать на драйвер, а значит код становится сложнее и приходится концертировать внимание не только на реализации непосредственных функций драйвера, но и на дополнительных аспектах;</w:t>
+      </w:r>
+    </w:p>
+    <w:p>
+      <w:pPr>
+        <w:pStyle w:val="ac"/>
+        <w:numPr>
+          <w:ilvl w:val="2"/>
+          <w:numId w:val="43"/>
+        </w:numPr>
+      </w:pPr>
+      <w:r>
+        <w:t>Н</w:t>
+      </w:r>
+      <w:r>
+        <w:t xml:space="preserve">ано ядро так </w:t>
+      </w:r>
+      <w:r>
+        <w:t>же,</w:t>
+      </w:r>
+      <w:r>
+        <w:t xml:space="preserve"> как и экзо ядро является исследовательской архитектурой и не используется широко на практике;</w:t>
+      </w:r>
+    </w:p>
+    <w:p>
+      <w:pPr>
+        <w:pStyle w:val="ac"/>
+        <w:numPr>
+          <w:ilvl w:val="0"/>
+          <w:numId w:val="43"/>
+        </w:numPr>
+      </w:pPr>
+      <w:r>
+        <w:lastRenderedPageBreak/>
+        <w:t xml:space="preserve">Гибридное ядро </w:t>
+      </w:r>
+      <w:r>
+        <w:t>— это модифицированное</w:t>
+      </w:r>
+      <w:r>
+        <w:t xml:space="preserve"> </w:t>
+      </w:r>
+      <w:r>
+        <w:t>микроядро</w:t>
+      </w:r>
+      <w:r>
+        <w:t xml:space="preserve"> (смешанное ядро). Оно объединяет преимущества монолитного ядра и </w:t>
+      </w:r>
+      <w:r>
+        <w:t>микроядра</w:t>
+      </w:r>
+      <w:r>
+        <w:t>. Гибридное ядро является самым популярным (Windows и MacOS использует гибридное ядро).</w:t>
+      </w:r>
+    </w:p>
+    <w:p>
+      <w:pPr>
+        <w:pStyle w:val="ac"/>
+        <w:numPr>
+          <w:ilvl w:val="1"/>
+          <w:numId w:val="43"/>
+        </w:numPr>
+      </w:pPr>
+      <w:r>
+        <w:t xml:space="preserve">Плюсы и минусы наследуются от монолитного и </w:t>
+      </w:r>
+      <w:r>
+        <w:t>микроядра</w:t>
+      </w:r>
+      <w:r>
+        <w:t>.</w:t>
       </w:r>
     </w:p>
     <w:sectPr>
-      <w:footerReference w:type="even" r:id="rId11"/>
-      <w:footerReference w:type="default" r:id="rId12"/>
+      <w:footerReference w:type="even" r:id="rId12"/>
+      <w:footerReference w:type="default" r:id="rId13"/>
       <w:pgSz w:w="8391" w:h="11906" w:code="11"/>
       <w:pgMar w:top="720" w:right="720" w:bottom="720" w:left="720" w:header="708" w:footer="708" w:gutter="0"/>
       <w:cols w:space="708"/>
@@ -5252,6 +5810,121 @@
     </w:lvl>
   </w:abstractNum>
   <w:abstractNum w:abstractNumId="22" w15:restartNumberingAfterBreak="0">
+    <w:nsid w:val="3C4D22C2"/>
+    <w:multiLevelType w:val="multilevel"/>
+    <w:tmpl w:val="E6247D3A"/>
+    <w:lvl w:ilvl="0">
+      <w:start w:val="1"/>
+      <w:numFmt w:val="decimal"/>
+      <w:lvlText w:val="%1."/>
+      <w:lvlJc w:val="left"/>
+      <w:pPr>
+        <w:ind w:left="360" w:hanging="360"/>
+      </w:pPr>
+      <w:rPr>
+        <w:rFonts w:hint="default"/>
+      </w:rPr>
+    </w:lvl>
+    <w:lvl w:ilvl="1">
+      <w:start w:val="1"/>
+      <w:numFmt w:val="bullet"/>
+      <w:lvlText w:val=""/>
+      <w:lvlJc w:val="left"/>
+      <w:pPr>
+        <w:ind w:left="720" w:hanging="360"/>
+      </w:pPr>
+      <w:rPr>
+        <w:rFonts w:ascii="Symbol" w:hAnsi="Symbol" w:hint="default"/>
+        <w:color w:val="auto"/>
+      </w:rPr>
+    </w:lvl>
+    <w:lvl w:ilvl="2">
+      <w:start w:val="1"/>
+      <w:numFmt w:val="bullet"/>
+      <w:lvlText w:val=""/>
+      <w:lvlJc w:val="left"/>
+      <w:pPr>
+        <w:ind w:left="1080" w:hanging="360"/>
+      </w:pPr>
+      <w:rPr>
+        <w:rFonts w:ascii="Symbol" w:hAnsi="Symbol" w:hint="default"/>
+        <w:color w:val="auto"/>
+      </w:rPr>
+    </w:lvl>
+    <w:lvl w:ilvl="3">
+      <w:start w:val="1"/>
+      <w:numFmt w:val="decimal"/>
+      <w:lvlText w:val="(%4)"/>
+      <w:lvlJc w:val="left"/>
+      <w:pPr>
+        <w:ind w:left="1440" w:hanging="360"/>
+      </w:pPr>
+      <w:rPr>
+        <w:rFonts w:hint="default"/>
+      </w:rPr>
+    </w:lvl>
+    <w:lvl w:ilvl="4">
+      <w:start w:val="1"/>
+      <w:numFmt w:val="lowerLetter"/>
+      <w:lvlText w:val="(%5)"/>
+      <w:lvlJc w:val="left"/>
+      <w:pPr>
+        <w:ind w:left="1800" w:hanging="360"/>
+      </w:pPr>
+      <w:rPr>
+        <w:rFonts w:hint="default"/>
+      </w:rPr>
+    </w:lvl>
+    <w:lvl w:ilvl="5">
+      <w:start w:val="1"/>
+      <w:numFmt w:val="lowerRoman"/>
+      <w:lvlText w:val="(%6)"/>
+      <w:lvlJc w:val="left"/>
+      <w:pPr>
+        <w:ind w:left="2160" w:hanging="360"/>
+      </w:pPr>
+      <w:rPr>
+        <w:rFonts w:hint="default"/>
+      </w:rPr>
+    </w:lvl>
+    <w:lvl w:ilvl="6">
+      <w:start w:val="1"/>
+      <w:numFmt w:val="decimal"/>
+      <w:lvlText w:val="%7."/>
+      <w:lvlJc w:val="left"/>
+      <w:pPr>
+        <w:ind w:left="2520" w:hanging="360"/>
+      </w:pPr>
+      <w:rPr>
+        <w:rFonts w:hint="default"/>
+      </w:rPr>
+    </w:lvl>
+    <w:lvl w:ilvl="7">
+      <w:start w:val="1"/>
+      <w:numFmt w:val="lowerLetter"/>
+      <w:lvlText w:val="%8."/>
+      <w:lvlJc w:val="left"/>
+      <w:pPr>
+        <w:ind w:left="2880" w:hanging="360"/>
+      </w:pPr>
+      <w:rPr>
+        <w:rFonts w:hint="default"/>
+      </w:rPr>
+    </w:lvl>
+    <w:lvl w:ilvl="8">
+      <w:start w:val="1"/>
+      <w:numFmt w:val="lowerRoman"/>
+      <w:lvlText w:val="%9."/>
+      <w:lvlJc w:val="left"/>
+      <w:pPr>
+        <w:ind w:left="3240" w:hanging="360"/>
+      </w:pPr>
+      <w:rPr>
+        <w:rFonts w:hint="default"/>
+      </w:rPr>
+    </w:lvl>
+  </w:abstractNum>
+  <w:abstractNum w:abstractNumId="23" w15:restartNumberingAfterBreak="0">
     <w:nsid w:val="3E200594"/>
     <w:multiLevelType w:val="hybridMultilevel"/>
     <w:tmpl w:val="843C6A10"/>
@@ -5340,7 +6013,7 @@
       </w:pPr>
     </w:lvl>
   </w:abstractNum>
-  <w:abstractNum w:abstractNumId="23" w15:restartNumberingAfterBreak="0">
+  <w:abstractNum w:abstractNumId="24" w15:restartNumberingAfterBreak="0">
     <w:nsid w:val="444B2F3A"/>
     <w:multiLevelType w:val="hybridMultilevel"/>
     <w:tmpl w:val="E4927358"/>
@@ -5453,7 +6126,7 @@
       </w:rPr>
     </w:lvl>
   </w:abstractNum>
-  <w:abstractNum w:abstractNumId="24" w15:restartNumberingAfterBreak="0">
+  <w:abstractNum w:abstractNumId="25" w15:restartNumberingAfterBreak="0">
     <w:nsid w:val="451F6B59"/>
     <w:multiLevelType w:val="hybridMultilevel"/>
     <w:tmpl w:val="0CF2F644"/>
@@ -5566,7 +6239,7 @@
       </w:rPr>
     </w:lvl>
   </w:abstractNum>
-  <w:abstractNum w:abstractNumId="25" w15:restartNumberingAfterBreak="0">
+  <w:abstractNum w:abstractNumId="26" w15:restartNumberingAfterBreak="0">
     <w:nsid w:val="4B20468C"/>
     <w:multiLevelType w:val="hybridMultilevel"/>
     <w:tmpl w:val="62BC4E42"/>
@@ -5679,7 +6352,120 @@
       </w:rPr>
     </w:lvl>
   </w:abstractNum>
-  <w:abstractNum w:abstractNumId="26" w15:restartNumberingAfterBreak="0">
+  <w:abstractNum w:abstractNumId="27" w15:restartNumberingAfterBreak="0">
+    <w:nsid w:val="4CA23178"/>
+    <w:multiLevelType w:val="hybridMultilevel"/>
+    <w:tmpl w:val="F6445030"/>
+    <w:lvl w:ilvl="0" w:tplc="04190001">
+      <w:start w:val="1"/>
+      <w:numFmt w:val="bullet"/>
+      <w:lvlText w:val=""/>
+      <w:lvlJc w:val="left"/>
+      <w:pPr>
+        <w:ind w:left="720" w:hanging="360"/>
+      </w:pPr>
+      <w:rPr>
+        <w:rFonts w:ascii="Symbol" w:hAnsi="Symbol" w:hint="default"/>
+      </w:rPr>
+    </w:lvl>
+    <w:lvl w:ilvl="1" w:tplc="04190003" w:tentative="1">
+      <w:start w:val="1"/>
+      <w:numFmt w:val="bullet"/>
+      <w:lvlText w:val="o"/>
+      <w:lvlJc w:val="left"/>
+      <w:pPr>
+        <w:ind w:left="1440" w:hanging="360"/>
+      </w:pPr>
+      <w:rPr>
+        <w:rFonts w:ascii="Courier New" w:hAnsi="Courier New" w:cs="Courier New" w:hint="default"/>
+      </w:rPr>
+    </w:lvl>
+    <w:lvl w:ilvl="2" w:tplc="04190005" w:tentative="1">
+      <w:start w:val="1"/>
+      <w:numFmt w:val="bullet"/>
+      <w:lvlText w:val=""/>
+      <w:lvlJc w:val="left"/>
+      <w:pPr>
+        <w:ind w:left="2160" w:hanging="360"/>
+      </w:pPr>
+      <w:rPr>
+        <w:rFonts w:ascii="Wingdings" w:hAnsi="Wingdings" w:hint="default"/>
+      </w:rPr>
+    </w:lvl>
+    <w:lvl w:ilvl="3" w:tplc="04190001" w:tentative="1">
+      <w:start w:val="1"/>
+      <w:numFmt w:val="bullet"/>
+      <w:lvlText w:val=""/>
+      <w:lvlJc w:val="left"/>
+      <w:pPr>
+        <w:ind w:left="2880" w:hanging="360"/>
+      </w:pPr>
+      <w:rPr>
+        <w:rFonts w:ascii="Symbol" w:hAnsi="Symbol" w:hint="default"/>
+      </w:rPr>
+    </w:lvl>
+    <w:lvl w:ilvl="4" w:tplc="04190003" w:tentative="1">
+      <w:start w:val="1"/>
+      <w:numFmt w:val="bullet"/>
+      <w:lvlText w:val="o"/>
+      <w:lvlJc w:val="left"/>
+      <w:pPr>
+        <w:ind w:left="3600" w:hanging="360"/>
+      </w:pPr>
+      <w:rPr>
+        <w:rFonts w:ascii="Courier New" w:hAnsi="Courier New" w:cs="Courier New" w:hint="default"/>
+      </w:rPr>
+    </w:lvl>
+    <w:lvl w:ilvl="5" w:tplc="04190005" w:tentative="1">
+      <w:start w:val="1"/>
+      <w:numFmt w:val="bullet"/>
+      <w:lvlText w:val=""/>
+      <w:lvlJc w:val="left"/>
+      <w:pPr>
+        <w:ind w:left="4320" w:hanging="360"/>
+      </w:pPr>
+      <w:rPr>
+        <w:rFonts w:ascii="Wingdings" w:hAnsi="Wingdings" w:hint="default"/>
+      </w:rPr>
+    </w:lvl>
+    <w:lvl w:ilvl="6" w:tplc="04190001" w:tentative="1">
+      <w:start w:val="1"/>
+      <w:numFmt w:val="bullet"/>
+      <w:lvlText w:val=""/>
+      <w:lvlJc w:val="left"/>
+      <w:pPr>
+        <w:ind w:left="5040" w:hanging="360"/>
+      </w:pPr>
+      <w:rPr>
+        <w:rFonts w:ascii="Symbol" w:hAnsi="Symbol" w:hint="default"/>
+      </w:rPr>
+    </w:lvl>
+    <w:lvl w:ilvl="7" w:tplc="04190003" w:tentative="1">
+      <w:start w:val="1"/>
+      <w:numFmt w:val="bullet"/>
+      <w:lvlText w:val="o"/>
+      <w:lvlJc w:val="left"/>
+      <w:pPr>
+        <w:ind w:left="5760" w:hanging="360"/>
+      </w:pPr>
+      <w:rPr>
+        <w:rFonts w:ascii="Courier New" w:hAnsi="Courier New" w:cs="Courier New" w:hint="default"/>
+      </w:rPr>
+    </w:lvl>
+    <w:lvl w:ilvl="8" w:tplc="04190005" w:tentative="1">
+      <w:start w:val="1"/>
+      <w:numFmt w:val="bullet"/>
+      <w:lvlText w:val=""/>
+      <w:lvlJc w:val="left"/>
+      <w:pPr>
+        <w:ind w:left="6480" w:hanging="360"/>
+      </w:pPr>
+      <w:rPr>
+        <w:rFonts w:ascii="Wingdings" w:hAnsi="Wingdings" w:hint="default"/>
+      </w:rPr>
+    </w:lvl>
+  </w:abstractNum>
+  <w:abstractNum w:abstractNumId="28" w15:restartNumberingAfterBreak="0">
     <w:nsid w:val="4EB36F8F"/>
     <w:multiLevelType w:val="hybridMultilevel"/>
     <w:tmpl w:val="D7EE5516"/>
@@ -5792,7 +6578,7 @@
       </w:rPr>
     </w:lvl>
   </w:abstractNum>
-  <w:abstractNum w:abstractNumId="27" w15:restartNumberingAfterBreak="0">
+  <w:abstractNum w:abstractNumId="29" w15:restartNumberingAfterBreak="0">
     <w:nsid w:val="507738A1"/>
     <w:multiLevelType w:val="hybridMultilevel"/>
     <w:tmpl w:val="76285D8A"/>
@@ -5905,7 +6691,7 @@
       </w:rPr>
     </w:lvl>
   </w:abstractNum>
-  <w:abstractNum w:abstractNumId="28" w15:restartNumberingAfterBreak="0">
+  <w:abstractNum w:abstractNumId="30" w15:restartNumberingAfterBreak="0">
     <w:nsid w:val="51AC7868"/>
     <w:multiLevelType w:val="hybridMultilevel"/>
     <w:tmpl w:val="1362FCB8"/>
@@ -6018,7 +6804,7 @@
       </w:rPr>
     </w:lvl>
   </w:abstractNum>
-  <w:abstractNum w:abstractNumId="29" w15:restartNumberingAfterBreak="0">
+  <w:abstractNum w:abstractNumId="31" w15:restartNumberingAfterBreak="0">
     <w:nsid w:val="53411AD4"/>
     <w:multiLevelType w:val="hybridMultilevel"/>
     <w:tmpl w:val="C3063438"/>
@@ -6104,7 +6890,7 @@
       </w:pPr>
     </w:lvl>
   </w:abstractNum>
-  <w:abstractNum w:abstractNumId="30" w15:restartNumberingAfterBreak="0">
+  <w:abstractNum w:abstractNumId="32" w15:restartNumberingAfterBreak="0">
     <w:nsid w:val="56887157"/>
     <w:multiLevelType w:val="hybridMultilevel"/>
     <w:tmpl w:val="C82CF192"/>
@@ -6190,7 +6976,7 @@
       </w:pPr>
     </w:lvl>
   </w:abstractNum>
-  <w:abstractNum w:abstractNumId="31" w15:restartNumberingAfterBreak="0">
+  <w:abstractNum w:abstractNumId="33" w15:restartNumberingAfterBreak="0">
     <w:nsid w:val="59043775"/>
     <w:multiLevelType w:val="hybridMultilevel"/>
     <w:tmpl w:val="52CA88A0"/>
@@ -6303,7 +7089,122 @@
       </w:rPr>
     </w:lvl>
   </w:abstractNum>
-  <w:abstractNum w:abstractNumId="32" w15:restartNumberingAfterBreak="0">
+  <w:abstractNum w:abstractNumId="34" w15:restartNumberingAfterBreak="0">
+    <w:nsid w:val="595A1483"/>
+    <w:multiLevelType w:val="multilevel"/>
+    <w:tmpl w:val="E6247D3A"/>
+    <w:lvl w:ilvl="0">
+      <w:start w:val="1"/>
+      <w:numFmt w:val="decimal"/>
+      <w:lvlText w:val="%1."/>
+      <w:lvlJc w:val="left"/>
+      <w:pPr>
+        <w:ind w:left="360" w:hanging="360"/>
+      </w:pPr>
+      <w:rPr>
+        <w:rFonts w:hint="default"/>
+      </w:rPr>
+    </w:lvl>
+    <w:lvl w:ilvl="1">
+      <w:start w:val="1"/>
+      <w:numFmt w:val="bullet"/>
+      <w:lvlText w:val=""/>
+      <w:lvlJc w:val="left"/>
+      <w:pPr>
+        <w:ind w:left="720" w:hanging="360"/>
+      </w:pPr>
+      <w:rPr>
+        <w:rFonts w:ascii="Symbol" w:hAnsi="Symbol" w:hint="default"/>
+        <w:color w:val="auto"/>
+      </w:rPr>
+    </w:lvl>
+    <w:lvl w:ilvl="2">
+      <w:start w:val="1"/>
+      <w:numFmt w:val="bullet"/>
+      <w:lvlText w:val=""/>
+      <w:lvlJc w:val="left"/>
+      <w:pPr>
+        <w:ind w:left="1080" w:hanging="360"/>
+      </w:pPr>
+      <w:rPr>
+        <w:rFonts w:ascii="Symbol" w:hAnsi="Symbol" w:hint="default"/>
+        <w:color w:val="auto"/>
+      </w:rPr>
+    </w:lvl>
+    <w:lvl w:ilvl="3">
+      <w:start w:val="1"/>
+      <w:numFmt w:val="decimal"/>
+      <w:lvlText w:val="(%4)"/>
+      <w:lvlJc w:val="left"/>
+      <w:pPr>
+        <w:ind w:left="1440" w:hanging="360"/>
+      </w:pPr>
+      <w:rPr>
+        <w:rFonts w:hint="default"/>
+      </w:rPr>
+    </w:lvl>
+    <w:lvl w:ilvl="4">
+      <w:start w:val="1"/>
+      <w:numFmt w:val="lowerLetter"/>
+      <w:lvlText w:val="(%5)"/>
+      <w:lvlJc w:val="left"/>
+      <w:pPr>
+        <w:ind w:left="1800" w:hanging="360"/>
+      </w:pPr>
+      <w:rPr>
+        <w:rFonts w:hint="default"/>
+      </w:rPr>
+    </w:lvl>
+    <w:lvl w:ilvl="5">
+      <w:start w:val="1"/>
+      <w:numFmt w:val="lowerRoman"/>
+      <w:lvlText w:val="(%6)"/>
+      <w:lvlJc w:val="left"/>
+      <w:pPr>
+        <w:ind w:left="2160" w:hanging="360"/>
+      </w:pPr>
+      <w:rPr>
+        <w:rFonts w:hint="default"/>
+      </w:rPr>
+    </w:lvl>
+    <w:lvl w:ilvl="6">
+      <w:start w:val="1"/>
+      <w:numFmt w:val="decimal"/>
+      <w:lvlText w:val="%7."/>
+      <w:lvlJc w:val="left"/>
+      <w:pPr>
+        <w:ind w:left="2520" w:hanging="360"/>
+      </w:pPr>
+      <w:rPr>
+        <w:rFonts w:hint="default"/>
+      </w:rPr>
+    </w:lvl>
+    <w:lvl w:ilvl="7">
+      <w:start w:val="1"/>
+      <w:numFmt w:val="lowerLetter"/>
+      <w:lvlText w:val="%8."/>
+      <w:lvlJc w:val="left"/>
+      <w:pPr>
+        <w:ind w:left="2880" w:hanging="360"/>
+      </w:pPr>
+      <w:rPr>
+        <w:rFonts w:hint="default"/>
+      </w:rPr>
+    </w:lvl>
+    <w:lvl w:ilvl="8">
+      <w:start w:val="1"/>
+      <w:numFmt w:val="lowerRoman"/>
+      <w:lvlText w:val="%9."/>
+      <w:lvlJc w:val="left"/>
+      <w:pPr>
+        <w:ind w:left="3240" w:hanging="360"/>
+      </w:pPr>
+      <w:rPr>
+        <w:rFonts w:hint="default"/>
+      </w:rPr>
+    </w:lvl>
+  </w:abstractNum>
+  <w:abstractNum w:abstractNumId="35" w15:restartNumberingAfterBreak="0">
     <w:nsid w:val="601E339F"/>
     <w:multiLevelType w:val="hybridMultilevel"/>
     <w:tmpl w:val="35429D2C"/>
@@ -6389,7 +7290,7 @@
       </w:pPr>
     </w:lvl>
   </w:abstractNum>
-  <w:abstractNum w:abstractNumId="33" w15:restartNumberingAfterBreak="0">
+  <w:abstractNum w:abstractNumId="36" w15:restartNumberingAfterBreak="0">
     <w:nsid w:val="637842FD"/>
     <w:multiLevelType w:val="hybridMultilevel"/>
     <w:tmpl w:val="46DEFE36"/>
@@ -6502,7 +7403,7 @@
       </w:rPr>
     </w:lvl>
   </w:abstractNum>
-  <w:abstractNum w:abstractNumId="34" w15:restartNumberingAfterBreak="0">
+  <w:abstractNum w:abstractNumId="37" w15:restartNumberingAfterBreak="0">
     <w:nsid w:val="63A57F80"/>
     <w:multiLevelType w:val="hybridMultilevel"/>
     <w:tmpl w:val="64F8F090"/>
@@ -6615,7 +7516,7 @@
       </w:rPr>
     </w:lvl>
   </w:abstractNum>
-  <w:abstractNum w:abstractNumId="35" w15:restartNumberingAfterBreak="0">
+  <w:abstractNum w:abstractNumId="38" w15:restartNumberingAfterBreak="0">
     <w:nsid w:val="64166A4D"/>
     <w:multiLevelType w:val="hybridMultilevel"/>
     <w:tmpl w:val="BD9EF6DE"/>
@@ -6701,7 +7602,7 @@
       </w:pPr>
     </w:lvl>
   </w:abstractNum>
-  <w:abstractNum w:abstractNumId="36" w15:restartNumberingAfterBreak="0">
+  <w:abstractNum w:abstractNumId="39" w15:restartNumberingAfterBreak="0">
     <w:nsid w:val="69D02873"/>
     <w:multiLevelType w:val="hybridMultilevel"/>
     <w:tmpl w:val="8D78AAFE"/>
@@ -6790,7 +7691,7 @@
       </w:pPr>
     </w:lvl>
   </w:abstractNum>
-  <w:abstractNum w:abstractNumId="37" w15:restartNumberingAfterBreak="0">
+  <w:abstractNum w:abstractNumId="40" w15:restartNumberingAfterBreak="0">
     <w:nsid w:val="6FB01351"/>
     <w:multiLevelType w:val="hybridMultilevel"/>
     <w:tmpl w:val="8B64FA34"/>
@@ -6903,7 +7804,7 @@
       </w:rPr>
     </w:lvl>
   </w:abstractNum>
-  <w:abstractNum w:abstractNumId="38" w15:restartNumberingAfterBreak="0">
+  <w:abstractNum w:abstractNumId="41" w15:restartNumberingAfterBreak="0">
     <w:nsid w:val="706F211C"/>
     <w:multiLevelType w:val="hybridMultilevel"/>
     <w:tmpl w:val="E304AB1E"/>
@@ -7016,7 +7917,7 @@
       </w:rPr>
     </w:lvl>
   </w:abstractNum>
-  <w:abstractNum w:abstractNumId="39" w15:restartNumberingAfterBreak="0">
+  <w:abstractNum w:abstractNumId="42" w15:restartNumberingAfterBreak="0">
     <w:nsid w:val="70F11623"/>
     <w:multiLevelType w:val="hybridMultilevel"/>
     <w:tmpl w:val="4232E888"/>
@@ -7129,7 +8030,7 @@
       </w:rPr>
     </w:lvl>
   </w:abstractNum>
-  <w:abstractNum w:abstractNumId="40" w15:restartNumberingAfterBreak="0">
+  <w:abstractNum w:abstractNumId="43" w15:restartNumberingAfterBreak="0">
     <w:nsid w:val="72C52F91"/>
     <w:multiLevelType w:val="hybridMultilevel"/>
     <w:tmpl w:val="126029C0"/>
@@ -7242,7 +8143,122 @@
       </w:rPr>
     </w:lvl>
   </w:abstractNum>
-  <w:abstractNum w:abstractNumId="41" w15:restartNumberingAfterBreak="0">
+  <w:abstractNum w:abstractNumId="44" w15:restartNumberingAfterBreak="0">
+    <w:nsid w:val="755B00EF"/>
+    <w:multiLevelType w:val="multilevel"/>
+    <w:tmpl w:val="E6247D3A"/>
+    <w:lvl w:ilvl="0">
+      <w:start w:val="1"/>
+      <w:numFmt w:val="decimal"/>
+      <w:lvlText w:val="%1."/>
+      <w:lvlJc w:val="left"/>
+      <w:pPr>
+        <w:ind w:left="360" w:hanging="360"/>
+      </w:pPr>
+      <w:rPr>
+        <w:rFonts w:hint="default"/>
+      </w:rPr>
+    </w:lvl>
+    <w:lvl w:ilvl="1">
+      <w:start w:val="1"/>
+      <w:numFmt w:val="bullet"/>
+      <w:lvlText w:val=""/>
+      <w:lvlJc w:val="left"/>
+      <w:pPr>
+        <w:ind w:left="720" w:hanging="360"/>
+      </w:pPr>
+      <w:rPr>
+        <w:rFonts w:ascii="Symbol" w:hAnsi="Symbol" w:hint="default"/>
+        <w:color w:val="auto"/>
+      </w:rPr>
+    </w:lvl>
+    <w:lvl w:ilvl="2">
+      <w:start w:val="1"/>
+      <w:numFmt w:val="bullet"/>
+      <w:lvlText w:val=""/>
+      <w:lvlJc w:val="left"/>
+      <w:pPr>
+        <w:ind w:left="1080" w:hanging="360"/>
+      </w:pPr>
+      <w:rPr>
+        <w:rFonts w:ascii="Symbol" w:hAnsi="Symbol" w:hint="default"/>
+        <w:color w:val="auto"/>
+      </w:rPr>
+    </w:lvl>
+    <w:lvl w:ilvl="3">
+      <w:start w:val="1"/>
+      <w:numFmt w:val="decimal"/>
+      <w:lvlText w:val="(%4)"/>
+      <w:lvlJc w:val="left"/>
+      <w:pPr>
+        <w:ind w:left="1440" w:hanging="360"/>
+      </w:pPr>
+      <w:rPr>
+        <w:rFonts w:hint="default"/>
+      </w:rPr>
+    </w:lvl>
+    <w:lvl w:ilvl="4">
+      <w:start w:val="1"/>
+      <w:numFmt w:val="lowerLetter"/>
+      <w:lvlText w:val="(%5)"/>
+      <w:lvlJc w:val="left"/>
+      <w:pPr>
+        <w:ind w:left="1800" w:hanging="360"/>
+      </w:pPr>
+      <w:rPr>
+        <w:rFonts w:hint="default"/>
+      </w:rPr>
+    </w:lvl>
+    <w:lvl w:ilvl="5">
+      <w:start w:val="1"/>
+      <w:numFmt w:val="lowerRoman"/>
+      <w:lvlText w:val="(%6)"/>
+      <w:lvlJc w:val="left"/>
+      <w:pPr>
+        <w:ind w:left="2160" w:hanging="360"/>
+      </w:pPr>
+      <w:rPr>
+        <w:rFonts w:hint="default"/>
+      </w:rPr>
+    </w:lvl>
+    <w:lvl w:ilvl="6">
+      <w:start w:val="1"/>
+      <w:numFmt w:val="decimal"/>
+      <w:lvlText w:val="%7."/>
+      <w:lvlJc w:val="left"/>
+      <w:pPr>
+        <w:ind w:left="2520" w:hanging="360"/>
+      </w:pPr>
+      <w:rPr>
+        <w:rFonts w:hint="default"/>
+      </w:rPr>
+    </w:lvl>
+    <w:lvl w:ilvl="7">
+      <w:start w:val="1"/>
+      <w:numFmt w:val="lowerLetter"/>
+      <w:lvlText w:val="%8."/>
+      <w:lvlJc w:val="left"/>
+      <w:pPr>
+        <w:ind w:left="2880" w:hanging="360"/>
+      </w:pPr>
+      <w:rPr>
+        <w:rFonts w:hint="default"/>
+      </w:rPr>
+    </w:lvl>
+    <w:lvl w:ilvl="8">
+      <w:start w:val="1"/>
+      <w:numFmt w:val="lowerRoman"/>
+      <w:lvlText w:val="%9."/>
+      <w:lvlJc w:val="left"/>
+      <w:pPr>
+        <w:ind w:left="3240" w:hanging="360"/>
+      </w:pPr>
+      <w:rPr>
+        <w:rFonts w:hint="default"/>
+      </w:rPr>
+    </w:lvl>
+  </w:abstractNum>
+  <w:abstractNum w:abstractNumId="45" w15:restartNumberingAfterBreak="0">
     <w:nsid w:val="77B10FF6"/>
     <w:multiLevelType w:val="hybridMultilevel"/>
     <w:tmpl w:val="0512CABC"/>
@@ -7355,7 +8371,7 @@
       </w:rPr>
     </w:lvl>
   </w:abstractNum>
-  <w:abstractNum w:abstractNumId="42" w15:restartNumberingAfterBreak="0">
+  <w:abstractNum w:abstractNumId="46" w15:restartNumberingAfterBreak="0">
     <w:nsid w:val="78FD4193"/>
     <w:multiLevelType w:val="hybridMultilevel"/>
     <w:tmpl w:val="BB3099DE"/>
@@ -7441,7 +8457,7 @@
       </w:pPr>
     </w:lvl>
   </w:abstractNum>
-  <w:abstractNum w:abstractNumId="43" w15:restartNumberingAfterBreak="0">
+  <w:abstractNum w:abstractNumId="47" w15:restartNumberingAfterBreak="0">
     <w:nsid w:val="7C191EFD"/>
     <w:multiLevelType w:val="hybridMultilevel"/>
     <w:tmpl w:val="1432126A"/>
@@ -7530,7 +8546,7 @@
       </w:pPr>
     </w:lvl>
   </w:abstractNum>
-  <w:abstractNum w:abstractNumId="44" w15:restartNumberingAfterBreak="0">
+  <w:abstractNum w:abstractNumId="48" w15:restartNumberingAfterBreak="0">
     <w:nsid w:val="7FFC41FD"/>
     <w:multiLevelType w:val="hybridMultilevel"/>
     <w:tmpl w:val="9C8AF4F0"/>
@@ -7644,7 +8660,7 @@
     </w:lvl>
   </w:abstractNum>
   <w:num w:numId="1" w16cid:durableId="1694964843">
-    <w:abstractNumId w:val="40"/>
+    <w:abstractNumId w:val="43"/>
   </w:num>
   <w:num w:numId="2" w16cid:durableId="368606771">
     <w:abstractNumId w:val="19"/>
@@ -7659,16 +8675,16 @@
     <w:abstractNumId w:val="14"/>
   </w:num>
   <w:num w:numId="6" w16cid:durableId="2131389973">
-    <w:abstractNumId w:val="33"/>
+    <w:abstractNumId w:val="36"/>
   </w:num>
   <w:num w:numId="7" w16cid:durableId="928738859">
-    <w:abstractNumId w:val="24"/>
+    <w:abstractNumId w:val="25"/>
   </w:num>
   <w:num w:numId="8" w16cid:durableId="956788988">
-    <w:abstractNumId w:val="30"/>
+    <w:abstractNumId w:val="32"/>
   </w:num>
   <w:num w:numId="9" w16cid:durableId="1670062955">
-    <w:abstractNumId w:val="39"/>
+    <w:abstractNumId w:val="42"/>
   </w:num>
   <w:num w:numId="10" w16cid:durableId="1356928992">
     <w:abstractNumId w:val="18"/>
@@ -7677,10 +8693,10 @@
     <w:abstractNumId w:val="7"/>
   </w:num>
   <w:num w:numId="12" w16cid:durableId="2079208632">
-    <w:abstractNumId w:val="23"/>
+    <w:abstractNumId w:val="24"/>
   </w:num>
   <w:num w:numId="13" w16cid:durableId="1018048507">
-    <w:abstractNumId w:val="35"/>
+    <w:abstractNumId w:val="38"/>
   </w:num>
   <w:num w:numId="14" w16cid:durableId="219682536">
     <w:abstractNumId w:val="2"/>
@@ -7692,25 +8708,25 @@
     <w:abstractNumId w:val="12"/>
   </w:num>
   <w:num w:numId="17" w16cid:durableId="1370299031">
-    <w:abstractNumId w:val="26"/>
+    <w:abstractNumId w:val="28"/>
   </w:num>
   <w:num w:numId="18" w16cid:durableId="184101460">
     <w:abstractNumId w:val="11"/>
   </w:num>
   <w:num w:numId="19" w16cid:durableId="783814205">
-    <w:abstractNumId w:val="38"/>
+    <w:abstractNumId w:val="41"/>
   </w:num>
   <w:num w:numId="20" w16cid:durableId="1393623549">
     <w:abstractNumId w:val="21"/>
   </w:num>
   <w:num w:numId="21" w16cid:durableId="1697972432">
-    <w:abstractNumId w:val="34"/>
+    <w:abstractNumId w:val="37"/>
   </w:num>
   <w:num w:numId="22" w16cid:durableId="2066761128">
-    <w:abstractNumId w:val="42"/>
+    <w:abstractNumId w:val="46"/>
   </w:num>
   <w:num w:numId="23" w16cid:durableId="1086003329">
-    <w:abstractNumId w:val="22"/>
+    <w:abstractNumId w:val="23"/>
   </w:num>
   <w:num w:numId="24" w16cid:durableId="119882169">
     <w:abstractNumId w:val="4"/>
@@ -7719,13 +8735,13 @@
     <w:abstractNumId w:val="10"/>
   </w:num>
   <w:num w:numId="26" w16cid:durableId="141434033">
-    <w:abstractNumId w:val="41"/>
+    <w:abstractNumId w:val="45"/>
   </w:num>
   <w:num w:numId="27" w16cid:durableId="1005204898">
-    <w:abstractNumId w:val="25"/>
+    <w:abstractNumId w:val="26"/>
   </w:num>
   <w:num w:numId="28" w16cid:durableId="228224547">
-    <w:abstractNumId w:val="44"/>
+    <w:abstractNumId w:val="48"/>
   </w:num>
   <w:num w:numId="29" w16cid:durableId="711732855">
     <w:abstractNumId w:val="17"/>
@@ -7734,7 +8750,7 @@
     <w:abstractNumId w:val="6"/>
   </w:num>
   <w:num w:numId="31" w16cid:durableId="1787889385">
-    <w:abstractNumId w:val="28"/>
+    <w:abstractNumId w:val="30"/>
   </w:num>
   <w:num w:numId="32" w16cid:durableId="44767781">
     <w:abstractNumId w:val="15"/>
@@ -7743,31 +8759,31 @@
     <w:abstractNumId w:val="16"/>
   </w:num>
   <w:num w:numId="34" w16cid:durableId="1568766002">
-    <w:abstractNumId w:val="31"/>
+    <w:abstractNumId w:val="33"/>
   </w:num>
   <w:num w:numId="35" w16cid:durableId="2052882326">
-    <w:abstractNumId w:val="32"/>
+    <w:abstractNumId w:val="35"/>
   </w:num>
   <w:num w:numId="36" w16cid:durableId="1200825924">
-    <w:abstractNumId w:val="36"/>
+    <w:abstractNumId w:val="39"/>
   </w:num>
   <w:num w:numId="37" w16cid:durableId="17659554">
     <w:abstractNumId w:val="0"/>
   </w:num>
   <w:num w:numId="38" w16cid:durableId="260726289">
-    <w:abstractNumId w:val="43"/>
+    <w:abstractNumId w:val="47"/>
   </w:num>
   <w:num w:numId="39" w16cid:durableId="449476724">
-    <w:abstractNumId w:val="29"/>
+    <w:abstractNumId w:val="31"/>
   </w:num>
   <w:num w:numId="40" w16cid:durableId="1945183789">
     <w:abstractNumId w:val="5"/>
   </w:num>
   <w:num w:numId="41" w16cid:durableId="1561667131">
-    <w:abstractNumId w:val="27"/>
+    <w:abstractNumId w:val="29"/>
   </w:num>
   <w:num w:numId="42" w16cid:durableId="1928034001">
-    <w:abstractNumId w:val="37"/>
+    <w:abstractNumId w:val="40"/>
   </w:num>
   <w:num w:numId="43" w16cid:durableId="1376468618">
     <w:abstractNumId w:val="1"/>
@@ -7777,6 +8793,18 @@
   </w:num>
   <w:num w:numId="45" w16cid:durableId="1078943948">
     <w:abstractNumId w:val="20"/>
+  </w:num>
+  <w:num w:numId="46" w16cid:durableId="409159062">
+    <w:abstractNumId w:val="27"/>
+  </w:num>
+  <w:num w:numId="47" w16cid:durableId="1749696241">
+    <w:abstractNumId w:val="44"/>
+  </w:num>
+  <w:num w:numId="48" w16cid:durableId="2072196164">
+    <w:abstractNumId w:val="34"/>
+  </w:num>
+  <w:num w:numId="49" w16cid:durableId="828905621">
+    <w:abstractNumId w:val="22"/>
   </w:num>
 </w:numbering>
 </file>
